--- a/docs/Review_2_Report.docx
+++ b/docs/Review_2_Report.docx
@@ -4,425 +4,483 @@
   <w:body>
     <w:p>
       <w:pPr>
-        <w:jc w:val="left"/>
+        <w:spacing w:before="0" w:after="40" w:line="276" w:lineRule="auto"/>
+        <w:jc w:val="right"/>
       </w:pPr>
       <w:r>
         <w:rPr>
-          <w:rFonts w:ascii="Segoe UI" w:hAnsi="Segoe UI"/>
+          <w:rFonts w:ascii="Times New Roman" w:hAnsi="Times New Roman"/>
           <w:b/>
-          <w:color w:val="4F46E5"/>
+          <w:color w:val="000000"/>
           <w:sz w:val="19"/>
         </w:rPr>
-        <w:t>VELLORE INSTITUTE OF TECHNOLOGY • SCOPE • ACADEMIC YEAR 2026–2027</w:t>
+        <w:t>VELLORE INSTITUTE OF TECHNOLOGY</w:t>
         <w:br/>
-        <w:t>REVIEW 2 DELIVERABLES</w:t>
+      </w:r>
+      <w:r>
+        <w:rPr>
+          <w:rFonts w:ascii="Times New Roman" w:hAnsi="Times New Roman"/>
+          <w:color w:val="323232"/>
+          <w:sz w:val="17"/>
+        </w:rPr>
+        <w:t>School of Computer Science and Engineering (SCOPE)</w:t>
+        <w:br/>
+      </w:r>
+      <w:r>
+        <w:rPr>
+          <w:rFonts w:ascii="Times New Roman" w:hAnsi="Times New Roman"/>
+          <w:color w:val="505050"/>
+          <w:sz w:val="16"/>
+        </w:rPr>
+        <w:t>Course: BCSE408L — Cloud Computing and Full Stack Application Development</w:t>
+      </w:r>
+    </w:p>
+    <w:p>
+      <w:pPr>
+        <w:spacing w:before="2400" w:after="0"/>
+      </w:pPr>
+    </w:p>
+    <w:p>
+      <w:pPr>
+        <w:spacing w:after="80"/>
+        <w:jc w:val="center"/>
+      </w:pPr>
+      <w:r>
+        <w:rPr>
+          <w:rFonts w:ascii="Arial" w:hAnsi="Arial"/>
+          <w:b/>
+          <w:color w:val="000000"/>
+          <w:sz w:val="72"/>
+        </w:rPr>
+        <w:t>CreatorOps</w:t>
+      </w:r>
+    </w:p>
+    <w:p>
+      <w:pPr>
+        <w:spacing w:after="1600"/>
+        <w:jc w:val="center"/>
+      </w:pPr>
+      <w:r>
+        <w:rPr>
+          <w:rFonts w:ascii="Arial" w:hAnsi="Arial"/>
+          <w:color w:val="282828"/>
+          <w:sz w:val="32"/>
+        </w:rPr>
+        <w:t>A Cloud-Native Marketing SaaS Application</w:t>
+        <w:br/>
+        <w:t>PROJECT REPORT (REVIEW 2 DELIVERABLES)</w:t>
+      </w:r>
+    </w:p>
+    <w:p>
+      <w:pPr>
+        <w:spacing w:after="80"/>
+        <w:jc w:val="center"/>
+      </w:pPr>
+      <w:r>
+        <w:rPr>
+          <w:rFonts w:ascii="Times New Roman" w:hAnsi="Times New Roman"/>
+          <w:color w:val="3C3C3C"/>
+          <w:sz w:val="20"/>
+        </w:rPr>
+        <w:t>By</w:t>
       </w:r>
     </w:p>
     <w:p>
       <w:pPr>
         <w:spacing w:after="40"/>
+        <w:jc w:val="center"/>
       </w:pPr>
       <w:r>
         <w:rPr>
-          <w:rFonts w:ascii="Segoe UI" w:hAnsi="Segoe UI"/>
+          <w:rFonts w:ascii="Times New Roman" w:hAnsi="Times New Roman"/>
           <w:b/>
-          <w:color w:val="1E293B"/>
-          <w:sz w:val="44"/>
+          <w:i/>
+          <w:color w:val="000000"/>
+          <w:sz w:val="26"/>
         </w:rPr>
-        <w:t>CreatorOps: Cloud-Native Content Operations Platform</w:t>
+        <w:t>Thota Tejomayee Kathyayani</w:t>
       </w:r>
     </w:p>
     <w:p>
       <w:pPr>
-        <w:spacing w:after="240"/>
+        <w:spacing w:after="720"/>
+        <w:jc w:val="center"/>
       </w:pPr>
       <w:r>
         <w:rPr>
-          <w:rFonts w:ascii="Segoe UI" w:hAnsi="Segoe UI"/>
-          <w:color w:val="475569"/>
+          <w:rFonts w:ascii="Times New Roman" w:hAnsi="Times New Roman"/>
+          <w:b/>
+          <w:color w:val="000000"/>
           <w:sz w:val="22"/>
         </w:rPr>
-        <w:t>Review 2 Deliverable Report: System Architecture, Cloud Architecture, Database Design (3NF), ER Diagram, Module Design, API Design, Authentication, Core Modules, GitHub Repository, &amp; Initial Cloud Deployment</w:t>
-      </w:r>
-    </w:p>
-    <w:tbl>
-      <w:tblPr>
-        <w:tblW w:type="auto" w:w="0"/>
-        <w:jc w:val="center"/>
-        <w:tblLayout w:type="fixed"/>
-        <w:tblLook w:firstColumn="1" w:firstRow="1" w:lastColumn="0" w:lastRow="0" w:noHBand="0" w:noVBand="1" w:val="04A0"/>
-      </w:tblPr>
-      <w:tblGrid>
-        <w:gridCol w:w="3120"/>
-        <w:gridCol w:w="3120"/>
-        <w:gridCol w:w="3120"/>
-      </w:tblGrid>
-      <w:tr>
-        <w:tc>
-          <w:tcPr>
-            <w:tcW w:type="dxa" w:w="3168"/>
-            <w:shd w:fill="F8FAFC"/>
-            <w:tcMar>
-              <w:top w:w="100" w:type="dxa"/>
-              <w:bottom w:w="100" w:type="dxa"/>
-              <w:left w:w="140" w:type="dxa"/>
-              <w:right w:w="140" w:type="dxa"/>
-            </w:tcMar>
-            <w:tcBorders>
-              <w:top w:val="single" w:sz="4" w:space="0" w:color="E2E8F0"/>
-              <w:left w:val="single" w:sz="4" w:space="0" w:color="E2E8F0"/>
-              <w:bottom w:val="single" w:sz="4" w:space="0" w:color="E2E8F0"/>
-              <w:right w:val="single" w:sz="4" w:space="0" w:color="E2E8F0"/>
-            </w:tcBorders>
-          </w:tcPr>
-          <w:p>
-            <w:pPr>
-              <w:spacing w:after="40"/>
-            </w:pPr>
-            <w:r>
-              <w:rPr>
-                <w:rFonts w:ascii="Segoe UI" w:hAnsi="Segoe UI"/>
-                <w:b/>
-                <w:color w:val="64748B"/>
-                <w:sz w:val="16"/>
-              </w:rPr>
-              <w:t>Course Code &amp; Title</w:t>
-              <w:br/>
-            </w:r>
-            <w:r>
-              <w:rPr>
-                <w:rFonts w:ascii="Segoe UI" w:hAnsi="Segoe UI"/>
-                <w:b/>
-                <w:color w:val="0F172A"/>
-                <w:sz w:val="18"/>
-              </w:rPr>
-              <w:t>BCSE408L — Cloud Computing &amp; Full Stack App Dev</w:t>
-            </w:r>
-          </w:p>
-        </w:tc>
-        <w:tc>
-          <w:tcPr>
-            <w:tcW w:type="dxa" w:w="3168"/>
-            <w:shd w:fill="F8FAFC"/>
-            <w:tcMar>
-              <w:top w:w="100" w:type="dxa"/>
-              <w:bottom w:w="100" w:type="dxa"/>
-              <w:left w:w="140" w:type="dxa"/>
-              <w:right w:w="140" w:type="dxa"/>
-            </w:tcMar>
-            <w:tcBorders>
-              <w:top w:val="single" w:sz="4" w:space="0" w:color="E2E8F0"/>
-              <w:left w:val="single" w:sz="4" w:space="0" w:color="E2E8F0"/>
-              <w:bottom w:val="single" w:sz="4" w:space="0" w:color="E2E8F0"/>
-              <w:right w:val="single" w:sz="4" w:space="0" w:color="E2E8F0"/>
-            </w:tcBorders>
-          </w:tcPr>
-          <w:p>
-            <w:pPr>
-              <w:spacing w:after="40"/>
-            </w:pPr>
-            <w:r>
-              <w:rPr>
-                <w:rFonts w:ascii="Segoe UI" w:hAnsi="Segoe UI"/>
-                <w:b/>
-                <w:color w:val="64748B"/>
-                <w:sz w:val="16"/>
-              </w:rPr>
-              <w:t>Candidate Name</w:t>
-              <w:br/>
-            </w:r>
-            <w:r>
-              <w:rPr>
-                <w:rFonts w:ascii="Segoe UI" w:hAnsi="Segoe UI"/>
-                <w:b/>
-                <w:color w:val="0F172A"/>
-                <w:sz w:val="18"/>
-              </w:rPr>
-              <w:t>Kathyayani T T</w:t>
-            </w:r>
-          </w:p>
-        </w:tc>
-        <w:tc>
-          <w:tcPr>
-            <w:tcW w:type="dxa" w:w="3024"/>
-            <w:shd w:fill="F8FAFC"/>
-            <w:tcMar>
-              <w:top w:w="100" w:type="dxa"/>
-              <w:bottom w:w="100" w:type="dxa"/>
-              <w:left w:w="140" w:type="dxa"/>
-              <w:right w:w="140" w:type="dxa"/>
-            </w:tcMar>
-            <w:tcBorders>
-              <w:top w:val="single" w:sz="4" w:space="0" w:color="E2E8F0"/>
-              <w:left w:val="single" w:sz="4" w:space="0" w:color="E2E8F0"/>
-              <w:bottom w:val="single" w:sz="4" w:space="0" w:color="E2E8F0"/>
-              <w:right w:val="single" w:sz="4" w:space="0" w:color="E2E8F0"/>
-            </w:tcBorders>
-          </w:tcPr>
-          <w:p>
-            <w:pPr>
-              <w:spacing w:after="40"/>
-            </w:pPr>
-            <w:r>
-              <w:rPr>
-                <w:rFonts w:ascii="Segoe UI" w:hAnsi="Segoe UI"/>
-                <w:b/>
-                <w:color w:val="64748B"/>
-                <w:sz w:val="16"/>
-              </w:rPr>
-              <w:t>Project Title</w:t>
-              <w:br/>
-            </w:r>
-            <w:r>
-              <w:rPr>
-                <w:rFonts w:ascii="Segoe UI" w:hAnsi="Segoe UI"/>
-                <w:b/>
-                <w:color w:val="0F172A"/>
-                <w:sz w:val="18"/>
-              </w:rPr>
-              <w:t>Project 12: CreatorOps (Marketing SaaS)</w:t>
-            </w:r>
-          </w:p>
-        </w:tc>
-      </w:tr>
-      <w:tr>
-        <w:tc>
-          <w:tcPr>
-            <w:tcW w:type="dxa" w:w="3168"/>
-            <w:shd w:fill="F8FAFC"/>
-            <w:tcMar>
-              <w:top w:w="100" w:type="dxa"/>
-              <w:bottom w:w="100" w:type="dxa"/>
-              <w:left w:w="140" w:type="dxa"/>
-              <w:right w:w="140" w:type="dxa"/>
-            </w:tcMar>
-            <w:tcBorders>
-              <w:top w:val="single" w:sz="4" w:space="0" w:color="E2E8F0"/>
-              <w:left w:val="single" w:sz="4" w:space="0" w:color="E2E8F0"/>
-              <w:bottom w:val="single" w:sz="4" w:space="0" w:color="E2E8F0"/>
-              <w:right w:val="single" w:sz="4" w:space="0" w:color="E2E8F0"/>
-            </w:tcBorders>
-          </w:tcPr>
-          <w:p>
-            <w:pPr>
-              <w:spacing w:after="40"/>
-            </w:pPr>
-            <w:r>
-              <w:rPr>
-                <w:rFonts w:ascii="Segoe UI" w:hAnsi="Segoe UI"/>
-                <w:b/>
-                <w:color w:val="64748B"/>
-                <w:sz w:val="16"/>
-              </w:rPr>
-              <w:t>Live Deployment URL</w:t>
-              <w:br/>
-            </w:r>
-            <w:r>
-              <w:rPr>
-                <w:rFonts w:ascii="Segoe UI" w:hAnsi="Segoe UI"/>
-                <w:b/>
-                <w:color w:val="0F172A"/>
-                <w:sz w:val="18"/>
-              </w:rPr>
-              <w:t>https://creatorops-rho.vercel.app</w:t>
-            </w:r>
-          </w:p>
-        </w:tc>
-        <w:tc>
-          <w:tcPr>
-            <w:tcW w:type="dxa" w:w="3168"/>
-            <w:shd w:fill="F8FAFC"/>
-            <w:tcMar>
-              <w:top w:w="100" w:type="dxa"/>
-              <w:bottom w:w="100" w:type="dxa"/>
-              <w:left w:w="140" w:type="dxa"/>
-              <w:right w:w="140" w:type="dxa"/>
-            </w:tcMar>
-            <w:tcBorders>
-              <w:top w:val="single" w:sz="4" w:space="0" w:color="E2E8F0"/>
-              <w:left w:val="single" w:sz="4" w:space="0" w:color="E2E8F0"/>
-              <w:bottom w:val="single" w:sz="4" w:space="0" w:color="E2E8F0"/>
-              <w:right w:val="single" w:sz="4" w:space="0" w:color="E2E8F0"/>
-            </w:tcBorders>
-          </w:tcPr>
-          <w:p>
-            <w:pPr>
-              <w:spacing w:after="40"/>
-            </w:pPr>
-            <w:r>
-              <w:rPr>
-                <w:rFonts w:ascii="Segoe UI" w:hAnsi="Segoe UI"/>
-                <w:b/>
-                <w:color w:val="64748B"/>
-                <w:sz w:val="16"/>
-              </w:rPr>
-              <w:t>GitHub Repository</w:t>
-              <w:br/>
-            </w:r>
-            <w:r>
-              <w:rPr>
-                <w:rFonts w:ascii="Segoe UI" w:hAnsi="Segoe UI"/>
-                <w:b/>
-                <w:color w:val="0F172A"/>
-                <w:sz w:val="18"/>
-              </w:rPr>
-              <w:t>https://github.com/ttkathyayani/CreatorOps</w:t>
-            </w:r>
-          </w:p>
-        </w:tc>
-        <w:tc>
-          <w:tcPr>
-            <w:tcW w:type="dxa" w:w="3024"/>
-            <w:shd w:fill="F8FAFC"/>
-            <w:tcMar>
-              <w:top w:w="100" w:type="dxa"/>
-              <w:bottom w:w="100" w:type="dxa"/>
-              <w:left w:w="140" w:type="dxa"/>
-              <w:right w:w="140" w:type="dxa"/>
-            </w:tcMar>
-            <w:tcBorders>
-              <w:top w:val="single" w:sz="4" w:space="0" w:color="E2E8F0"/>
-              <w:left w:val="single" w:sz="4" w:space="0" w:color="E2E8F0"/>
-              <w:bottom w:val="single" w:sz="4" w:space="0" w:color="E2E8F0"/>
-              <w:right w:val="single" w:sz="4" w:space="0" w:color="E2E8F0"/>
-            </w:tcBorders>
-          </w:tcPr>
-          <w:p>
-            <w:pPr>
-              <w:spacing w:after="40"/>
-            </w:pPr>
-            <w:r>
-              <w:rPr>
-                <w:rFonts w:ascii="Segoe UI" w:hAnsi="Segoe UI"/>
-                <w:b/>
-                <w:color w:val="64748B"/>
-                <w:sz w:val="16"/>
-              </w:rPr>
-              <w:t>Evaluation Review</w:t>
-              <w:br/>
-            </w:r>
-            <w:r>
-              <w:rPr>
-                <w:rFonts w:ascii="Segoe UI" w:hAnsi="Segoe UI"/>
-                <w:b/>
-                <w:color w:val="0F172A"/>
-                <w:sz w:val="18"/>
-              </w:rPr>
-              <w:t>Review 2 Deliverables</w:t>
-            </w:r>
-          </w:p>
-        </w:tc>
-      </w:tr>
-    </w:tbl>
-    <w:p>
-      <w:pPr>
-        <w:spacing w:after="240"/>
-      </w:pPr>
-    </w:p>
-    <w:p>
-      <w:pPr>
-        <w:keepNext/>
-        <w:spacing w:before="320" w:after="120"/>
-      </w:pPr>
-      <w:r>
-        <w:rPr>
-          <w:rFonts w:ascii="Segoe UI" w:hAnsi="Segoe UI"/>
-          <w:b/>
-          <w:color w:val="1E3A8A"/>
-          <w:sz w:val="28"/>
-        </w:rPr>
-        <w:t>1. System Architecture</w:t>
+        <w:t>ID: 24BCE1201</w:t>
       </w:r>
     </w:p>
     <w:p>
       <w:pPr>
-        <w:spacing w:after="100" w:line="276" w:lineRule="auto"/>
+        <w:spacing w:after="80"/>
+        <w:jc w:val="center"/>
       </w:pPr>
       <w:r>
         <w:rPr>
-          <w:rFonts w:ascii="Segoe UI" w:hAnsi="Segoe UI"/>
-          <w:color w:val="334155"/>
-          <w:sz w:val="19"/>
+          <w:rFonts w:ascii="Times New Roman" w:hAnsi="Times New Roman"/>
+          <w:color w:val="3C3C3C"/>
+          <w:sz w:val="20"/>
         </w:rPr>
-        <w:t>CreatorOps is architected as a high-performance 3-Tier Cloud-Native Web Application designed for horizontal scalability, tenant isolation, and low-latency interaction:</w:t>
+        <w:t>with the Guidance of</w:t>
       </w:r>
     </w:p>
     <w:p>
       <w:pPr>
-        <w:spacing w:after="100" w:line="276" w:lineRule="auto"/>
+        <w:spacing w:after="2000"/>
+        <w:jc w:val="center"/>
       </w:pPr>
       <w:r>
         <w:rPr>
-          <w:rFonts w:ascii="Segoe UI" w:hAnsi="Segoe UI"/>
+          <w:rFonts w:ascii="Times New Roman" w:hAnsi="Times New Roman"/>
           <w:b/>
-          <w:color w:val="1E293B"/>
-          <w:sz w:val="19"/>
+          <w:color w:val="000000"/>
+          <w:sz w:val="26"/>
         </w:rPr>
-        <w:t xml:space="preserve">• </w:t>
-      </w:r>
-      <w:r>
-        <w:rPr>
-          <w:rFonts w:ascii="Segoe UI" w:hAnsi="Segoe UI"/>
-          <w:color w:val="334155"/>
-          <w:sz w:val="19"/>
-        </w:rPr>
-        <w:t>Presentation Tier: Responsive server-rendered HTML5 templates, Tailwind CSS design tokens, Vanilla JavaScript micro-interactions, and REST API client consumers.</w:t>
+        <w:t>Professor Dr. Dinakaran M</w:t>
       </w:r>
     </w:p>
     <w:p>
       <w:pPr>
-        <w:spacing w:after="100" w:line="276" w:lineRule="auto"/>
+        <w:spacing w:after="0" w:line="276" w:lineRule="auto"/>
+        <w:jc w:val="right"/>
       </w:pPr>
       <w:r>
         <w:rPr>
-          <w:rFonts w:ascii="Segoe UI" w:hAnsi="Segoe UI"/>
+          <w:rFonts w:ascii="Times New Roman" w:hAnsi="Times New Roman"/>
           <w:b/>
-          <w:color w:val="1E293B"/>
-          <w:sz w:val="19"/>
+          <w:sz w:val="15"/>
         </w:rPr>
-        <w:t xml:space="preserve">• </w:t>
+        <w:t xml:space="preserve">Live Public URL: </w:t>
       </w:r>
       <w:r>
         <w:rPr>
-          <w:rFonts w:ascii="Segoe UI" w:hAnsi="Segoe UI"/>
-          <w:color w:val="334155"/>
-          <w:sz w:val="19"/>
+          <w:rFonts w:ascii="Times New Roman" w:hAnsi="Times New Roman"/>
+          <w:sz w:val="15"/>
         </w:rPr>
-        <w:t>Application Tier: Python 3.12 / Django 6.1 LTS with Django REST Framework, state machine engines, automated script analyzers, and Direct Social Publishing micro-services.</w:t>
+        <w:t>https://creatorops-rho.vercel.app</w:t>
+        <w:br/>
+      </w:r>
+      <w:r>
+        <w:rPr>
+          <w:rFonts w:ascii="Times New Roman" w:hAnsi="Times New Roman"/>
+          <w:b/>
+          <w:sz w:val="15"/>
+        </w:rPr>
+        <w:t xml:space="preserve">GitHub Repository: </w:t>
+      </w:r>
+      <w:r>
+        <w:rPr>
+          <w:rFonts w:ascii="Times New Roman" w:hAnsi="Times New Roman"/>
+          <w:sz w:val="15"/>
+        </w:rPr>
+        <w:t>https://github.com/ttkathyayani/CreatorOps</w:t>
+        <w:br/>
+      </w:r>
+      <w:r>
+        <w:rPr>
+          <w:rFonts w:ascii="Times New Roman" w:hAnsi="Times New Roman"/>
+          <w:b/>
+          <w:sz w:val="15"/>
+        </w:rPr>
+        <w:t xml:space="preserve">Tech Stack: </w:t>
+      </w:r>
+      <w:r>
+        <w:rPr>
+          <w:rFonts w:ascii="Times New Roman" w:hAnsi="Times New Roman"/>
+          <w:sz w:val="15"/>
+        </w:rPr>
+        <w:t>Python 3.12, Django 6.1 LTS, DRF 3.18, PostgreSQL, Vercel Serverless Edge</w:t>
       </w:r>
     </w:p>
     <w:p>
-      <w:pPr>
-        <w:spacing w:after="100" w:line="276" w:lineRule="auto"/>
-      </w:pPr>
       <w:r>
-        <w:rPr>
-          <w:rFonts w:ascii="Segoe UI" w:hAnsi="Segoe UI"/>
-          <w:b/>
-          <w:color w:val="1E293B"/>
-          <w:sz w:val="19"/>
-        </w:rPr>
-        <w:t xml:space="preserve">• </w:t>
-      </w:r>
-      <w:r>
-        <w:rPr>
-          <w:rFonts w:ascii="Segoe UI" w:hAnsi="Segoe UI"/>
-          <w:color w:val="334155"/>
-          <w:sz w:val="19"/>
-        </w:rPr>
-        <w:t>Data Tier: Relational PostgreSQL database in 3NF schema, WhiteNoise compressed static assets, and cloud object storage for media files.</w:t>
+        <w:br w:type="page"/>
       </w:r>
     </w:p>
     <w:p>
       <w:pPr>
         <w:keepNext/>
-        <w:spacing w:before="160" w:after="60"/>
+        <w:spacing w:before="360" w:after="160"/>
+      </w:pPr>
+      <w:r>
+        <w:rPr>
+          <w:rFonts w:ascii="Arial" w:hAnsi="Arial"/>
+          <w:b/>
+          <w:color w:val="000000"/>
+          <w:sz w:val="36"/>
+        </w:rPr>
+        <w:t>TABLE OF CONTENTS</w:t>
+      </w:r>
+    </w:p>
+    <w:p>
+      <w:pPr>
+        <w:spacing w:after="80"/>
+      </w:pPr>
+      <w:r>
+        <w:rPr>
+          <w:rFonts w:ascii="Arial" w:hAnsi="Arial"/>
+          <w:b/>
+          <w:sz w:val="22"/>
+        </w:rPr>
+        <w:t>SYSTEM ARCHITECTURE</w:t>
+      </w:r>
+      <w:r>
+        <w:rPr>
+          <w:rFonts w:ascii="Times New Roman" w:hAnsi="Times New Roman"/>
+          <w:sz w:val="22"/>
+        </w:rPr>
+        <w:t xml:space="preserve">  ......................................................................................................  2</w:t>
+      </w:r>
+    </w:p>
+    <w:p>
+      <w:pPr>
+        <w:spacing w:after="80"/>
+      </w:pPr>
+      <w:r>
+        <w:rPr>
+          <w:rFonts w:ascii="Arial" w:hAnsi="Arial"/>
+          <w:b/>
+          <w:sz w:val="22"/>
+        </w:rPr>
+        <w:t>CLOUD ARCHITECTURE</w:t>
+      </w:r>
+      <w:r>
+        <w:rPr>
+          <w:rFonts w:ascii="Times New Roman" w:hAnsi="Times New Roman"/>
+          <w:sz w:val="22"/>
+        </w:rPr>
+        <w:t xml:space="preserve">  ......................................................................................................  3</w:t>
+      </w:r>
+    </w:p>
+    <w:p>
+      <w:pPr>
+        <w:spacing w:after="80"/>
+      </w:pPr>
+      <w:r>
+        <w:rPr>
+          <w:rFonts w:ascii="Arial" w:hAnsi="Arial"/>
+          <w:b/>
+          <w:sz w:val="22"/>
+        </w:rPr>
+        <w:t>DATABASE DESIGN</w:t>
+      </w:r>
+      <w:r>
+        <w:rPr>
+          <w:rFonts w:ascii="Times New Roman" w:hAnsi="Times New Roman"/>
+          <w:sz w:val="22"/>
+        </w:rPr>
+        <w:t xml:space="preserve">  ......................................................................................................  4</w:t>
+      </w:r>
+    </w:p>
+    <w:p>
+      <w:pPr>
+        <w:spacing w:after="80"/>
+      </w:pPr>
+      <w:r>
+        <w:rPr>
+          <w:rFonts w:ascii="Arial" w:hAnsi="Arial"/>
+          <w:b/>
+          <w:sz w:val="22"/>
+        </w:rPr>
+        <w:t>ER DIAGRAM</w:t>
+      </w:r>
+      <w:r>
+        <w:rPr>
+          <w:rFonts w:ascii="Times New Roman" w:hAnsi="Times New Roman"/>
+          <w:sz w:val="22"/>
+        </w:rPr>
+        <w:t xml:space="preserve">  ......................................................................................................  5</w:t>
+      </w:r>
+    </w:p>
+    <w:p>
+      <w:pPr>
+        <w:spacing w:after="80"/>
+      </w:pPr>
+      <w:r>
+        <w:rPr>
+          <w:rFonts w:ascii="Arial" w:hAnsi="Arial"/>
+          <w:b/>
+          <w:sz w:val="22"/>
+        </w:rPr>
+        <w:t>MODULE DESIGN</w:t>
+      </w:r>
+      <w:r>
+        <w:rPr>
+          <w:rFonts w:ascii="Times New Roman" w:hAnsi="Times New Roman"/>
+          <w:sz w:val="22"/>
+        </w:rPr>
+        <w:t xml:space="preserve">  ......................................................................................................  6</w:t>
+      </w:r>
+    </w:p>
+    <w:p>
+      <w:pPr>
+        <w:spacing w:after="80"/>
+      </w:pPr>
+      <w:r>
+        <w:rPr>
+          <w:rFonts w:ascii="Arial" w:hAnsi="Arial"/>
+          <w:b/>
+          <w:sz w:val="22"/>
+        </w:rPr>
+        <w:t>API DESIGN</w:t>
+      </w:r>
+      <w:r>
+        <w:rPr>
+          <w:rFonts w:ascii="Times New Roman" w:hAnsi="Times New Roman"/>
+          <w:sz w:val="22"/>
+        </w:rPr>
+        <w:t xml:space="preserve">  ......................................................................................................  7</w:t>
+      </w:r>
+    </w:p>
+    <w:p>
+      <w:pPr>
+        <w:spacing w:after="80"/>
+      </w:pPr>
+      <w:r>
+        <w:rPr>
+          <w:rFonts w:ascii="Arial" w:hAnsi="Arial"/>
+          <w:b/>
+          <w:sz w:val="22"/>
+        </w:rPr>
+        <w:t>AUTHENTICATION</w:t>
+      </w:r>
+      <w:r>
+        <w:rPr>
+          <w:rFonts w:ascii="Times New Roman" w:hAnsi="Times New Roman"/>
+          <w:sz w:val="22"/>
+        </w:rPr>
+        <w:t xml:space="preserve">  ......................................................................................................  7</w:t>
+      </w:r>
+    </w:p>
+    <w:p>
+      <w:pPr>
+        <w:spacing w:after="80"/>
+      </w:pPr>
+      <w:r>
+        <w:rPr>
+          <w:rFonts w:ascii="Arial" w:hAnsi="Arial"/>
+          <w:b/>
+          <w:sz w:val="22"/>
+        </w:rPr>
+        <w:t>CORE MODULES</w:t>
+      </w:r>
+      <w:r>
+        <w:rPr>
+          <w:rFonts w:ascii="Times New Roman" w:hAnsi="Times New Roman"/>
+          <w:sz w:val="22"/>
+        </w:rPr>
+        <w:t xml:space="preserve">  ......................................................................................................  8</w:t>
+      </w:r>
+    </w:p>
+    <w:p>
+      <w:pPr>
+        <w:spacing w:after="80"/>
+      </w:pPr>
+      <w:r>
+        <w:rPr>
+          <w:rFonts w:ascii="Arial" w:hAnsi="Arial"/>
+          <w:b/>
+          <w:sz w:val="22"/>
+        </w:rPr>
+        <w:t>GITHUB REPOSITORY</w:t>
+      </w:r>
+      <w:r>
+        <w:rPr>
+          <w:rFonts w:ascii="Times New Roman" w:hAnsi="Times New Roman"/>
+          <w:sz w:val="22"/>
+        </w:rPr>
+        <w:t xml:space="preserve">  ......................................................................................................  9</w:t>
+      </w:r>
+    </w:p>
+    <w:p>
+      <w:pPr>
+        <w:spacing w:after="80"/>
+      </w:pPr>
+      <w:r>
+        <w:rPr>
+          <w:rFonts w:ascii="Arial" w:hAnsi="Arial"/>
+          <w:b/>
+          <w:sz w:val="22"/>
+        </w:rPr>
+        <w:t>INITIAL CLOUD DEPLOYMENT</w:t>
+      </w:r>
+      <w:r>
+        <w:rPr>
+          <w:rFonts w:ascii="Times New Roman" w:hAnsi="Times New Roman"/>
+          <w:sz w:val="22"/>
+        </w:rPr>
+        <w:t xml:space="preserve">  ......................................................................................................  9</w:t>
+      </w:r>
+    </w:p>
+    <w:p>
+      <w:pPr>
+        <w:spacing w:after="80"/>
+      </w:pPr>
+      <w:r>
+        <w:rPr>
+          <w:rFonts w:ascii="Arial" w:hAnsi="Arial"/>
+          <w:b/>
+          <w:sz w:val="22"/>
+        </w:rPr>
+        <w:t>REFERENCES</w:t>
+      </w:r>
+      <w:r>
+        <w:rPr>
+          <w:rFonts w:ascii="Times New Roman" w:hAnsi="Times New Roman"/>
+          <w:sz w:val="22"/>
+        </w:rPr>
+        <w:t xml:space="preserve">  ......................................................................................................  10</w:t>
+      </w:r>
+    </w:p>
+    <w:p>
+      <w:r>
+        <w:br w:type="page"/>
+      </w:r>
+    </w:p>
+    <w:p>
+      <w:pPr>
+        <w:keepNext/>
+        <w:spacing w:before="360" w:after="160"/>
+      </w:pPr>
+      <w:r>
+        <w:rPr>
+          <w:rFonts w:ascii="Arial" w:hAnsi="Arial"/>
+          <w:b/>
+          <w:color w:val="000000"/>
+          <w:sz w:val="36"/>
+        </w:rPr>
+        <w:t>SYSTEM ARCHITECTURE</w:t>
+      </w:r>
+    </w:p>
+    <w:p>
+      <w:pPr>
+        <w:spacing w:after="120" w:line="276" w:lineRule="auto"/>
+      </w:pPr>
+      <w:r>
+        <w:rPr>
+          <w:rFonts w:ascii="Times New Roman" w:hAnsi="Times New Roman"/>
+          <w:color w:val="000000"/>
+          <w:sz w:val="26"/>
+        </w:rPr>
+        <w:t>CreatorOps uses a standard three-tier cloud-native architecture:</w:t>
+      </w:r>
+    </w:p>
+    <w:p>
+      <w:pPr>
+        <w:keepNext/>
+        <w:spacing w:before="160" w:after="80"/>
         <w:jc w:val="center"/>
       </w:pPr>
       <w:r>
         <w:drawing>
           <wp:inline xmlns:a="http://schemas.openxmlformats.org/drawingml/2006/main" xmlns:pic="http://schemas.openxmlformats.org/drawingml/2006/picture">
-            <wp:extent cx="5669280" cy="3164249"/>
+            <wp:extent cx="5303520" cy="2960104"/>
             <wp:docPr id="1" name="Picture 1"/>
             <wp:cNvGraphicFramePr>
               <a:graphicFrameLocks noChangeAspect="1"/>
@@ -435,7 +493,7 @@
                     <pic:cNvPicPr/>
                   </pic:nvPicPr>
                   <pic:blipFill>
-                    <a:blip r:embed="rId11"/>
+                    <a:blip r:embed="rId10"/>
                     <a:stretch>
                       <a:fillRect/>
                     </a:stretch>
@@ -443,7 +501,7 @@
                   <pic:spPr>
                     <a:xfrm>
                       <a:off x="0" y="0"/>
-                      <a:ext cx="5669280" cy="3164249"/>
+                      <a:ext cx="5303520" cy="2960104"/>
                     </a:xfrm>
                     <a:prstGeom prst="rect"/>
                   </pic:spPr>
@@ -456,155 +514,123 @@
     </w:p>
     <w:p>
       <w:pPr>
-        <w:spacing w:before="40" w:after="240"/>
+        <w:spacing w:before="40" w:after="280"/>
         <w:jc w:val="center"/>
       </w:pPr>
       <w:r>
         <w:rPr>
-          <w:rFonts w:ascii="Segoe UI" w:hAnsi="Segoe UI"/>
+          <w:rFonts w:ascii="Times New Roman" w:hAnsi="Times New Roman"/>
           <w:b/>
-          <w:color w:val="1E293B"/>
-          <w:sz w:val="18"/>
+          <w:color w:val="000000"/>
+          <w:sz w:val="26"/>
         </w:rPr>
-        <w:t>Figure 1: CreatorOps 3-Tier System Architecture</w:t>
-        <w:br/>
+        <w:t>Figure 1: Three-Tier System Architecture of CreatorOps</w:t>
+      </w:r>
+    </w:p>
+    <w:p>
+      <w:pPr>
+        <w:spacing w:after="120" w:line="276" w:lineRule="auto"/>
+      </w:pPr>
+      <w:r>
+        <w:rPr>
+          <w:rFonts w:ascii="Times New Roman" w:hAnsi="Times New Roman"/>
+          <w:b/>
+          <w:color w:val="000000"/>
+          <w:sz w:val="26"/>
+        </w:rPr>
+        <w:t xml:space="preserve">a. Presentation Layer </w:t>
       </w:r>
       <w:r>
         <w:rPr>
-          <w:rFonts w:ascii="Segoe UI" w:hAnsi="Segoe UI"/>
-          <w:i/>
-          <w:color w:val="64748B"/>
-          <w:sz w:val="16"/>
+          <w:rFonts w:ascii="Times New Roman" w:hAnsi="Times New Roman"/>
+          <w:color w:val="000000"/>
+          <w:sz w:val="26"/>
         </w:rPr>
-        <w:t>Architectural breakdown: Presentation Layer, Application Business Logic Layer, and Cloud Data Tier.</w:t>
+        <w:t>Server-rendered HTML templates with responsive CSS, plus RESTful JSON endpoints consumed by API clients.</w:t>
+      </w:r>
+    </w:p>
+    <w:p>
+      <w:pPr>
+        <w:spacing w:after="120" w:line="276" w:lineRule="auto"/>
+      </w:pPr>
+      <w:r>
+        <w:rPr>
+          <w:rFonts w:ascii="Times New Roman" w:hAnsi="Times New Roman"/>
+          <w:b/>
+          <w:color w:val="000000"/>
+          <w:sz w:val="26"/>
+        </w:rPr>
+        <w:t xml:space="preserve">b. Application Layer </w:t>
+      </w:r>
+      <w:r>
+        <w:rPr>
+          <w:rFonts w:ascii="Times New Roman" w:hAnsi="Times New Roman"/>
+          <w:color w:val="000000"/>
+          <w:sz w:val="26"/>
+        </w:rPr>
+        <w:t>Django 6.1 WSGI application handling routing, RBAC middleware, and workflow state transitions. DRF provides API serialization, agents/ executes script checks, and content.publishing_service executes direct social publishing.</w:t>
+      </w:r>
+    </w:p>
+    <w:p>
+      <w:pPr>
+        <w:spacing w:after="120" w:line="276" w:lineRule="auto"/>
+      </w:pPr>
+      <w:r>
+        <w:rPr>
+          <w:rFonts w:ascii="Times New Roman" w:hAnsi="Times New Roman"/>
+          <w:b/>
+          <w:color w:val="000000"/>
+          <w:sz w:val="26"/>
+        </w:rPr>
+        <w:t xml:space="preserve">c. Persistence Layer </w:t>
+      </w:r>
+      <w:r>
+        <w:rPr>
+          <w:rFonts w:ascii="Times New Roman" w:hAnsi="Times New Roman"/>
+          <w:color w:val="000000"/>
+          <w:sz w:val="26"/>
+        </w:rPr>
+        <w:t>PostgreSQL relational database storing normalized application data, accompanied by S3 object storage for media files.</w:t>
       </w:r>
     </w:p>
     <w:p>
       <w:pPr>
         <w:keepNext/>
-        <w:spacing w:before="320" w:after="120"/>
+        <w:spacing w:before="360" w:after="160"/>
       </w:pPr>
       <w:r>
         <w:rPr>
-          <w:rFonts w:ascii="Segoe UI" w:hAnsi="Segoe UI"/>
+          <w:rFonts w:ascii="Arial" w:hAnsi="Arial"/>
           <w:b/>
-          <w:color w:val="1E3A8A"/>
-          <w:sz w:val="28"/>
+          <w:color w:val="000000"/>
+          <w:sz w:val="36"/>
         </w:rPr>
-        <w:t>2. Cloud Architecture</w:t>
+        <w:t>CLOUD ARCHITECTURE</w:t>
       </w:r>
     </w:p>
     <w:p>
       <w:pPr>
-        <w:spacing w:after="100" w:line="276" w:lineRule="auto"/>
+        <w:spacing w:after="120" w:line="276" w:lineRule="auto"/>
       </w:pPr>
       <w:r>
         <w:rPr>
-          <w:rFonts w:ascii="Segoe UI" w:hAnsi="Segoe UI"/>
-          <w:color w:val="334155"/>
-          <w:sz w:val="19"/>
+          <w:rFonts w:ascii="Times New Roman" w:hAnsi="Times New Roman"/>
+          <w:color w:val="000000"/>
+          <w:sz w:val="26"/>
         </w:rPr>
-        <w:t>The platform leverages modern Serverless Edge Computing infrastructure deployed globally on Vercel:</w:t>
-      </w:r>
-    </w:p>
-    <w:p>
-      <w:pPr>
-        <w:spacing w:after="100" w:line="276" w:lineRule="auto"/>
-      </w:pPr>
-      <w:r>
-        <w:rPr>
-          <w:rFonts w:ascii="Segoe UI" w:hAnsi="Segoe UI"/>
-          <w:b/>
-          <w:color w:val="1E293B"/>
-          <w:sz w:val="19"/>
-        </w:rPr>
-        <w:t xml:space="preserve">• </w:t>
-      </w:r>
-      <w:r>
-        <w:rPr>
-          <w:rFonts w:ascii="Segoe UI" w:hAnsi="Segoe UI"/>
-          <w:color w:val="334155"/>
-          <w:sz w:val="19"/>
-        </w:rPr>
-        <w:t>Edge CDN &amp; Anycast DNS: Vercel Edge Network terminates SSL/TLS and routes requests to the closest geographic point of presence with sub-50ms latency.</w:t>
-      </w:r>
-    </w:p>
-    <w:p>
-      <w:pPr>
-        <w:spacing w:after="100" w:line="276" w:lineRule="auto"/>
-      </w:pPr>
-      <w:r>
-        <w:rPr>
-          <w:rFonts w:ascii="Segoe UI" w:hAnsi="Segoe UI"/>
-          <w:b/>
-          <w:color w:val="1E293B"/>
-          <w:sz w:val="19"/>
-        </w:rPr>
-        <w:t xml:space="preserve">• </w:t>
-      </w:r>
-      <w:r>
-        <w:rPr>
-          <w:rFonts w:ascii="Segoe UI" w:hAnsi="Segoe UI"/>
-          <w:color w:val="334155"/>
-          <w:sz w:val="19"/>
-        </w:rPr>
-        <w:t>Serverless Compute: Python WSGI serverless functions execute on-demand with zero cold-boot overhead and horizontal auto-scaling from 0 to 1,000+ requests.</w:t>
-      </w:r>
-    </w:p>
-    <w:p>
-      <w:pPr>
-        <w:spacing w:after="100" w:line="276" w:lineRule="auto"/>
-      </w:pPr>
-      <w:r>
-        <w:rPr>
-          <w:rFonts w:ascii="Segoe UI" w:hAnsi="Segoe UI"/>
-          <w:b/>
-          <w:color w:val="1E293B"/>
-          <w:sz w:val="19"/>
-        </w:rPr>
-        <w:t xml:space="preserve">• </w:t>
-      </w:r>
-      <w:r>
-        <w:rPr>
-          <w:rFonts w:ascii="Segoe UI" w:hAnsi="Segoe UI"/>
-          <w:color w:val="334155"/>
-          <w:sz w:val="19"/>
-        </w:rPr>
-        <w:t>Static Asset Delivery: WhiteNoise middleware compiles, hashes, and serves compressed CSS, JS, and image assets directly from memory with HTTP/2 caching.</w:t>
-      </w:r>
-    </w:p>
-    <w:p>
-      <w:pPr>
-        <w:spacing w:after="100" w:line="276" w:lineRule="auto"/>
-      </w:pPr>
-      <w:r>
-        <w:rPr>
-          <w:rFonts w:ascii="Segoe UI" w:hAnsi="Segoe UI"/>
-          <w:b/>
-          <w:color w:val="1E293B"/>
-          <w:sz w:val="19"/>
-        </w:rPr>
-        <w:t xml:space="preserve">• </w:t>
-      </w:r>
-      <w:r>
-        <w:rPr>
-          <w:rFonts w:ascii="Segoe UI" w:hAnsi="Segoe UI"/>
-          <w:color w:val="334155"/>
-          <w:sz w:val="19"/>
-        </w:rPr>
-        <w:t>Cloud Database: Cloud PostgreSQL database accessed via connection pooling (DATABASE_URL) with automated migration versioning.</w:t>
+        <w:t>The cloud hosting setup utilizes Vercel's edge network:</w:t>
       </w:r>
     </w:p>
     <w:p>
       <w:pPr>
         <w:keepNext/>
-        <w:spacing w:before="160" w:after="60"/>
+        <w:spacing w:before="160" w:after="80"/>
         <w:jc w:val="center"/>
       </w:pPr>
       <w:r>
         <w:drawing>
           <wp:inline xmlns:a="http://schemas.openxmlformats.org/drawingml/2006/main" xmlns:pic="http://schemas.openxmlformats.org/drawingml/2006/picture">
-            <wp:extent cx="5669280" cy="3164249"/>
+            <wp:extent cx="5303520" cy="2960104"/>
             <wp:docPr id="2" name="Picture 2"/>
             <wp:cNvGraphicFramePr>
               <a:graphicFrameLocks noChangeAspect="1"/>
@@ -617,7 +643,7 @@
                     <pic:cNvPicPr/>
                   </pic:nvPicPr>
                   <pic:blipFill>
-                    <a:blip r:embed="rId12"/>
+                    <a:blip r:embed="rId11"/>
                     <a:stretch>
                       <a:fillRect/>
                     </a:stretch>
@@ -625,7 +651,7 @@
                   <pic:spPr>
                     <a:xfrm>
                       <a:off x="0" y="0"/>
-                      <a:ext cx="5669280" cy="3164249"/>
+                      <a:ext cx="5303520" cy="2960104"/>
                     </a:xfrm>
                     <a:prstGeom prst="rect"/>
                   </pic:spPr>
@@ -638,55 +664,133 @@
     </w:p>
     <w:p>
       <w:pPr>
-        <w:spacing w:before="40" w:after="240"/>
+        <w:spacing w:before="40" w:after="280"/>
         <w:jc w:val="center"/>
       </w:pPr>
       <w:r>
         <w:rPr>
-          <w:rFonts w:ascii="Segoe UI" w:hAnsi="Segoe UI"/>
+          <w:rFonts w:ascii="Times New Roman" w:hAnsi="Times New Roman"/>
           <w:b/>
-          <w:color w:val="1E293B"/>
-          <w:sz w:val="18"/>
+          <w:color w:val="000000"/>
+          <w:sz w:val="26"/>
         </w:rPr>
-        <w:t>Figure 2: CreatorOps Cloud Deployment Architecture</w:t>
-        <w:br/>
+        <w:t>Figure 2: Cloud Deployment Architecture on Vercel</w:t>
+      </w:r>
+    </w:p>
+    <w:p>
+      <w:pPr>
+        <w:spacing w:after="120" w:line="276" w:lineRule="auto"/>
+      </w:pPr>
+      <w:r>
+        <w:rPr>
+          <w:rFonts w:ascii="Times New Roman" w:hAnsi="Times New Roman"/>
+          <w:b/>
+          <w:color w:val="000000"/>
+          <w:sz w:val="26"/>
+        </w:rPr>
+        <w:t xml:space="preserve">Edge Routing: </w:t>
       </w:r>
       <w:r>
         <w:rPr>
-          <w:rFonts w:ascii="Segoe UI" w:hAnsi="Segoe UI"/>
-          <w:i/>
-          <w:color w:val="64748B"/>
-          <w:sz w:val="16"/>
+          <w:rFonts w:ascii="Times New Roman" w:hAnsi="Times New Roman"/>
+          <w:color w:val="000000"/>
+          <w:sz w:val="26"/>
         </w:rPr>
-        <w:t>Vercel Edge Network, Serverless Python Compute, WhiteNoise Static Engine, and Cloud Storage.</w:t>
+        <w:t>Requests hit Anycast edge nodes where TLS termination occurs.</w:t>
+      </w:r>
+    </w:p>
+    <w:p>
+      <w:pPr>
+        <w:spacing w:after="120" w:line="276" w:lineRule="auto"/>
+      </w:pPr>
+      <w:r>
+        <w:rPr>
+          <w:rFonts w:ascii="Times New Roman" w:hAnsi="Times New Roman"/>
+          <w:b/>
+          <w:color w:val="000000"/>
+          <w:sz w:val="26"/>
+        </w:rPr>
+        <w:t xml:space="preserve">Serverless WSGI Execution: </w:t>
+      </w:r>
+      <w:r>
+        <w:rPr>
+          <w:rFonts w:ascii="Times New Roman" w:hAnsi="Times New Roman"/>
+          <w:color w:val="000000"/>
+          <w:sz w:val="26"/>
+        </w:rPr>
+        <w:t>Dynamic requests route to Python 3.12 functions executing config/wsgi.py.</w:t>
+      </w:r>
+    </w:p>
+    <w:p>
+      <w:pPr>
+        <w:spacing w:after="120" w:line="276" w:lineRule="auto"/>
+      </w:pPr>
+      <w:r>
+        <w:rPr>
+          <w:rFonts w:ascii="Times New Roman" w:hAnsi="Times New Roman"/>
+          <w:b/>
+          <w:color w:val="000000"/>
+          <w:sz w:val="26"/>
+        </w:rPr>
+        <w:t xml:space="preserve">Static Caching: </w:t>
+      </w:r>
+      <w:r>
+        <w:rPr>
+          <w:rFonts w:ascii="Times New Roman" w:hAnsi="Times New Roman"/>
+          <w:color w:val="000000"/>
+          <w:sz w:val="26"/>
+        </w:rPr>
+        <w:t>CSS, JavaScript, and diagrams are served through Vercel's CDN and WhiteNoise.</w:t>
+      </w:r>
+    </w:p>
+    <w:p>
+      <w:pPr>
+        <w:spacing w:after="120" w:line="276" w:lineRule="auto"/>
+      </w:pPr>
+      <w:r>
+        <w:rPr>
+          <w:rFonts w:ascii="Times New Roman" w:hAnsi="Times New Roman"/>
+          <w:b/>
+          <w:color w:val="000000"/>
+          <w:sz w:val="26"/>
+        </w:rPr>
+        <w:t xml:space="preserve">Database Connection: </w:t>
+      </w:r>
+      <w:r>
+        <w:rPr>
+          <w:rFonts w:ascii="Times New Roman" w:hAnsi="Times New Roman"/>
+          <w:color w:val="000000"/>
+          <w:sz w:val="26"/>
+        </w:rPr>
+        <w:t>Serverless instances connect to cloud PostgreSQL instances using connection strings (DATABASE_URL).</w:t>
       </w:r>
     </w:p>
     <w:p>
       <w:pPr>
         <w:keepNext/>
-        <w:spacing w:before="320" w:after="120"/>
+        <w:spacing w:before="360" w:after="160"/>
       </w:pPr>
       <w:r>
         <w:rPr>
-          <w:rFonts w:ascii="Segoe UI" w:hAnsi="Segoe UI"/>
+          <w:rFonts w:ascii="Arial" w:hAnsi="Arial"/>
           <w:b/>
-          <w:color w:val="1E3A8A"/>
-          <w:sz w:val="28"/>
+          <w:color w:val="000000"/>
+          <w:sz w:val="36"/>
         </w:rPr>
-        <w:t>3. Database Design</w:t>
+        <w:t>DATABASE DESIGN</w:t>
       </w:r>
     </w:p>
     <w:p>
       <w:pPr>
-        <w:spacing w:after="100" w:line="276" w:lineRule="auto"/>
+        <w:spacing w:after="120" w:line="276" w:lineRule="auto"/>
       </w:pPr>
       <w:r>
         <w:rPr>
-          <w:rFonts w:ascii="Segoe UI" w:hAnsi="Segoe UI"/>
-          <w:color w:val="334155"/>
-          <w:sz w:val="19"/>
+          <w:rFonts w:ascii="Times New Roman" w:hAnsi="Times New Roman"/>
+          <w:color w:val="000000"/>
+          <w:sz w:val="26"/>
         </w:rPr>
-        <w:t>The database schema is normalized to Third Normal Form (3NF) to eliminate data redundancy and enforce referential integrity across 10 core tables:</w:t>
+        <w:t>The relational database is normalized to 3NF and includes 10 core tables:</w:t>
       </w:r>
     </w:p>
     <w:tbl>
@@ -697,28 +801,28 @@
         <w:tblLook w:firstColumn="1" w:firstRow="1" w:lastColumn="0" w:lastRow="0" w:noHBand="0" w:noVBand="1" w:val="04A0"/>
       </w:tblPr>
       <w:tblGrid>
-        <w:gridCol w:w="1872"/>
-        <w:gridCol w:w="1872"/>
-        <w:gridCol w:w="1872"/>
-        <w:gridCol w:w="1872"/>
-        <w:gridCol w:w="1872"/>
+        <w:gridCol w:w="2007"/>
+        <w:gridCol w:w="2007"/>
+        <w:gridCol w:w="2007"/>
+        <w:gridCol w:w="2007"/>
+        <w:gridCol w:w="2007"/>
       </w:tblGrid>
       <w:tr>
         <w:tc>
           <w:tcPr>
             <w:tcW w:type="dxa" w:w="1872"/>
-            <w:shd w:fill="1E3A8A"/>
+            <w:shd w:fill="F1F5F9"/>
             <w:tcMar>
-              <w:top w:w="120" w:type="dxa"/>
-              <w:bottom w:w="120" w:type="dxa"/>
-              <w:left w:w="140" w:type="dxa"/>
-              <w:right w:w="140" w:type="dxa"/>
+              <w:top w:w="100" w:type="dxa"/>
+              <w:bottom w:w="100" w:type="dxa"/>
+              <w:left w:w="120" w:type="dxa"/>
+              <w:right w:w="120" w:type="dxa"/>
             </w:tcMar>
             <w:tcBorders>
-              <w:top w:val="single" w:sz="6" w:space="0" w:color="1E3A8A"/>
-              <w:left w:val="single" w:sz="4" w:space="0" w:color="2563EB"/>
-              <w:bottom w:val="single" w:sz="12" w:space="0" w:color="3B82F6"/>
-              <w:right w:val="single" w:sz="4" w:space="0" w:color="2563EB"/>
+              <w:top w:val="single" w:sz="6" w:space="0" w:color="000000"/>
+              <w:left w:val="single" w:sz="4" w:space="0" w:color="CBD5E1"/>
+              <w:bottom w:val="single" w:sz="8" w:space="0" w:color="000000"/>
+              <w:right w:val="single" w:sz="4" w:space="0" w:color="CBD5E1"/>
             </w:tcBorders>
           </w:tcPr>
           <w:p>
@@ -727,9 +831,9 @@
             </w:pPr>
             <w:r>
               <w:rPr>
-                <w:rFonts w:ascii="Segoe UI" w:hAnsi="Segoe UI"/>
+                <w:rFonts w:ascii="Times New Roman" w:hAnsi="Times New Roman"/>
                 <w:b/>
-                <w:color w:val="FFFFFF"/>
+                <w:color w:val="000000"/>
                 <w:sz w:val="17"/>
               </w:rPr>
               <w:t>Table Name</w:t>
@@ -739,18 +843,18 @@
         <w:tc>
           <w:tcPr>
             <w:tcW w:type="dxa" w:w="1152"/>
-            <w:shd w:fill="1E3A8A"/>
+            <w:shd w:fill="F1F5F9"/>
             <w:tcMar>
-              <w:top w:w="120" w:type="dxa"/>
-              <w:bottom w:w="120" w:type="dxa"/>
-              <w:left w:w="140" w:type="dxa"/>
-              <w:right w:w="140" w:type="dxa"/>
+              <w:top w:w="100" w:type="dxa"/>
+              <w:bottom w:w="100" w:type="dxa"/>
+              <w:left w:w="120" w:type="dxa"/>
+              <w:right w:w="120" w:type="dxa"/>
             </w:tcMar>
             <w:tcBorders>
-              <w:top w:val="single" w:sz="6" w:space="0" w:color="1E3A8A"/>
-              <w:left w:val="single" w:sz="4" w:space="0" w:color="2563EB"/>
-              <w:bottom w:val="single" w:sz="12" w:space="0" w:color="3B82F6"/>
-              <w:right w:val="single" w:sz="4" w:space="0" w:color="2563EB"/>
+              <w:top w:val="single" w:sz="6" w:space="0" w:color="000000"/>
+              <w:left w:val="single" w:sz="4" w:space="0" w:color="CBD5E1"/>
+              <w:bottom w:val="single" w:sz="8" w:space="0" w:color="000000"/>
+              <w:right w:val="single" w:sz="4" w:space="0" w:color="CBD5E1"/>
             </w:tcBorders>
           </w:tcPr>
           <w:p>
@@ -759,9 +863,9 @@
             </w:pPr>
             <w:r>
               <w:rPr>
-                <w:rFonts w:ascii="Segoe UI" w:hAnsi="Segoe UI"/>
+                <w:rFonts w:ascii="Times New Roman" w:hAnsi="Times New Roman"/>
                 <w:b/>
-                <w:color w:val="FFFFFF"/>
+                <w:color w:val="000000"/>
                 <w:sz w:val="17"/>
               </w:rPr>
               <w:t>Primary Key</w:t>
@@ -771,18 +875,18 @@
         <w:tc>
           <w:tcPr>
             <w:tcW w:type="dxa" w:w="2592"/>
-            <w:shd w:fill="1E3A8A"/>
+            <w:shd w:fill="F1F5F9"/>
             <w:tcMar>
-              <w:top w:w="120" w:type="dxa"/>
-              <w:bottom w:w="120" w:type="dxa"/>
-              <w:left w:w="140" w:type="dxa"/>
-              <w:right w:w="140" w:type="dxa"/>
+              <w:top w:w="100" w:type="dxa"/>
+              <w:bottom w:w="100" w:type="dxa"/>
+              <w:left w:w="120" w:type="dxa"/>
+              <w:right w:w="120" w:type="dxa"/>
             </w:tcMar>
             <w:tcBorders>
-              <w:top w:val="single" w:sz="6" w:space="0" w:color="1E3A8A"/>
-              <w:left w:val="single" w:sz="4" w:space="0" w:color="2563EB"/>
-              <w:bottom w:val="single" w:sz="12" w:space="0" w:color="3B82F6"/>
-              <w:right w:val="single" w:sz="4" w:space="0" w:color="2563EB"/>
+              <w:top w:val="single" w:sz="6" w:space="0" w:color="000000"/>
+              <w:left w:val="single" w:sz="4" w:space="0" w:color="CBD5E1"/>
+              <w:bottom w:val="single" w:sz="8" w:space="0" w:color="000000"/>
+              <w:right w:val="single" w:sz="4" w:space="0" w:color="CBD5E1"/>
             </w:tcBorders>
           </w:tcPr>
           <w:p>
@@ -791,9 +895,9 @@
             </w:pPr>
             <w:r>
               <w:rPr>
-                <w:rFonts w:ascii="Segoe UI" w:hAnsi="Segoe UI"/>
+                <w:rFonts w:ascii="Times New Roman" w:hAnsi="Times New Roman"/>
                 <w:b/>
-                <w:color w:val="FFFFFF"/>
+                <w:color w:val="000000"/>
                 <w:sz w:val="17"/>
               </w:rPr>
               <w:t>Foreign Keys</w:t>
@@ -803,18 +907,18 @@
         <w:tc>
           <w:tcPr>
             <w:tcW w:type="dxa" w:w="2592"/>
-            <w:shd w:fill="1E3A8A"/>
+            <w:shd w:fill="F1F5F9"/>
             <w:tcMar>
-              <w:top w:w="120" w:type="dxa"/>
-              <w:bottom w:w="120" w:type="dxa"/>
-              <w:left w:w="140" w:type="dxa"/>
-              <w:right w:w="140" w:type="dxa"/>
+              <w:top w:w="100" w:type="dxa"/>
+              <w:bottom w:w="100" w:type="dxa"/>
+              <w:left w:w="120" w:type="dxa"/>
+              <w:right w:w="120" w:type="dxa"/>
             </w:tcMar>
             <w:tcBorders>
-              <w:top w:val="single" w:sz="6" w:space="0" w:color="1E3A8A"/>
-              <w:left w:val="single" w:sz="4" w:space="0" w:color="2563EB"/>
-              <w:bottom w:val="single" w:sz="12" w:space="0" w:color="3B82F6"/>
-              <w:right w:val="single" w:sz="4" w:space="0" w:color="2563EB"/>
+              <w:top w:val="single" w:sz="6" w:space="0" w:color="000000"/>
+              <w:left w:val="single" w:sz="4" w:space="0" w:color="CBD5E1"/>
+              <w:bottom w:val="single" w:sz="8" w:space="0" w:color="000000"/>
+              <w:right w:val="single" w:sz="4" w:space="0" w:color="CBD5E1"/>
             </w:tcBorders>
           </w:tcPr>
           <w:p>
@@ -823,9 +927,9 @@
             </w:pPr>
             <w:r>
               <w:rPr>
-                <w:rFonts w:ascii="Segoe UI" w:hAnsi="Segoe UI"/>
+                <w:rFonts w:ascii="Times New Roman" w:hAnsi="Times New Roman"/>
                 <w:b/>
-                <w:color w:val="FFFFFF"/>
+                <w:color w:val="000000"/>
                 <w:sz w:val="17"/>
               </w:rPr>
               <w:t>Key Attributes</w:t>
@@ -835,18 +939,18 @@
         <w:tc>
           <w:tcPr>
             <w:tcW w:type="dxa" w:w="1872"/>
-            <w:shd w:fill="1E3A8A"/>
+            <w:shd w:fill="F1F5F9"/>
             <w:tcMar>
-              <w:top w:w="120" w:type="dxa"/>
-              <w:bottom w:w="120" w:type="dxa"/>
-              <w:left w:w="140" w:type="dxa"/>
-              <w:right w:w="140" w:type="dxa"/>
+              <w:top w:w="100" w:type="dxa"/>
+              <w:bottom w:w="100" w:type="dxa"/>
+              <w:left w:w="120" w:type="dxa"/>
+              <w:right w:w="120" w:type="dxa"/>
             </w:tcMar>
             <w:tcBorders>
-              <w:top w:val="single" w:sz="6" w:space="0" w:color="1E3A8A"/>
-              <w:left w:val="single" w:sz="4" w:space="0" w:color="2563EB"/>
-              <w:bottom w:val="single" w:sz="12" w:space="0" w:color="3B82F6"/>
-              <w:right w:val="single" w:sz="4" w:space="0" w:color="2563EB"/>
+              <w:top w:val="single" w:sz="6" w:space="0" w:color="000000"/>
+              <w:left w:val="single" w:sz="4" w:space="0" w:color="CBD5E1"/>
+              <w:bottom w:val="single" w:sz="8" w:space="0" w:color="000000"/>
+              <w:right w:val="single" w:sz="4" w:space="0" w:color="CBD5E1"/>
             </w:tcBorders>
           </w:tcPr>
           <w:p>
@@ -855,9 +959,9 @@
             </w:pPr>
             <w:r>
               <w:rPr>
-                <w:rFonts w:ascii="Segoe UI" w:hAnsi="Segoe UI"/>
+                <w:rFonts w:ascii="Times New Roman" w:hAnsi="Times New Roman"/>
                 <w:b/>
-                <w:color w:val="FFFFFF"/>
+                <w:color w:val="000000"/>
                 <w:sz w:val="17"/>
               </w:rPr>
               <w:t>Constraints</w:t>
@@ -871,16 +975,16 @@
             <w:tcW w:type="dxa" w:w="1872"/>
             <w:shd w:fill="FFFFFF"/>
             <w:tcMar>
-              <w:top w:w="80" w:type="dxa"/>
-              <w:bottom w:w="80" w:type="dxa"/>
-              <w:left w:w="120" w:type="dxa"/>
-              <w:right w:w="120" w:type="dxa"/>
+              <w:top w:w="60" w:type="dxa"/>
+              <w:bottom w:w="60" w:type="dxa"/>
+              <w:left w:w="100" w:type="dxa"/>
+              <w:right w:w="100" w:type="dxa"/>
             </w:tcMar>
             <w:tcBorders>
               <w:top w:val="single" w:sz="4" w:space="0" w:color="E2E8F0"/>
-              <w:left w:val="single" w:sz="4" w:space="0" w:color="E2E8F0"/>
+              <w:left w:val="single" w:sz="4" w:space="0" w:color="CBD5E1"/>
               <w:bottom w:val="single" w:sz="4" w:space="0" w:color="E2E8F0"/>
-              <w:right w:val="single" w:sz="4" w:space="0" w:color="E2E8F0"/>
+              <w:right w:val="single" w:sz="4" w:space="0" w:color="CBD5E1"/>
             </w:tcBorders>
           </w:tcPr>
           <w:p>
@@ -889,9 +993,9 @@
             </w:pPr>
             <w:r>
               <w:rPr>
-                <w:rFonts w:ascii="Segoe UI" w:hAnsi="Segoe UI"/>
-                <w:color w:val="1E293B"/>
-                <w:sz w:val="17"/>
+                <w:rFonts w:ascii="Times New Roman" w:hAnsi="Times New Roman"/>
+                <w:color w:val="000000"/>
+                <w:sz w:val="16"/>
               </w:rPr>
               <w:t>Workspace</w:t>
             </w:r>
@@ -902,16 +1006,16 @@
             <w:tcW w:type="dxa" w:w="1152"/>
             <w:shd w:fill="FFFFFF"/>
             <w:tcMar>
-              <w:top w:w="80" w:type="dxa"/>
-              <w:bottom w:w="80" w:type="dxa"/>
-              <w:left w:w="120" w:type="dxa"/>
-              <w:right w:w="120" w:type="dxa"/>
+              <w:top w:w="60" w:type="dxa"/>
+              <w:bottom w:w="60" w:type="dxa"/>
+              <w:left w:w="100" w:type="dxa"/>
+              <w:right w:w="100" w:type="dxa"/>
             </w:tcMar>
             <w:tcBorders>
               <w:top w:val="single" w:sz="4" w:space="0" w:color="E2E8F0"/>
-              <w:left w:val="single" w:sz="4" w:space="0" w:color="E2E8F0"/>
+              <w:left w:val="single" w:sz="4" w:space="0" w:color="CBD5E1"/>
               <w:bottom w:val="single" w:sz="4" w:space="0" w:color="E2E8F0"/>
-              <w:right w:val="single" w:sz="4" w:space="0" w:color="E2E8F0"/>
+              <w:right w:val="single" w:sz="4" w:space="0" w:color="CBD5E1"/>
             </w:tcBorders>
           </w:tcPr>
           <w:p>
@@ -920,9 +1024,9 @@
             </w:pPr>
             <w:r>
               <w:rPr>
-                <w:rFonts w:ascii="Segoe UI" w:hAnsi="Segoe UI"/>
-                <w:color w:val="1E293B"/>
-                <w:sz w:val="17"/>
+                <w:rFonts w:ascii="Times New Roman" w:hAnsi="Times New Roman"/>
+                <w:color w:val="000000"/>
+                <w:sz w:val="16"/>
               </w:rPr>
               <w:t>id</w:t>
             </w:r>
@@ -933,16 +1037,16 @@
             <w:tcW w:type="dxa" w:w="2592"/>
             <w:shd w:fill="FFFFFF"/>
             <w:tcMar>
-              <w:top w:w="80" w:type="dxa"/>
-              <w:bottom w:w="80" w:type="dxa"/>
-              <w:left w:w="120" w:type="dxa"/>
-              <w:right w:w="120" w:type="dxa"/>
+              <w:top w:w="60" w:type="dxa"/>
+              <w:bottom w:w="60" w:type="dxa"/>
+              <w:left w:w="100" w:type="dxa"/>
+              <w:right w:w="100" w:type="dxa"/>
             </w:tcMar>
             <w:tcBorders>
               <w:top w:val="single" w:sz="4" w:space="0" w:color="E2E8F0"/>
-              <w:left w:val="single" w:sz="4" w:space="0" w:color="E2E8F0"/>
+              <w:left w:val="single" w:sz="4" w:space="0" w:color="CBD5E1"/>
               <w:bottom w:val="single" w:sz="4" w:space="0" w:color="E2E8F0"/>
-              <w:right w:val="single" w:sz="4" w:space="0" w:color="E2E8F0"/>
+              <w:right w:val="single" w:sz="4" w:space="0" w:color="CBD5E1"/>
             </w:tcBorders>
           </w:tcPr>
           <w:p>
@@ -951,9 +1055,9 @@
             </w:pPr>
             <w:r>
               <w:rPr>
-                <w:rFonts w:ascii="Segoe UI" w:hAnsi="Segoe UI"/>
-                <w:color w:val="1E293B"/>
-                <w:sz w:val="17"/>
+                <w:rFonts w:ascii="Times New Roman" w:hAnsi="Times New Roman"/>
+                <w:color w:val="000000"/>
+                <w:sz w:val="16"/>
               </w:rPr>
               <w:t>None</w:t>
             </w:r>
@@ -964,16 +1068,16 @@
             <w:tcW w:type="dxa" w:w="2592"/>
             <w:shd w:fill="FFFFFF"/>
             <w:tcMar>
-              <w:top w:w="80" w:type="dxa"/>
-              <w:bottom w:w="80" w:type="dxa"/>
-              <w:left w:w="120" w:type="dxa"/>
-              <w:right w:w="120" w:type="dxa"/>
+              <w:top w:w="60" w:type="dxa"/>
+              <w:bottom w:w="60" w:type="dxa"/>
+              <w:left w:w="100" w:type="dxa"/>
+              <w:right w:w="100" w:type="dxa"/>
             </w:tcMar>
             <w:tcBorders>
               <w:top w:val="single" w:sz="4" w:space="0" w:color="E2E8F0"/>
-              <w:left w:val="single" w:sz="4" w:space="0" w:color="E2E8F0"/>
+              <w:left w:val="single" w:sz="4" w:space="0" w:color="CBD5E1"/>
               <w:bottom w:val="single" w:sz="4" w:space="0" w:color="E2E8F0"/>
-              <w:right w:val="single" w:sz="4" w:space="0" w:color="E2E8F0"/>
+              <w:right w:val="single" w:sz="4" w:space="0" w:color="CBD5E1"/>
             </w:tcBorders>
           </w:tcPr>
           <w:p>
@@ -982,11 +1086,11 @@
             </w:pPr>
             <w:r>
               <w:rPr>
-                <w:rFonts w:ascii="Segoe UI" w:hAnsi="Segoe UI"/>
-                <w:color w:val="1E293B"/>
-                <w:sz w:val="17"/>
+                <w:rFonts w:ascii="Times New Roman" w:hAnsi="Times New Roman"/>
+                <w:color w:val="000000"/>
+                <w:sz w:val="16"/>
               </w:rPr>
-              <w:t>name, slug, description, created_at</w:t>
+              <w:t>name, slug, description</w:t>
             </w:r>
           </w:p>
         </w:tc>
@@ -995,16 +1099,16 @@
             <w:tcW w:type="dxa" w:w="1872"/>
             <w:shd w:fill="FFFFFF"/>
             <w:tcMar>
-              <w:top w:w="80" w:type="dxa"/>
-              <w:bottom w:w="80" w:type="dxa"/>
-              <w:left w:w="120" w:type="dxa"/>
-              <w:right w:w="120" w:type="dxa"/>
+              <w:top w:w="60" w:type="dxa"/>
+              <w:bottom w:w="60" w:type="dxa"/>
+              <w:left w:w="100" w:type="dxa"/>
+              <w:right w:w="100" w:type="dxa"/>
             </w:tcMar>
             <w:tcBorders>
               <w:top w:val="single" w:sz="4" w:space="0" w:color="E2E8F0"/>
-              <w:left w:val="single" w:sz="4" w:space="0" w:color="E2E8F0"/>
+              <w:left w:val="single" w:sz="4" w:space="0" w:color="CBD5E1"/>
               <w:bottom w:val="single" w:sz="4" w:space="0" w:color="E2E8F0"/>
-              <w:right w:val="single" w:sz="4" w:space="0" w:color="E2E8F0"/>
+              <w:right w:val="single" w:sz="4" w:space="0" w:color="CBD5E1"/>
             </w:tcBorders>
           </w:tcPr>
           <w:p>
@@ -1013,11 +1117,11 @@
             </w:pPr>
             <w:r>
               <w:rPr>
-                <w:rFonts w:ascii="Segoe UI" w:hAnsi="Segoe UI"/>
-                <w:color w:val="1E293B"/>
-                <w:sz w:val="17"/>
+                <w:rFonts w:ascii="Times New Roman" w:hAnsi="Times New Roman"/>
+                <w:color w:val="000000"/>
+                <w:sz w:val="16"/>
               </w:rPr>
-              <w:t>Unique slug, indexed</w:t>
+              <w:t>Unique slug</w:t>
             </w:r>
           </w:p>
         </w:tc>
@@ -1028,16 +1132,16 @@
             <w:tcW w:type="dxa" w:w="1872"/>
             <w:shd w:fill="F8FAFC"/>
             <w:tcMar>
-              <w:top w:w="80" w:type="dxa"/>
-              <w:bottom w:w="80" w:type="dxa"/>
-              <w:left w:w="120" w:type="dxa"/>
-              <w:right w:w="120" w:type="dxa"/>
+              <w:top w:w="60" w:type="dxa"/>
+              <w:bottom w:w="60" w:type="dxa"/>
+              <w:left w:w="100" w:type="dxa"/>
+              <w:right w:w="100" w:type="dxa"/>
             </w:tcMar>
             <w:tcBorders>
               <w:top w:val="single" w:sz="4" w:space="0" w:color="E2E8F0"/>
-              <w:left w:val="single" w:sz="4" w:space="0" w:color="E2E8F0"/>
+              <w:left w:val="single" w:sz="4" w:space="0" w:color="CBD5E1"/>
               <w:bottom w:val="single" w:sz="4" w:space="0" w:color="E2E8F0"/>
-              <w:right w:val="single" w:sz="4" w:space="0" w:color="E2E8F0"/>
+              <w:right w:val="single" w:sz="4" w:space="0" w:color="CBD5E1"/>
             </w:tcBorders>
           </w:tcPr>
           <w:p>
@@ -1046,9 +1150,9 @@
             </w:pPr>
             <w:r>
               <w:rPr>
-                <w:rFonts w:ascii="Segoe UI" w:hAnsi="Segoe UI"/>
-                <w:color w:val="1E293B"/>
-                <w:sz w:val="17"/>
+                <w:rFonts w:ascii="Times New Roman" w:hAnsi="Times New Roman"/>
+                <w:color w:val="000000"/>
+                <w:sz w:val="16"/>
               </w:rPr>
               <w:t>Membership</w:t>
             </w:r>
@@ -1059,16 +1163,16 @@
             <w:tcW w:type="dxa" w:w="1152"/>
             <w:shd w:fill="F8FAFC"/>
             <w:tcMar>
-              <w:top w:w="80" w:type="dxa"/>
-              <w:bottom w:w="80" w:type="dxa"/>
-              <w:left w:w="120" w:type="dxa"/>
-              <w:right w:w="120" w:type="dxa"/>
+              <w:top w:w="60" w:type="dxa"/>
+              <w:bottom w:w="60" w:type="dxa"/>
+              <w:left w:w="100" w:type="dxa"/>
+              <w:right w:w="100" w:type="dxa"/>
             </w:tcMar>
             <w:tcBorders>
               <w:top w:val="single" w:sz="4" w:space="0" w:color="E2E8F0"/>
-              <w:left w:val="single" w:sz="4" w:space="0" w:color="E2E8F0"/>
+              <w:left w:val="single" w:sz="4" w:space="0" w:color="CBD5E1"/>
               <w:bottom w:val="single" w:sz="4" w:space="0" w:color="E2E8F0"/>
-              <w:right w:val="single" w:sz="4" w:space="0" w:color="E2E8F0"/>
+              <w:right w:val="single" w:sz="4" w:space="0" w:color="CBD5E1"/>
             </w:tcBorders>
           </w:tcPr>
           <w:p>
@@ -1077,9 +1181,9 @@
             </w:pPr>
             <w:r>
               <w:rPr>
-                <w:rFonts w:ascii="Segoe UI" w:hAnsi="Segoe UI"/>
-                <w:color w:val="1E293B"/>
-                <w:sz w:val="17"/>
+                <w:rFonts w:ascii="Times New Roman" w:hAnsi="Times New Roman"/>
+                <w:color w:val="000000"/>
+                <w:sz w:val="16"/>
               </w:rPr>
               <w:t>id</w:t>
             </w:r>
@@ -1090,16 +1194,16 @@
             <w:tcW w:type="dxa" w:w="2592"/>
             <w:shd w:fill="F8FAFC"/>
             <w:tcMar>
-              <w:top w:w="80" w:type="dxa"/>
-              <w:bottom w:w="80" w:type="dxa"/>
-              <w:left w:w="120" w:type="dxa"/>
-              <w:right w:w="120" w:type="dxa"/>
+              <w:top w:w="60" w:type="dxa"/>
+              <w:bottom w:w="60" w:type="dxa"/>
+              <w:left w:w="100" w:type="dxa"/>
+              <w:right w:w="100" w:type="dxa"/>
             </w:tcMar>
             <w:tcBorders>
               <w:top w:val="single" w:sz="4" w:space="0" w:color="E2E8F0"/>
-              <w:left w:val="single" w:sz="4" w:space="0" w:color="E2E8F0"/>
+              <w:left w:val="single" w:sz="4" w:space="0" w:color="CBD5E1"/>
               <w:bottom w:val="single" w:sz="4" w:space="0" w:color="E2E8F0"/>
-              <w:right w:val="single" w:sz="4" w:space="0" w:color="E2E8F0"/>
+              <w:right w:val="single" w:sz="4" w:space="0" w:color="CBD5E1"/>
             </w:tcBorders>
           </w:tcPr>
           <w:p>
@@ -1108,9 +1212,9 @@
             </w:pPr>
             <w:r>
               <w:rPr>
-                <w:rFonts w:ascii="Segoe UI" w:hAnsi="Segoe UI"/>
-                <w:color w:val="1E293B"/>
-                <w:sz w:val="17"/>
+                <w:rFonts w:ascii="Times New Roman" w:hAnsi="Times New Roman"/>
+                <w:color w:val="000000"/>
+                <w:sz w:val="16"/>
               </w:rPr>
               <w:t>user_id, workspace_id</w:t>
             </w:r>
@@ -1121,16 +1225,16 @@
             <w:tcW w:type="dxa" w:w="2592"/>
             <w:shd w:fill="F8FAFC"/>
             <w:tcMar>
-              <w:top w:w="80" w:type="dxa"/>
-              <w:bottom w:w="80" w:type="dxa"/>
-              <w:left w:w="120" w:type="dxa"/>
-              <w:right w:w="120" w:type="dxa"/>
+              <w:top w:w="60" w:type="dxa"/>
+              <w:bottom w:w="60" w:type="dxa"/>
+              <w:left w:w="100" w:type="dxa"/>
+              <w:right w:w="100" w:type="dxa"/>
             </w:tcMar>
             <w:tcBorders>
               <w:top w:val="single" w:sz="4" w:space="0" w:color="E2E8F0"/>
-              <w:left w:val="single" w:sz="4" w:space="0" w:color="E2E8F0"/>
+              <w:left w:val="single" w:sz="4" w:space="0" w:color="CBD5E1"/>
               <w:bottom w:val="single" w:sz="4" w:space="0" w:color="E2E8F0"/>
-              <w:right w:val="single" w:sz="4" w:space="0" w:color="E2E8F0"/>
+              <w:right w:val="single" w:sz="4" w:space="0" w:color="CBD5E1"/>
             </w:tcBorders>
           </w:tcPr>
           <w:p>
@@ -1139,11 +1243,11 @@
             </w:pPr>
             <w:r>
               <w:rPr>
-                <w:rFonts w:ascii="Segoe UI" w:hAnsi="Segoe UI"/>
-                <w:color w:val="1E293B"/>
-                <w:sz w:val="17"/>
+                <w:rFonts w:ascii="Times New Roman" w:hAnsi="Times New Roman"/>
+                <w:color w:val="000000"/>
+                <w:sz w:val="16"/>
               </w:rPr>
-              <w:t>role (Admin/Manager/Creator/Client)</w:t>
+              <w:t>role (Admin, Manager, Creator, Client)</w:t>
             </w:r>
           </w:p>
         </w:tc>
@@ -1152,16 +1256,16 @@
             <w:tcW w:type="dxa" w:w="1872"/>
             <w:shd w:fill="F8FAFC"/>
             <w:tcMar>
-              <w:top w:w="80" w:type="dxa"/>
-              <w:bottom w:w="80" w:type="dxa"/>
-              <w:left w:w="120" w:type="dxa"/>
-              <w:right w:w="120" w:type="dxa"/>
+              <w:top w:w="60" w:type="dxa"/>
+              <w:bottom w:w="60" w:type="dxa"/>
+              <w:left w:w="100" w:type="dxa"/>
+              <w:right w:w="100" w:type="dxa"/>
             </w:tcMar>
             <w:tcBorders>
               <w:top w:val="single" w:sz="4" w:space="0" w:color="E2E8F0"/>
-              <w:left w:val="single" w:sz="4" w:space="0" w:color="E2E8F0"/>
+              <w:left w:val="single" w:sz="4" w:space="0" w:color="CBD5E1"/>
               <w:bottom w:val="single" w:sz="4" w:space="0" w:color="E2E8F0"/>
-              <w:right w:val="single" w:sz="4" w:space="0" w:color="E2E8F0"/>
+              <w:right w:val="single" w:sz="4" w:space="0" w:color="CBD5E1"/>
             </w:tcBorders>
           </w:tcPr>
           <w:p>
@@ -1170,11 +1274,11 @@
             </w:pPr>
             <w:r>
               <w:rPr>
-                <w:rFonts w:ascii="Segoe UI" w:hAnsi="Segoe UI"/>
-                <w:color w:val="1E293B"/>
-                <w:sz w:val="17"/>
+                <w:rFonts w:ascii="Times New Roman" w:hAnsi="Times New Roman"/>
+                <w:color w:val="000000"/>
+                <w:sz w:val="16"/>
               </w:rPr>
-              <w:t>Unique (user_id, workspace_id)</w:t>
+              <w:t>Unique (user, workspace)</w:t>
             </w:r>
           </w:p>
         </w:tc>
@@ -1185,16 +1289,16 @@
             <w:tcW w:type="dxa" w:w="1872"/>
             <w:shd w:fill="FFFFFF"/>
             <w:tcMar>
-              <w:top w:w="80" w:type="dxa"/>
-              <w:bottom w:w="80" w:type="dxa"/>
-              <w:left w:w="120" w:type="dxa"/>
-              <w:right w:w="120" w:type="dxa"/>
+              <w:top w:w="60" w:type="dxa"/>
+              <w:bottom w:w="60" w:type="dxa"/>
+              <w:left w:w="100" w:type="dxa"/>
+              <w:right w:w="100" w:type="dxa"/>
             </w:tcMar>
             <w:tcBorders>
               <w:top w:val="single" w:sz="4" w:space="0" w:color="E2E8F0"/>
-              <w:left w:val="single" w:sz="4" w:space="0" w:color="E2E8F0"/>
+              <w:left w:val="single" w:sz="4" w:space="0" w:color="CBD5E1"/>
               <w:bottom w:val="single" w:sz="4" w:space="0" w:color="E2E8F0"/>
-              <w:right w:val="single" w:sz="4" w:space="0" w:color="E2E8F0"/>
+              <w:right w:val="single" w:sz="4" w:space="0" w:color="CBD5E1"/>
             </w:tcBorders>
           </w:tcPr>
           <w:p>
@@ -1203,9 +1307,9 @@
             </w:pPr>
             <w:r>
               <w:rPr>
-                <w:rFonts w:ascii="Segoe UI" w:hAnsi="Segoe UI"/>
-                <w:color w:val="1E293B"/>
-                <w:sz w:val="17"/>
+                <w:rFonts w:ascii="Times New Roman" w:hAnsi="Times New Roman"/>
+                <w:color w:val="000000"/>
+                <w:sz w:val="16"/>
               </w:rPr>
               <w:t>Client</w:t>
             </w:r>
@@ -1216,16 +1320,16 @@
             <w:tcW w:type="dxa" w:w="1152"/>
             <w:shd w:fill="FFFFFF"/>
             <w:tcMar>
-              <w:top w:w="80" w:type="dxa"/>
-              <w:bottom w:w="80" w:type="dxa"/>
-              <w:left w:w="120" w:type="dxa"/>
-              <w:right w:w="120" w:type="dxa"/>
+              <w:top w:w="60" w:type="dxa"/>
+              <w:bottom w:w="60" w:type="dxa"/>
+              <w:left w:w="100" w:type="dxa"/>
+              <w:right w:w="100" w:type="dxa"/>
             </w:tcMar>
             <w:tcBorders>
               <w:top w:val="single" w:sz="4" w:space="0" w:color="E2E8F0"/>
-              <w:left w:val="single" w:sz="4" w:space="0" w:color="E2E8F0"/>
+              <w:left w:val="single" w:sz="4" w:space="0" w:color="CBD5E1"/>
               <w:bottom w:val="single" w:sz="4" w:space="0" w:color="E2E8F0"/>
-              <w:right w:val="single" w:sz="4" w:space="0" w:color="E2E8F0"/>
+              <w:right w:val="single" w:sz="4" w:space="0" w:color="CBD5E1"/>
             </w:tcBorders>
           </w:tcPr>
           <w:p>
@@ -1234,9 +1338,9 @@
             </w:pPr>
             <w:r>
               <w:rPr>
-                <w:rFonts w:ascii="Segoe UI" w:hAnsi="Segoe UI"/>
-                <w:color w:val="1E293B"/>
-                <w:sz w:val="17"/>
+                <w:rFonts w:ascii="Times New Roman" w:hAnsi="Times New Roman"/>
+                <w:color w:val="000000"/>
+                <w:sz w:val="16"/>
               </w:rPr>
               <w:t>id</w:t>
             </w:r>
@@ -1247,16 +1351,16 @@
             <w:tcW w:type="dxa" w:w="2592"/>
             <w:shd w:fill="FFFFFF"/>
             <w:tcMar>
-              <w:top w:w="80" w:type="dxa"/>
-              <w:bottom w:w="80" w:type="dxa"/>
-              <w:left w:w="120" w:type="dxa"/>
-              <w:right w:w="120" w:type="dxa"/>
+              <w:top w:w="60" w:type="dxa"/>
+              <w:bottom w:w="60" w:type="dxa"/>
+              <w:left w:w="100" w:type="dxa"/>
+              <w:right w:w="100" w:type="dxa"/>
             </w:tcMar>
             <w:tcBorders>
               <w:top w:val="single" w:sz="4" w:space="0" w:color="E2E8F0"/>
-              <w:left w:val="single" w:sz="4" w:space="0" w:color="E2E8F0"/>
+              <w:left w:val="single" w:sz="4" w:space="0" w:color="CBD5E1"/>
               <w:bottom w:val="single" w:sz="4" w:space="0" w:color="E2E8F0"/>
-              <w:right w:val="single" w:sz="4" w:space="0" w:color="E2E8F0"/>
+              <w:right w:val="single" w:sz="4" w:space="0" w:color="CBD5E1"/>
             </w:tcBorders>
           </w:tcPr>
           <w:p>
@@ -1265,9 +1369,9 @@
             </w:pPr>
             <w:r>
               <w:rPr>
-                <w:rFonts w:ascii="Segoe UI" w:hAnsi="Segoe UI"/>
-                <w:color w:val="1E293B"/>
-                <w:sz w:val="17"/>
+                <w:rFonts w:ascii="Times New Roman" w:hAnsi="Times New Roman"/>
+                <w:color w:val="000000"/>
+                <w:sz w:val="16"/>
               </w:rPr>
               <w:t>workspace_id</w:t>
             </w:r>
@@ -1278,16 +1382,16 @@
             <w:tcW w:type="dxa" w:w="2592"/>
             <w:shd w:fill="FFFFFF"/>
             <w:tcMar>
-              <w:top w:w="80" w:type="dxa"/>
-              <w:bottom w:w="80" w:type="dxa"/>
-              <w:left w:w="120" w:type="dxa"/>
-              <w:right w:w="120" w:type="dxa"/>
+              <w:top w:w="60" w:type="dxa"/>
+              <w:bottom w:w="60" w:type="dxa"/>
+              <w:left w:w="100" w:type="dxa"/>
+              <w:right w:w="100" w:type="dxa"/>
             </w:tcMar>
             <w:tcBorders>
               <w:top w:val="single" w:sz="4" w:space="0" w:color="E2E8F0"/>
-              <w:left w:val="single" w:sz="4" w:space="0" w:color="E2E8F0"/>
+              <w:left w:val="single" w:sz="4" w:space="0" w:color="CBD5E1"/>
               <w:bottom w:val="single" w:sz="4" w:space="0" w:color="E2E8F0"/>
-              <w:right w:val="single" w:sz="4" w:space="0" w:color="E2E8F0"/>
+              <w:right w:val="single" w:sz="4" w:space="0" w:color="CBD5E1"/>
             </w:tcBorders>
           </w:tcPr>
           <w:p>
@@ -1296,9 +1400,9 @@
             </w:pPr>
             <w:r>
               <w:rPr>
-                <w:rFonts w:ascii="Segoe UI" w:hAnsi="Segoe UI"/>
-                <w:color w:val="1E293B"/>
-                <w:sz w:val="17"/>
+                <w:rFonts w:ascii="Times New Roman" w:hAnsi="Times New Roman"/>
+                <w:color w:val="000000"/>
+                <w:sz w:val="16"/>
               </w:rPr>
               <w:t>name, contact_email, brand_guidelines</w:t>
             </w:r>
@@ -1309,16 +1413,16 @@
             <w:tcW w:type="dxa" w:w="1872"/>
             <w:shd w:fill="FFFFFF"/>
             <w:tcMar>
-              <w:top w:w="80" w:type="dxa"/>
-              <w:bottom w:w="80" w:type="dxa"/>
-              <w:left w:w="120" w:type="dxa"/>
-              <w:right w:w="120" w:type="dxa"/>
+              <w:top w:w="60" w:type="dxa"/>
+              <w:bottom w:w="60" w:type="dxa"/>
+              <w:left w:w="100" w:type="dxa"/>
+              <w:right w:w="100" w:type="dxa"/>
             </w:tcMar>
             <w:tcBorders>
               <w:top w:val="single" w:sz="4" w:space="0" w:color="E2E8F0"/>
-              <w:left w:val="single" w:sz="4" w:space="0" w:color="E2E8F0"/>
+              <w:left w:val="single" w:sz="4" w:space="0" w:color="CBD5E1"/>
               <w:bottom w:val="single" w:sz="4" w:space="0" w:color="E2E8F0"/>
-              <w:right w:val="single" w:sz="4" w:space="0" w:color="E2E8F0"/>
+              <w:right w:val="single" w:sz="4" w:space="0" w:color="CBD5E1"/>
             </w:tcBorders>
           </w:tcPr>
           <w:p>
@@ -1327,11 +1431,11 @@
             </w:pPr>
             <w:r>
               <w:rPr>
-                <w:rFonts w:ascii="Segoe UI" w:hAnsi="Segoe UI"/>
-                <w:color w:val="1E293B"/>
-                <w:sz w:val="17"/>
+                <w:rFonts w:ascii="Times New Roman" w:hAnsi="Times New Roman"/>
+                <w:color w:val="000000"/>
+                <w:sz w:val="16"/>
               </w:rPr>
-              <w:t>Unique (workspace_id, name)</w:t>
+              <w:t>Unique (workspace, name)</w:t>
             </w:r>
           </w:p>
         </w:tc>
@@ -1342,16 +1446,16 @@
             <w:tcW w:type="dxa" w:w="1872"/>
             <w:shd w:fill="F8FAFC"/>
             <w:tcMar>
-              <w:top w:w="80" w:type="dxa"/>
-              <w:bottom w:w="80" w:type="dxa"/>
-              <w:left w:w="120" w:type="dxa"/>
-              <w:right w:w="120" w:type="dxa"/>
+              <w:top w:w="60" w:type="dxa"/>
+              <w:bottom w:w="60" w:type="dxa"/>
+              <w:left w:w="100" w:type="dxa"/>
+              <w:right w:w="100" w:type="dxa"/>
             </w:tcMar>
             <w:tcBorders>
               <w:top w:val="single" w:sz="4" w:space="0" w:color="E2E8F0"/>
-              <w:left w:val="single" w:sz="4" w:space="0" w:color="E2E8F0"/>
+              <w:left w:val="single" w:sz="4" w:space="0" w:color="CBD5E1"/>
               <w:bottom w:val="single" w:sz="4" w:space="0" w:color="E2E8F0"/>
-              <w:right w:val="single" w:sz="4" w:space="0" w:color="E2E8F0"/>
+              <w:right w:val="single" w:sz="4" w:space="0" w:color="CBD5E1"/>
             </w:tcBorders>
           </w:tcPr>
           <w:p>
@@ -1360,9 +1464,9 @@
             </w:pPr>
             <w:r>
               <w:rPr>
-                <w:rFonts w:ascii="Segoe UI" w:hAnsi="Segoe UI"/>
-                <w:color w:val="1E293B"/>
-                <w:sz w:val="17"/>
+                <w:rFonts w:ascii="Times New Roman" w:hAnsi="Times New Roman"/>
+                <w:color w:val="000000"/>
+                <w:sz w:val="16"/>
               </w:rPr>
               <w:t>Campaign</w:t>
             </w:r>
@@ -1373,16 +1477,16 @@
             <w:tcW w:type="dxa" w:w="1152"/>
             <w:shd w:fill="F8FAFC"/>
             <w:tcMar>
-              <w:top w:w="80" w:type="dxa"/>
-              <w:bottom w:w="80" w:type="dxa"/>
-              <w:left w:w="120" w:type="dxa"/>
-              <w:right w:w="120" w:type="dxa"/>
+              <w:top w:w="60" w:type="dxa"/>
+              <w:bottom w:w="60" w:type="dxa"/>
+              <w:left w:w="100" w:type="dxa"/>
+              <w:right w:w="100" w:type="dxa"/>
             </w:tcMar>
             <w:tcBorders>
               <w:top w:val="single" w:sz="4" w:space="0" w:color="E2E8F0"/>
-              <w:left w:val="single" w:sz="4" w:space="0" w:color="E2E8F0"/>
+              <w:left w:val="single" w:sz="4" w:space="0" w:color="CBD5E1"/>
               <w:bottom w:val="single" w:sz="4" w:space="0" w:color="E2E8F0"/>
-              <w:right w:val="single" w:sz="4" w:space="0" w:color="E2E8F0"/>
+              <w:right w:val="single" w:sz="4" w:space="0" w:color="CBD5E1"/>
             </w:tcBorders>
           </w:tcPr>
           <w:p>
@@ -1391,9 +1495,9 @@
             </w:pPr>
             <w:r>
               <w:rPr>
-                <w:rFonts w:ascii="Segoe UI" w:hAnsi="Segoe UI"/>
-                <w:color w:val="1E293B"/>
-                <w:sz w:val="17"/>
+                <w:rFonts w:ascii="Times New Roman" w:hAnsi="Times New Roman"/>
+                <w:color w:val="000000"/>
+                <w:sz w:val="16"/>
               </w:rPr>
               <w:t>id</w:t>
             </w:r>
@@ -1404,16 +1508,16 @@
             <w:tcW w:type="dxa" w:w="2592"/>
             <w:shd w:fill="F8FAFC"/>
             <w:tcMar>
-              <w:top w:w="80" w:type="dxa"/>
-              <w:bottom w:w="80" w:type="dxa"/>
-              <w:left w:w="120" w:type="dxa"/>
-              <w:right w:w="120" w:type="dxa"/>
+              <w:top w:w="60" w:type="dxa"/>
+              <w:bottom w:w="60" w:type="dxa"/>
+              <w:left w:w="100" w:type="dxa"/>
+              <w:right w:w="100" w:type="dxa"/>
             </w:tcMar>
             <w:tcBorders>
               <w:top w:val="single" w:sz="4" w:space="0" w:color="E2E8F0"/>
-              <w:left w:val="single" w:sz="4" w:space="0" w:color="E2E8F0"/>
+              <w:left w:val="single" w:sz="4" w:space="0" w:color="CBD5E1"/>
               <w:bottom w:val="single" w:sz="4" w:space="0" w:color="E2E8F0"/>
-              <w:right w:val="single" w:sz="4" w:space="0" w:color="E2E8F0"/>
+              <w:right w:val="single" w:sz="4" w:space="0" w:color="CBD5E1"/>
             </w:tcBorders>
           </w:tcPr>
           <w:p>
@@ -1422,9 +1526,9 @@
             </w:pPr>
             <w:r>
               <w:rPr>
-                <w:rFonts w:ascii="Segoe UI" w:hAnsi="Segoe UI"/>
-                <w:color w:val="1E293B"/>
-                <w:sz w:val="17"/>
+                <w:rFonts w:ascii="Times New Roman" w:hAnsi="Times New Roman"/>
+                <w:color w:val="000000"/>
+                <w:sz w:val="16"/>
               </w:rPr>
               <w:t>client_id</w:t>
             </w:r>
@@ -1435,16 +1539,16 @@
             <w:tcW w:type="dxa" w:w="2592"/>
             <w:shd w:fill="F8FAFC"/>
             <w:tcMar>
-              <w:top w:w="80" w:type="dxa"/>
-              <w:bottom w:w="80" w:type="dxa"/>
-              <w:left w:w="120" w:type="dxa"/>
-              <w:right w:w="120" w:type="dxa"/>
+              <w:top w:w="60" w:type="dxa"/>
+              <w:bottom w:w="60" w:type="dxa"/>
+              <w:left w:w="100" w:type="dxa"/>
+              <w:right w:w="100" w:type="dxa"/>
             </w:tcMar>
             <w:tcBorders>
               <w:top w:val="single" w:sz="4" w:space="0" w:color="E2E8F0"/>
-              <w:left w:val="single" w:sz="4" w:space="0" w:color="E2E8F0"/>
+              <w:left w:val="single" w:sz="4" w:space="0" w:color="CBD5E1"/>
               <w:bottom w:val="single" w:sz="4" w:space="0" w:color="E2E8F0"/>
-              <w:right w:val="single" w:sz="4" w:space="0" w:color="E2E8F0"/>
+              <w:right w:val="single" w:sz="4" w:space="0" w:color="CBD5E1"/>
             </w:tcBorders>
           </w:tcPr>
           <w:p>
@@ -1453,11 +1557,11 @@
             </w:pPr>
             <w:r>
               <w:rPr>
-                <w:rFonts w:ascii="Segoe UI" w:hAnsi="Segoe UI"/>
-                <w:color w:val="1E293B"/>
-                <w:sz w:val="17"/>
+                <w:rFonts w:ascii="Times New Roman" w:hAnsi="Times New Roman"/>
+                <w:color w:val="000000"/>
+                <w:sz w:val="16"/>
               </w:rPr>
-              <w:t>title, objective, budget, start/end_date</w:t>
+              <w:t>title, objective, budget, status</w:t>
             </w:r>
           </w:p>
         </w:tc>
@@ -1466,16 +1570,16 @@
             <w:tcW w:type="dxa" w:w="1872"/>
             <w:shd w:fill="F8FAFC"/>
             <w:tcMar>
-              <w:top w:w="80" w:type="dxa"/>
-              <w:bottom w:w="80" w:type="dxa"/>
-              <w:left w:w="120" w:type="dxa"/>
-              <w:right w:w="120" w:type="dxa"/>
+              <w:top w:w="60" w:type="dxa"/>
+              <w:bottom w:w="60" w:type="dxa"/>
+              <w:left w:w="100" w:type="dxa"/>
+              <w:right w:w="100" w:type="dxa"/>
             </w:tcMar>
             <w:tcBorders>
               <w:top w:val="single" w:sz="4" w:space="0" w:color="E2E8F0"/>
-              <w:left w:val="single" w:sz="4" w:space="0" w:color="E2E8F0"/>
+              <w:left w:val="single" w:sz="4" w:space="0" w:color="CBD5E1"/>
               <w:bottom w:val="single" w:sz="4" w:space="0" w:color="E2E8F0"/>
-              <w:right w:val="single" w:sz="4" w:space="0" w:color="E2E8F0"/>
+              <w:right w:val="single" w:sz="4" w:space="0" w:color="CBD5E1"/>
             </w:tcBorders>
           </w:tcPr>
           <w:p>
@@ -1484,9 +1588,9 @@
             </w:pPr>
             <w:r>
               <w:rPr>
-                <w:rFonts w:ascii="Segoe UI" w:hAnsi="Segoe UI"/>
-                <w:color w:val="1E293B"/>
-                <w:sz w:val="17"/>
+                <w:rFonts w:ascii="Times New Roman" w:hAnsi="Times New Roman"/>
+                <w:color w:val="000000"/>
+                <w:sz w:val="16"/>
               </w:rPr>
               <w:t>Budget &gt;= 0</w:t>
             </w:r>
@@ -1499,16 +1603,16 @@
             <w:tcW w:type="dxa" w:w="1872"/>
             <w:shd w:fill="FFFFFF"/>
             <w:tcMar>
-              <w:top w:w="80" w:type="dxa"/>
-              <w:bottom w:w="80" w:type="dxa"/>
-              <w:left w:w="120" w:type="dxa"/>
-              <w:right w:w="120" w:type="dxa"/>
+              <w:top w:w="60" w:type="dxa"/>
+              <w:bottom w:w="60" w:type="dxa"/>
+              <w:left w:w="100" w:type="dxa"/>
+              <w:right w:w="100" w:type="dxa"/>
             </w:tcMar>
             <w:tcBorders>
               <w:top w:val="single" w:sz="4" w:space="0" w:color="E2E8F0"/>
-              <w:left w:val="single" w:sz="4" w:space="0" w:color="E2E8F0"/>
+              <w:left w:val="single" w:sz="4" w:space="0" w:color="CBD5E1"/>
               <w:bottom w:val="single" w:sz="4" w:space="0" w:color="E2E8F0"/>
-              <w:right w:val="single" w:sz="4" w:space="0" w:color="E2E8F0"/>
+              <w:right w:val="single" w:sz="4" w:space="0" w:color="CBD5E1"/>
             </w:tcBorders>
           </w:tcPr>
           <w:p>
@@ -1517,9 +1621,9 @@
             </w:pPr>
             <w:r>
               <w:rPr>
-                <w:rFonts w:ascii="Segoe UI" w:hAnsi="Segoe UI"/>
-                <w:color w:val="1E293B"/>
-                <w:sz w:val="17"/>
+                <w:rFonts w:ascii="Times New Roman" w:hAnsi="Times New Roman"/>
+                <w:color w:val="000000"/>
+                <w:sz w:val="16"/>
               </w:rPr>
               <w:t>ContentItem</w:t>
             </w:r>
@@ -1530,16 +1634,16 @@
             <w:tcW w:type="dxa" w:w="1152"/>
             <w:shd w:fill="FFFFFF"/>
             <w:tcMar>
-              <w:top w:w="80" w:type="dxa"/>
-              <w:bottom w:w="80" w:type="dxa"/>
-              <w:left w:w="120" w:type="dxa"/>
-              <w:right w:w="120" w:type="dxa"/>
+              <w:top w:w="60" w:type="dxa"/>
+              <w:bottom w:w="60" w:type="dxa"/>
+              <w:left w:w="100" w:type="dxa"/>
+              <w:right w:w="100" w:type="dxa"/>
             </w:tcMar>
             <w:tcBorders>
               <w:top w:val="single" w:sz="4" w:space="0" w:color="E2E8F0"/>
-              <w:left w:val="single" w:sz="4" w:space="0" w:color="E2E8F0"/>
+              <w:left w:val="single" w:sz="4" w:space="0" w:color="CBD5E1"/>
               <w:bottom w:val="single" w:sz="4" w:space="0" w:color="E2E8F0"/>
-              <w:right w:val="single" w:sz="4" w:space="0" w:color="E2E8F0"/>
+              <w:right w:val="single" w:sz="4" w:space="0" w:color="CBD5E1"/>
             </w:tcBorders>
           </w:tcPr>
           <w:p>
@@ -1548,9 +1652,9 @@
             </w:pPr>
             <w:r>
               <w:rPr>
-                <w:rFonts w:ascii="Segoe UI" w:hAnsi="Segoe UI"/>
-                <w:color w:val="1E293B"/>
-                <w:sz w:val="17"/>
+                <w:rFonts w:ascii="Times New Roman" w:hAnsi="Times New Roman"/>
+                <w:color w:val="000000"/>
+                <w:sz w:val="16"/>
               </w:rPr>
               <w:t>id</w:t>
             </w:r>
@@ -1561,16 +1665,16 @@
             <w:tcW w:type="dxa" w:w="2592"/>
             <w:shd w:fill="FFFFFF"/>
             <w:tcMar>
-              <w:top w:w="80" w:type="dxa"/>
-              <w:bottom w:w="80" w:type="dxa"/>
-              <w:left w:w="120" w:type="dxa"/>
-              <w:right w:w="120" w:type="dxa"/>
+              <w:top w:w="60" w:type="dxa"/>
+              <w:bottom w:w="60" w:type="dxa"/>
+              <w:left w:w="100" w:type="dxa"/>
+              <w:right w:w="100" w:type="dxa"/>
             </w:tcMar>
             <w:tcBorders>
               <w:top w:val="single" w:sz="4" w:space="0" w:color="E2E8F0"/>
-              <w:left w:val="single" w:sz="4" w:space="0" w:color="E2E8F0"/>
+              <w:left w:val="single" w:sz="4" w:space="0" w:color="CBD5E1"/>
               <w:bottom w:val="single" w:sz="4" w:space="0" w:color="E2E8F0"/>
-              <w:right w:val="single" w:sz="4" w:space="0" w:color="E2E8F0"/>
+              <w:right w:val="single" w:sz="4" w:space="0" w:color="CBD5E1"/>
             </w:tcBorders>
           </w:tcPr>
           <w:p>
@@ -1579,9 +1683,9 @@
             </w:pPr>
             <w:r>
               <w:rPr>
-                <w:rFonts w:ascii="Segoe UI" w:hAnsi="Segoe UI"/>
-                <w:color w:val="1E293B"/>
-                <w:sz w:val="17"/>
+                <w:rFonts w:ascii="Times New Roman" w:hAnsi="Times New Roman"/>
+                <w:color w:val="000000"/>
+                <w:sz w:val="16"/>
               </w:rPr>
               <w:t>campaign_id, creator_id</w:t>
             </w:r>
@@ -1592,16 +1696,16 @@
             <w:tcW w:type="dxa" w:w="2592"/>
             <w:shd w:fill="FFFFFF"/>
             <w:tcMar>
-              <w:top w:w="80" w:type="dxa"/>
-              <w:bottom w:w="80" w:type="dxa"/>
-              <w:left w:w="120" w:type="dxa"/>
-              <w:right w:w="120" w:type="dxa"/>
+              <w:top w:w="60" w:type="dxa"/>
+              <w:bottom w:w="60" w:type="dxa"/>
+              <w:left w:w="100" w:type="dxa"/>
+              <w:right w:w="100" w:type="dxa"/>
             </w:tcMar>
             <w:tcBorders>
               <w:top w:val="single" w:sz="4" w:space="0" w:color="E2E8F0"/>
-              <w:left w:val="single" w:sz="4" w:space="0" w:color="E2E8F0"/>
+              <w:left w:val="single" w:sz="4" w:space="0" w:color="CBD5E1"/>
               <w:bottom w:val="single" w:sz="4" w:space="0" w:color="E2E8F0"/>
-              <w:right w:val="single" w:sz="4" w:space="0" w:color="E2E8F0"/>
+              <w:right w:val="single" w:sz="4" w:space="0" w:color="CBD5E1"/>
             </w:tcBorders>
           </w:tcPr>
           <w:p>
@@ -1610,9 +1714,9 @@
             </w:pPr>
             <w:r>
               <w:rPr>
-                <w:rFonts w:ascii="Segoe UI" w:hAnsi="Segoe UI"/>
-                <w:color w:val="1E293B"/>
-                <w:sz w:val="17"/>
+                <w:rFonts w:ascii="Times New Roman" w:hAnsi="Times New Roman"/>
+                <w:color w:val="000000"/>
+                <w:sz w:val="16"/>
               </w:rPr>
               <w:t>title, platform, script_body, status, published_url</w:t>
             </w:r>
@@ -1623,16 +1727,16 @@
             <w:tcW w:type="dxa" w:w="1872"/>
             <w:shd w:fill="FFFFFF"/>
             <w:tcMar>
-              <w:top w:w="80" w:type="dxa"/>
-              <w:bottom w:w="80" w:type="dxa"/>
-              <w:left w:w="120" w:type="dxa"/>
-              <w:right w:w="120" w:type="dxa"/>
+              <w:top w:w="60" w:type="dxa"/>
+              <w:bottom w:w="60" w:type="dxa"/>
+              <w:left w:w="100" w:type="dxa"/>
+              <w:right w:w="100" w:type="dxa"/>
             </w:tcMar>
             <w:tcBorders>
               <w:top w:val="single" w:sz="4" w:space="0" w:color="E2E8F0"/>
-              <w:left w:val="single" w:sz="4" w:space="0" w:color="E2E8F0"/>
+              <w:left w:val="single" w:sz="4" w:space="0" w:color="CBD5E1"/>
               <w:bottom w:val="single" w:sz="4" w:space="0" w:color="E2E8F0"/>
-              <w:right w:val="single" w:sz="4" w:space="0" w:color="E2E8F0"/>
+              <w:right w:val="single" w:sz="4" w:space="0" w:color="CBD5E1"/>
             </w:tcBorders>
           </w:tcPr>
           <w:p>
@@ -1641,9 +1745,9 @@
             </w:pPr>
             <w:r>
               <w:rPr>
-                <w:rFonts w:ascii="Segoe UI" w:hAnsi="Segoe UI"/>
-                <w:color w:val="1E293B"/>
-                <w:sz w:val="17"/>
+                <w:rFonts w:ascii="Times New Roman" w:hAnsi="Times New Roman"/>
+                <w:color w:val="000000"/>
+                <w:sz w:val="16"/>
               </w:rPr>
               <w:t>7-stage status enum</w:t>
             </w:r>
@@ -1656,16 +1760,16 @@
             <w:tcW w:type="dxa" w:w="1872"/>
             <w:shd w:fill="F8FAFC"/>
             <w:tcMar>
-              <w:top w:w="80" w:type="dxa"/>
-              <w:bottom w:w="80" w:type="dxa"/>
-              <w:left w:w="120" w:type="dxa"/>
-              <w:right w:w="120" w:type="dxa"/>
+              <w:top w:w="60" w:type="dxa"/>
+              <w:bottom w:w="60" w:type="dxa"/>
+              <w:left w:w="100" w:type="dxa"/>
+              <w:right w:w="100" w:type="dxa"/>
             </w:tcMar>
             <w:tcBorders>
               <w:top w:val="single" w:sz="4" w:space="0" w:color="E2E8F0"/>
-              <w:left w:val="single" w:sz="4" w:space="0" w:color="E2E8F0"/>
+              <w:left w:val="single" w:sz="4" w:space="0" w:color="CBD5E1"/>
               <w:bottom w:val="single" w:sz="4" w:space="0" w:color="E2E8F0"/>
-              <w:right w:val="single" w:sz="4" w:space="0" w:color="E2E8F0"/>
+              <w:right w:val="single" w:sz="4" w:space="0" w:color="CBD5E1"/>
             </w:tcBorders>
           </w:tcPr>
           <w:p>
@@ -1674,9 +1778,9 @@
             </w:pPr>
             <w:r>
               <w:rPr>
-                <w:rFonts w:ascii="Segoe UI" w:hAnsi="Segoe UI"/>
-                <w:color w:val="1E293B"/>
-                <w:sz w:val="17"/>
+                <w:rFonts w:ascii="Times New Roman" w:hAnsi="Times New Roman"/>
+                <w:color w:val="000000"/>
+                <w:sz w:val="16"/>
               </w:rPr>
               <w:t>ContentVersion</w:t>
             </w:r>
@@ -1687,16 +1791,16 @@
             <w:tcW w:type="dxa" w:w="1152"/>
             <w:shd w:fill="F8FAFC"/>
             <w:tcMar>
-              <w:top w:w="80" w:type="dxa"/>
-              <w:bottom w:w="80" w:type="dxa"/>
-              <w:left w:w="120" w:type="dxa"/>
-              <w:right w:w="120" w:type="dxa"/>
+              <w:top w:w="60" w:type="dxa"/>
+              <w:bottom w:w="60" w:type="dxa"/>
+              <w:left w:w="100" w:type="dxa"/>
+              <w:right w:w="100" w:type="dxa"/>
             </w:tcMar>
             <w:tcBorders>
               <w:top w:val="single" w:sz="4" w:space="0" w:color="E2E8F0"/>
-              <w:left w:val="single" w:sz="4" w:space="0" w:color="E2E8F0"/>
+              <w:left w:val="single" w:sz="4" w:space="0" w:color="CBD5E1"/>
               <w:bottom w:val="single" w:sz="4" w:space="0" w:color="E2E8F0"/>
-              <w:right w:val="single" w:sz="4" w:space="0" w:color="E2E8F0"/>
+              <w:right w:val="single" w:sz="4" w:space="0" w:color="CBD5E1"/>
             </w:tcBorders>
           </w:tcPr>
           <w:p>
@@ -1705,9 +1809,9 @@
             </w:pPr>
             <w:r>
               <w:rPr>
-                <w:rFonts w:ascii="Segoe UI" w:hAnsi="Segoe UI"/>
-                <w:color w:val="1E293B"/>
-                <w:sz w:val="17"/>
+                <w:rFonts w:ascii="Times New Roman" w:hAnsi="Times New Roman"/>
+                <w:color w:val="000000"/>
+                <w:sz w:val="16"/>
               </w:rPr>
               <w:t>id</w:t>
             </w:r>
@@ -1718,16 +1822,16 @@
             <w:tcW w:type="dxa" w:w="2592"/>
             <w:shd w:fill="F8FAFC"/>
             <w:tcMar>
-              <w:top w:w="80" w:type="dxa"/>
-              <w:bottom w:w="80" w:type="dxa"/>
-              <w:left w:w="120" w:type="dxa"/>
-              <w:right w:w="120" w:type="dxa"/>
+              <w:top w:w="60" w:type="dxa"/>
+              <w:bottom w:w="60" w:type="dxa"/>
+              <w:left w:w="100" w:type="dxa"/>
+              <w:right w:w="100" w:type="dxa"/>
             </w:tcMar>
             <w:tcBorders>
               <w:top w:val="single" w:sz="4" w:space="0" w:color="E2E8F0"/>
-              <w:left w:val="single" w:sz="4" w:space="0" w:color="E2E8F0"/>
+              <w:left w:val="single" w:sz="4" w:space="0" w:color="CBD5E1"/>
               <w:bottom w:val="single" w:sz="4" w:space="0" w:color="E2E8F0"/>
-              <w:right w:val="single" w:sz="4" w:space="0" w:color="E2E8F0"/>
+              <w:right w:val="single" w:sz="4" w:space="0" w:color="CBD5E1"/>
             </w:tcBorders>
           </w:tcPr>
           <w:p>
@@ -1736,9 +1840,9 @@
             </w:pPr>
             <w:r>
               <w:rPr>
-                <w:rFonts w:ascii="Segoe UI" w:hAnsi="Segoe UI"/>
-                <w:color w:val="1E293B"/>
-                <w:sz w:val="17"/>
+                <w:rFonts w:ascii="Times New Roman" w:hAnsi="Times New Roman"/>
+                <w:color w:val="000000"/>
+                <w:sz w:val="16"/>
               </w:rPr>
               <w:t>content_item_id, created_by</w:t>
             </w:r>
@@ -1749,16 +1853,16 @@
             <w:tcW w:type="dxa" w:w="2592"/>
             <w:shd w:fill="F8FAFC"/>
             <w:tcMar>
-              <w:top w:w="80" w:type="dxa"/>
-              <w:bottom w:w="80" w:type="dxa"/>
-              <w:left w:w="120" w:type="dxa"/>
-              <w:right w:w="120" w:type="dxa"/>
+              <w:top w:w="60" w:type="dxa"/>
+              <w:bottom w:w="60" w:type="dxa"/>
+              <w:left w:w="100" w:type="dxa"/>
+              <w:right w:w="100" w:type="dxa"/>
             </w:tcMar>
             <w:tcBorders>
               <w:top w:val="single" w:sz="4" w:space="0" w:color="E2E8F0"/>
-              <w:left w:val="single" w:sz="4" w:space="0" w:color="E2E8F0"/>
+              <w:left w:val="single" w:sz="4" w:space="0" w:color="CBD5E1"/>
               <w:bottom w:val="single" w:sz="4" w:space="0" w:color="E2E8F0"/>
-              <w:right w:val="single" w:sz="4" w:space="0" w:color="E2E8F0"/>
+              <w:right w:val="single" w:sz="4" w:space="0" w:color="CBD5E1"/>
             </w:tcBorders>
           </w:tcPr>
           <w:p>
@@ -1767,11 +1871,11 @@
             </w:pPr>
             <w:r>
               <w:rPr>
-                <w:rFonts w:ascii="Segoe UI" w:hAnsi="Segoe UI"/>
-                <w:color w:val="1E293B"/>
-                <w:sz w:val="17"/>
+                <w:rFonts w:ascii="Times New Roman" w:hAnsi="Times New Roman"/>
+                <w:color w:val="000000"/>
+                <w:sz w:val="16"/>
               </w:rPr>
-              <w:t>revision_number, script_snapshot, created_at</w:t>
+              <w:t>revision_number, script_snapshot</w:t>
             </w:r>
           </w:p>
         </w:tc>
@@ -1780,16 +1884,16 @@
             <w:tcW w:type="dxa" w:w="1872"/>
             <w:shd w:fill="F8FAFC"/>
             <w:tcMar>
-              <w:top w:w="80" w:type="dxa"/>
-              <w:bottom w:w="80" w:type="dxa"/>
-              <w:left w:w="120" w:type="dxa"/>
-              <w:right w:w="120" w:type="dxa"/>
+              <w:top w:w="60" w:type="dxa"/>
+              <w:bottom w:w="60" w:type="dxa"/>
+              <w:left w:w="100" w:type="dxa"/>
+              <w:right w:w="100" w:type="dxa"/>
             </w:tcMar>
             <w:tcBorders>
               <w:top w:val="single" w:sz="4" w:space="0" w:color="E2E8F0"/>
-              <w:left w:val="single" w:sz="4" w:space="0" w:color="E2E8F0"/>
+              <w:left w:val="single" w:sz="4" w:space="0" w:color="CBD5E1"/>
               <w:bottom w:val="single" w:sz="4" w:space="0" w:color="E2E8F0"/>
-              <w:right w:val="single" w:sz="4" w:space="0" w:color="E2E8F0"/>
+              <w:right w:val="single" w:sz="4" w:space="0" w:color="CBD5E1"/>
             </w:tcBorders>
           </w:tcPr>
           <w:p>
@@ -1798,9 +1902,9 @@
             </w:pPr>
             <w:r>
               <w:rPr>
-                <w:rFonts w:ascii="Segoe UI" w:hAnsi="Segoe UI"/>
-                <w:color w:val="1E293B"/>
-                <w:sz w:val="17"/>
+                <w:rFonts w:ascii="Times New Roman" w:hAnsi="Times New Roman"/>
+                <w:color w:val="000000"/>
+                <w:sz w:val="16"/>
               </w:rPr>
               <w:t>Unique (item, rev_num)</w:t>
             </w:r>
@@ -1813,16 +1917,16 @@
             <w:tcW w:type="dxa" w:w="1872"/>
             <w:shd w:fill="FFFFFF"/>
             <w:tcMar>
-              <w:top w:w="80" w:type="dxa"/>
-              <w:bottom w:w="80" w:type="dxa"/>
-              <w:left w:w="120" w:type="dxa"/>
-              <w:right w:w="120" w:type="dxa"/>
+              <w:top w:w="60" w:type="dxa"/>
+              <w:bottom w:w="60" w:type="dxa"/>
+              <w:left w:w="100" w:type="dxa"/>
+              <w:right w:w="100" w:type="dxa"/>
             </w:tcMar>
             <w:tcBorders>
               <w:top w:val="single" w:sz="4" w:space="0" w:color="E2E8F0"/>
-              <w:left w:val="single" w:sz="4" w:space="0" w:color="E2E8F0"/>
+              <w:left w:val="single" w:sz="4" w:space="0" w:color="CBD5E1"/>
               <w:bottom w:val="single" w:sz="4" w:space="0" w:color="E2E8F0"/>
-              <w:right w:val="single" w:sz="4" w:space="0" w:color="E2E8F0"/>
+              <w:right w:val="single" w:sz="4" w:space="0" w:color="CBD5E1"/>
             </w:tcBorders>
           </w:tcPr>
           <w:p>
@@ -1831,9 +1935,9 @@
             </w:pPr>
             <w:r>
               <w:rPr>
-                <w:rFonts w:ascii="Segoe UI" w:hAnsi="Segoe UI"/>
-                <w:color w:val="1E293B"/>
-                <w:sz w:val="17"/>
+                <w:rFonts w:ascii="Times New Roman" w:hAnsi="Times New Roman"/>
+                <w:color w:val="000000"/>
+                <w:sz w:val="16"/>
               </w:rPr>
               <w:t>Approval</w:t>
             </w:r>
@@ -1844,16 +1948,16 @@
             <w:tcW w:type="dxa" w:w="1152"/>
             <w:shd w:fill="FFFFFF"/>
             <w:tcMar>
-              <w:top w:w="80" w:type="dxa"/>
-              <w:bottom w:w="80" w:type="dxa"/>
-              <w:left w:w="120" w:type="dxa"/>
-              <w:right w:w="120" w:type="dxa"/>
+              <w:top w:w="60" w:type="dxa"/>
+              <w:bottom w:w="60" w:type="dxa"/>
+              <w:left w:w="100" w:type="dxa"/>
+              <w:right w:w="100" w:type="dxa"/>
             </w:tcMar>
             <w:tcBorders>
               <w:top w:val="single" w:sz="4" w:space="0" w:color="E2E8F0"/>
-              <w:left w:val="single" w:sz="4" w:space="0" w:color="E2E8F0"/>
+              <w:left w:val="single" w:sz="4" w:space="0" w:color="CBD5E1"/>
               <w:bottom w:val="single" w:sz="4" w:space="0" w:color="E2E8F0"/>
-              <w:right w:val="single" w:sz="4" w:space="0" w:color="E2E8F0"/>
+              <w:right w:val="single" w:sz="4" w:space="0" w:color="CBD5E1"/>
             </w:tcBorders>
           </w:tcPr>
           <w:p>
@@ -1862,9 +1966,9 @@
             </w:pPr>
             <w:r>
               <w:rPr>
-                <w:rFonts w:ascii="Segoe UI" w:hAnsi="Segoe UI"/>
-                <w:color w:val="1E293B"/>
-                <w:sz w:val="17"/>
+                <w:rFonts w:ascii="Times New Roman" w:hAnsi="Times New Roman"/>
+                <w:color w:val="000000"/>
+                <w:sz w:val="16"/>
               </w:rPr>
               <w:t>id</w:t>
             </w:r>
@@ -1875,16 +1979,16 @@
             <w:tcW w:type="dxa" w:w="2592"/>
             <w:shd w:fill="FFFFFF"/>
             <w:tcMar>
-              <w:top w:w="80" w:type="dxa"/>
-              <w:bottom w:w="80" w:type="dxa"/>
-              <w:left w:w="120" w:type="dxa"/>
-              <w:right w:w="120" w:type="dxa"/>
+              <w:top w:w="60" w:type="dxa"/>
+              <w:bottom w:w="60" w:type="dxa"/>
+              <w:left w:w="100" w:type="dxa"/>
+              <w:right w:w="100" w:type="dxa"/>
             </w:tcMar>
             <w:tcBorders>
               <w:top w:val="single" w:sz="4" w:space="0" w:color="E2E8F0"/>
-              <w:left w:val="single" w:sz="4" w:space="0" w:color="E2E8F0"/>
+              <w:left w:val="single" w:sz="4" w:space="0" w:color="CBD5E1"/>
               <w:bottom w:val="single" w:sz="4" w:space="0" w:color="E2E8F0"/>
-              <w:right w:val="single" w:sz="4" w:space="0" w:color="E2E8F0"/>
+              <w:right w:val="single" w:sz="4" w:space="0" w:color="CBD5E1"/>
             </w:tcBorders>
           </w:tcPr>
           <w:p>
@@ -1893,9 +1997,9 @@
             </w:pPr>
             <w:r>
               <w:rPr>
-                <w:rFonts w:ascii="Segoe UI" w:hAnsi="Segoe UI"/>
-                <w:color w:val="1E293B"/>
-                <w:sz w:val="17"/>
+                <w:rFonts w:ascii="Times New Roman" w:hAnsi="Times New Roman"/>
+                <w:color w:val="000000"/>
+                <w:sz w:val="16"/>
               </w:rPr>
               <w:t>content_item_id, reviewer_id</w:t>
             </w:r>
@@ -1906,16 +2010,16 @@
             <w:tcW w:type="dxa" w:w="2592"/>
             <w:shd w:fill="FFFFFF"/>
             <w:tcMar>
-              <w:top w:w="80" w:type="dxa"/>
-              <w:bottom w:w="80" w:type="dxa"/>
-              <w:left w:w="120" w:type="dxa"/>
-              <w:right w:w="120" w:type="dxa"/>
+              <w:top w:w="60" w:type="dxa"/>
+              <w:bottom w:w="60" w:type="dxa"/>
+              <w:left w:w="100" w:type="dxa"/>
+              <w:right w:w="100" w:type="dxa"/>
             </w:tcMar>
             <w:tcBorders>
               <w:top w:val="single" w:sz="4" w:space="0" w:color="E2E8F0"/>
-              <w:left w:val="single" w:sz="4" w:space="0" w:color="E2E8F0"/>
+              <w:left w:val="single" w:sz="4" w:space="0" w:color="CBD5E1"/>
               <w:bottom w:val="single" w:sz="4" w:space="0" w:color="E2E8F0"/>
-              <w:right w:val="single" w:sz="4" w:space="0" w:color="E2E8F0"/>
+              <w:right w:val="single" w:sz="4" w:space="0" w:color="CBD5E1"/>
             </w:tcBorders>
           </w:tcPr>
           <w:p>
@@ -1924,11 +2028,11 @@
             </w:pPr>
             <w:r>
               <w:rPr>
-                <w:rFonts w:ascii="Segoe UI" w:hAnsi="Segoe UI"/>
-                <w:color w:val="1E293B"/>
-                <w:sz w:val="17"/>
+                <w:rFonts w:ascii="Times New Roman" w:hAnsi="Times New Roman"/>
+                <w:color w:val="000000"/>
+                <w:sz w:val="16"/>
               </w:rPr>
-              <w:t>decision, stage, comment, timestamp</w:t>
+              <w:t>decision, comment, timestamp</w:t>
             </w:r>
           </w:p>
         </w:tc>
@@ -1937,16 +2041,16 @@
             <w:tcW w:type="dxa" w:w="1872"/>
             <w:shd w:fill="FFFFFF"/>
             <w:tcMar>
-              <w:top w:w="80" w:type="dxa"/>
-              <w:bottom w:w="80" w:type="dxa"/>
-              <w:left w:w="120" w:type="dxa"/>
-              <w:right w:w="120" w:type="dxa"/>
+              <w:top w:w="60" w:type="dxa"/>
+              <w:bottom w:w="60" w:type="dxa"/>
+              <w:left w:w="100" w:type="dxa"/>
+              <w:right w:w="100" w:type="dxa"/>
             </w:tcMar>
             <w:tcBorders>
               <w:top w:val="single" w:sz="4" w:space="0" w:color="E2E8F0"/>
-              <w:left w:val="single" w:sz="4" w:space="0" w:color="E2E8F0"/>
+              <w:left w:val="single" w:sz="4" w:space="0" w:color="CBD5E1"/>
               <w:bottom w:val="single" w:sz="4" w:space="0" w:color="E2E8F0"/>
-              <w:right w:val="single" w:sz="4" w:space="0" w:color="E2E8F0"/>
+              <w:right w:val="single" w:sz="4" w:space="0" w:color="CBD5E1"/>
             </w:tcBorders>
           </w:tcPr>
           <w:p>
@@ -1955,11 +2059,11 @@
             </w:pPr>
             <w:r>
               <w:rPr>
-                <w:rFonts w:ascii="Segoe UI" w:hAnsi="Segoe UI"/>
-                <w:color w:val="1E293B"/>
-                <w:sz w:val="17"/>
+                <w:rFonts w:ascii="Times New Roman" w:hAnsi="Times New Roman"/>
+                <w:color w:val="000000"/>
+                <w:sz w:val="16"/>
               </w:rPr>
-              <w:t>Decision enum</w:t>
+              <w:t>Decision choices</w:t>
             </w:r>
           </w:p>
         </w:tc>
@@ -1970,16 +2074,16 @@
             <w:tcW w:type="dxa" w:w="1872"/>
             <w:shd w:fill="F8FAFC"/>
             <w:tcMar>
-              <w:top w:w="80" w:type="dxa"/>
-              <w:bottom w:w="80" w:type="dxa"/>
-              <w:left w:w="120" w:type="dxa"/>
-              <w:right w:w="120" w:type="dxa"/>
+              <w:top w:w="60" w:type="dxa"/>
+              <w:bottom w:w="60" w:type="dxa"/>
+              <w:left w:w="100" w:type="dxa"/>
+              <w:right w:w="100" w:type="dxa"/>
             </w:tcMar>
             <w:tcBorders>
               <w:top w:val="single" w:sz="4" w:space="0" w:color="E2E8F0"/>
-              <w:left w:val="single" w:sz="4" w:space="0" w:color="E2E8F0"/>
+              <w:left w:val="single" w:sz="4" w:space="0" w:color="CBD5E1"/>
               <w:bottom w:val="single" w:sz="4" w:space="0" w:color="E2E8F0"/>
-              <w:right w:val="single" w:sz="4" w:space="0" w:color="E2E8F0"/>
+              <w:right w:val="single" w:sz="4" w:space="0" w:color="CBD5E1"/>
             </w:tcBorders>
           </w:tcPr>
           <w:p>
@@ -1988,9 +2092,9 @@
             </w:pPr>
             <w:r>
               <w:rPr>
-                <w:rFonts w:ascii="Segoe UI" w:hAnsi="Segoe UI"/>
-                <w:color w:val="1E293B"/>
-                <w:sz w:val="17"/>
+                <w:rFonts w:ascii="Times New Roman" w:hAnsi="Times New Roman"/>
+                <w:color w:val="000000"/>
+                <w:sz w:val="16"/>
               </w:rPr>
               <w:t>Asset</w:t>
             </w:r>
@@ -2001,16 +2105,16 @@
             <w:tcW w:type="dxa" w:w="1152"/>
             <w:shd w:fill="F8FAFC"/>
             <w:tcMar>
-              <w:top w:w="80" w:type="dxa"/>
-              <w:bottom w:w="80" w:type="dxa"/>
-              <w:left w:w="120" w:type="dxa"/>
-              <w:right w:w="120" w:type="dxa"/>
+              <w:top w:w="60" w:type="dxa"/>
+              <w:bottom w:w="60" w:type="dxa"/>
+              <w:left w:w="100" w:type="dxa"/>
+              <w:right w:w="100" w:type="dxa"/>
             </w:tcMar>
             <w:tcBorders>
               <w:top w:val="single" w:sz="4" w:space="0" w:color="E2E8F0"/>
-              <w:left w:val="single" w:sz="4" w:space="0" w:color="E2E8F0"/>
+              <w:left w:val="single" w:sz="4" w:space="0" w:color="CBD5E1"/>
               <w:bottom w:val="single" w:sz="4" w:space="0" w:color="E2E8F0"/>
-              <w:right w:val="single" w:sz="4" w:space="0" w:color="E2E8F0"/>
+              <w:right w:val="single" w:sz="4" w:space="0" w:color="CBD5E1"/>
             </w:tcBorders>
           </w:tcPr>
           <w:p>
@@ -2019,9 +2123,9 @@
             </w:pPr>
             <w:r>
               <w:rPr>
-                <w:rFonts w:ascii="Segoe UI" w:hAnsi="Segoe UI"/>
-                <w:color w:val="1E293B"/>
-                <w:sz w:val="17"/>
+                <w:rFonts w:ascii="Times New Roman" w:hAnsi="Times New Roman"/>
+                <w:color w:val="000000"/>
+                <w:sz w:val="16"/>
               </w:rPr>
               <w:t>id</w:t>
             </w:r>
@@ -2032,16 +2136,16 @@
             <w:tcW w:type="dxa" w:w="2592"/>
             <w:shd w:fill="F8FAFC"/>
             <w:tcMar>
-              <w:top w:w="80" w:type="dxa"/>
-              <w:bottom w:w="80" w:type="dxa"/>
-              <w:left w:w="120" w:type="dxa"/>
-              <w:right w:w="120" w:type="dxa"/>
+              <w:top w:w="60" w:type="dxa"/>
+              <w:bottom w:w="60" w:type="dxa"/>
+              <w:left w:w="100" w:type="dxa"/>
+              <w:right w:w="100" w:type="dxa"/>
             </w:tcMar>
             <w:tcBorders>
               <w:top w:val="single" w:sz="4" w:space="0" w:color="E2E8F0"/>
-              <w:left w:val="single" w:sz="4" w:space="0" w:color="E2E8F0"/>
+              <w:left w:val="single" w:sz="4" w:space="0" w:color="CBD5E1"/>
               <w:bottom w:val="single" w:sz="4" w:space="0" w:color="E2E8F0"/>
-              <w:right w:val="single" w:sz="4" w:space="0" w:color="E2E8F0"/>
+              <w:right w:val="single" w:sz="4" w:space="0" w:color="CBD5E1"/>
             </w:tcBorders>
           </w:tcPr>
           <w:p>
@@ -2050,9 +2154,9 @@
             </w:pPr>
             <w:r>
               <w:rPr>
-                <w:rFonts w:ascii="Segoe UI" w:hAnsi="Segoe UI"/>
-                <w:color w:val="1E293B"/>
-                <w:sz w:val="17"/>
+                <w:rFonts w:ascii="Times New Roman" w:hAnsi="Times New Roman"/>
+                <w:color w:val="000000"/>
+                <w:sz w:val="16"/>
               </w:rPr>
               <w:t>content_item_id, uploaded_by</w:t>
             </w:r>
@@ -2063,16 +2167,16 @@
             <w:tcW w:type="dxa" w:w="2592"/>
             <w:shd w:fill="F8FAFC"/>
             <w:tcMar>
-              <w:top w:w="80" w:type="dxa"/>
-              <w:bottom w:w="80" w:type="dxa"/>
-              <w:left w:w="120" w:type="dxa"/>
-              <w:right w:w="120" w:type="dxa"/>
+              <w:top w:w="60" w:type="dxa"/>
+              <w:bottom w:w="60" w:type="dxa"/>
+              <w:left w:w="100" w:type="dxa"/>
+              <w:right w:w="100" w:type="dxa"/>
             </w:tcMar>
             <w:tcBorders>
               <w:top w:val="single" w:sz="4" w:space="0" w:color="E2E8F0"/>
-              <w:left w:val="single" w:sz="4" w:space="0" w:color="E2E8F0"/>
+              <w:left w:val="single" w:sz="4" w:space="0" w:color="CBD5E1"/>
               <w:bottom w:val="single" w:sz="4" w:space="0" w:color="E2E8F0"/>
-              <w:right w:val="single" w:sz="4" w:space="0" w:color="E2E8F0"/>
+              <w:right w:val="single" w:sz="4" w:space="0" w:color="CBD5E1"/>
             </w:tcBorders>
           </w:tcPr>
           <w:p>
@@ -2081,11 +2185,11 @@
             </w:pPr>
             <w:r>
               <w:rPr>
-                <w:rFonts w:ascii="Segoe UI" w:hAnsi="Segoe UI"/>
-                <w:color w:val="1E293B"/>
-                <w:sz w:val="17"/>
+                <w:rFonts w:ascii="Times New Roman" w:hAnsi="Times New Roman"/>
+                <w:color w:val="000000"/>
+                <w:sz w:val="16"/>
               </w:rPr>
-              <w:t>file, filename, size_bytes, mime_type</w:t>
+              <w:t>file, filename, size_bytes</w:t>
             </w:r>
           </w:p>
         </w:tc>
@@ -2094,16 +2198,16 @@
             <w:tcW w:type="dxa" w:w="1872"/>
             <w:shd w:fill="F8FAFC"/>
             <w:tcMar>
-              <w:top w:w="80" w:type="dxa"/>
-              <w:bottom w:w="80" w:type="dxa"/>
-              <w:left w:w="120" w:type="dxa"/>
-              <w:right w:w="120" w:type="dxa"/>
+              <w:top w:w="60" w:type="dxa"/>
+              <w:bottom w:w="60" w:type="dxa"/>
+              <w:left w:w="100" w:type="dxa"/>
+              <w:right w:w="100" w:type="dxa"/>
             </w:tcMar>
             <w:tcBorders>
               <w:top w:val="single" w:sz="4" w:space="0" w:color="E2E8F0"/>
-              <w:left w:val="single" w:sz="4" w:space="0" w:color="E2E8F0"/>
+              <w:left w:val="single" w:sz="4" w:space="0" w:color="CBD5E1"/>
               <w:bottom w:val="single" w:sz="4" w:space="0" w:color="E2E8F0"/>
-              <w:right w:val="single" w:sz="4" w:space="0" w:color="E2E8F0"/>
+              <w:right w:val="single" w:sz="4" w:space="0" w:color="CBD5E1"/>
             </w:tcBorders>
           </w:tcPr>
           <w:p>
@@ -2112,11 +2216,11 @@
             </w:pPr>
             <w:r>
               <w:rPr>
-                <w:rFonts w:ascii="Segoe UI" w:hAnsi="Segoe UI"/>
-                <w:color w:val="1E293B"/>
-                <w:sz w:val="17"/>
+                <w:rFonts w:ascii="Times New Roman" w:hAnsi="Times New Roman"/>
+                <w:color w:val="000000"/>
+                <w:sz w:val="16"/>
               </w:rPr>
-              <w:t>Extension &amp; size filters</w:t>
+              <w:t>File extension check</w:t>
             </w:r>
           </w:p>
         </w:tc>
@@ -2127,16 +2231,16 @@
             <w:tcW w:type="dxa" w:w="1872"/>
             <w:shd w:fill="FFFFFF"/>
             <w:tcMar>
-              <w:top w:w="80" w:type="dxa"/>
-              <w:bottom w:w="80" w:type="dxa"/>
-              <w:left w:w="120" w:type="dxa"/>
-              <w:right w:w="120" w:type="dxa"/>
+              <w:top w:w="60" w:type="dxa"/>
+              <w:bottom w:w="60" w:type="dxa"/>
+              <w:left w:w="100" w:type="dxa"/>
+              <w:right w:w="100" w:type="dxa"/>
             </w:tcMar>
             <w:tcBorders>
               <w:top w:val="single" w:sz="4" w:space="0" w:color="E2E8F0"/>
-              <w:left w:val="single" w:sz="4" w:space="0" w:color="E2E8F0"/>
+              <w:left w:val="single" w:sz="4" w:space="0" w:color="CBD5E1"/>
               <w:bottom w:val="single" w:sz="4" w:space="0" w:color="E2E8F0"/>
-              <w:right w:val="single" w:sz="4" w:space="0" w:color="E2E8F0"/>
+              <w:right w:val="single" w:sz="4" w:space="0" w:color="CBD5E1"/>
             </w:tcBorders>
           </w:tcPr>
           <w:p>
@@ -2145,9 +2249,9 @@
             </w:pPr>
             <w:r>
               <w:rPr>
-                <w:rFonts w:ascii="Segoe UI" w:hAnsi="Segoe UI"/>
-                <w:color w:val="1E293B"/>
-                <w:sz w:val="17"/>
+                <w:rFonts w:ascii="Times New Roman" w:hAnsi="Times New Roman"/>
+                <w:color w:val="000000"/>
+                <w:sz w:val="16"/>
               </w:rPr>
               <w:t>CampaignMetric</w:t>
             </w:r>
@@ -2158,16 +2262,16 @@
             <w:tcW w:type="dxa" w:w="1152"/>
             <w:shd w:fill="FFFFFF"/>
             <w:tcMar>
-              <w:top w:w="80" w:type="dxa"/>
-              <w:bottom w:w="80" w:type="dxa"/>
-              <w:left w:w="120" w:type="dxa"/>
-              <w:right w:w="120" w:type="dxa"/>
+              <w:top w:w="60" w:type="dxa"/>
+              <w:bottom w:w="60" w:type="dxa"/>
+              <w:left w:w="100" w:type="dxa"/>
+              <w:right w:w="100" w:type="dxa"/>
             </w:tcMar>
             <w:tcBorders>
               <w:top w:val="single" w:sz="4" w:space="0" w:color="E2E8F0"/>
-              <w:left w:val="single" w:sz="4" w:space="0" w:color="E2E8F0"/>
+              <w:left w:val="single" w:sz="4" w:space="0" w:color="CBD5E1"/>
               <w:bottom w:val="single" w:sz="4" w:space="0" w:color="E2E8F0"/>
-              <w:right w:val="single" w:sz="4" w:space="0" w:color="E2E8F0"/>
+              <w:right w:val="single" w:sz="4" w:space="0" w:color="CBD5E1"/>
             </w:tcBorders>
           </w:tcPr>
           <w:p>
@@ -2176,9 +2280,9 @@
             </w:pPr>
             <w:r>
               <w:rPr>
-                <w:rFonts w:ascii="Segoe UI" w:hAnsi="Segoe UI"/>
-                <w:color w:val="1E293B"/>
-                <w:sz w:val="17"/>
+                <w:rFonts w:ascii="Times New Roman" w:hAnsi="Times New Roman"/>
+                <w:color w:val="000000"/>
+                <w:sz w:val="16"/>
               </w:rPr>
               <w:t>id</w:t>
             </w:r>
@@ -2189,16 +2293,16 @@
             <w:tcW w:type="dxa" w:w="2592"/>
             <w:shd w:fill="FFFFFF"/>
             <w:tcMar>
-              <w:top w:w="80" w:type="dxa"/>
-              <w:bottom w:w="80" w:type="dxa"/>
-              <w:left w:w="120" w:type="dxa"/>
-              <w:right w:w="120" w:type="dxa"/>
+              <w:top w:w="60" w:type="dxa"/>
+              <w:bottom w:w="60" w:type="dxa"/>
+              <w:left w:w="100" w:type="dxa"/>
+              <w:right w:w="100" w:type="dxa"/>
             </w:tcMar>
             <w:tcBorders>
               <w:top w:val="single" w:sz="4" w:space="0" w:color="E2E8F0"/>
-              <w:left w:val="single" w:sz="4" w:space="0" w:color="E2E8F0"/>
+              <w:left w:val="single" w:sz="4" w:space="0" w:color="CBD5E1"/>
               <w:bottom w:val="single" w:sz="4" w:space="0" w:color="E2E8F0"/>
-              <w:right w:val="single" w:sz="4" w:space="0" w:color="E2E8F0"/>
+              <w:right w:val="single" w:sz="4" w:space="0" w:color="CBD5E1"/>
             </w:tcBorders>
           </w:tcPr>
           <w:p>
@@ -2207,9 +2311,9 @@
             </w:pPr>
             <w:r>
               <w:rPr>
-                <w:rFonts w:ascii="Segoe UI" w:hAnsi="Segoe UI"/>
-                <w:color w:val="1E293B"/>
-                <w:sz w:val="17"/>
+                <w:rFonts w:ascii="Times New Roman" w:hAnsi="Times New Roman"/>
+                <w:color w:val="000000"/>
+                <w:sz w:val="16"/>
               </w:rPr>
               <w:t>campaign_id</w:t>
             </w:r>
@@ -2220,16 +2324,16 @@
             <w:tcW w:type="dxa" w:w="2592"/>
             <w:shd w:fill="FFFFFF"/>
             <w:tcMar>
-              <w:top w:w="80" w:type="dxa"/>
-              <w:bottom w:w="80" w:type="dxa"/>
-              <w:left w:w="120" w:type="dxa"/>
-              <w:right w:w="120" w:type="dxa"/>
+              <w:top w:w="60" w:type="dxa"/>
+              <w:bottom w:w="60" w:type="dxa"/>
+              <w:left w:w="100" w:type="dxa"/>
+              <w:right w:w="100" w:type="dxa"/>
             </w:tcMar>
             <w:tcBorders>
               <w:top w:val="single" w:sz="4" w:space="0" w:color="E2E8F0"/>
-              <w:left w:val="single" w:sz="4" w:space="0" w:color="E2E8F0"/>
+              <w:left w:val="single" w:sz="4" w:space="0" w:color="CBD5E1"/>
               <w:bottom w:val="single" w:sz="4" w:space="0" w:color="E2E8F0"/>
-              <w:right w:val="single" w:sz="4" w:space="0" w:color="E2E8F0"/>
+              <w:right w:val="single" w:sz="4" w:space="0" w:color="CBD5E1"/>
             </w:tcBorders>
           </w:tcPr>
           <w:p>
@@ -2238,9 +2342,9 @@
             </w:pPr>
             <w:r>
               <w:rPr>
-                <w:rFonts w:ascii="Segoe UI" w:hAnsi="Segoe UI"/>
-                <w:color w:val="1E293B"/>
-                <w:sz w:val="17"/>
+                <w:rFonts w:ascii="Times New Roman" w:hAnsi="Times New Roman"/>
+                <w:color w:val="000000"/>
+                <w:sz w:val="16"/>
               </w:rPr>
               <w:t>metric_name, metric_value, recorded_date</w:t>
             </w:r>
@@ -2251,16 +2355,16 @@
             <w:tcW w:type="dxa" w:w="1872"/>
             <w:shd w:fill="FFFFFF"/>
             <w:tcMar>
-              <w:top w:w="80" w:type="dxa"/>
-              <w:bottom w:w="80" w:type="dxa"/>
-              <w:left w:w="120" w:type="dxa"/>
-              <w:right w:w="120" w:type="dxa"/>
+              <w:top w:w="60" w:type="dxa"/>
+              <w:bottom w:w="60" w:type="dxa"/>
+              <w:left w:w="100" w:type="dxa"/>
+              <w:right w:w="100" w:type="dxa"/>
             </w:tcMar>
             <w:tcBorders>
               <w:top w:val="single" w:sz="4" w:space="0" w:color="E2E8F0"/>
-              <w:left w:val="single" w:sz="4" w:space="0" w:color="E2E8F0"/>
+              <w:left w:val="single" w:sz="4" w:space="0" w:color="CBD5E1"/>
               <w:bottom w:val="single" w:sz="4" w:space="0" w:color="E2E8F0"/>
-              <w:right w:val="single" w:sz="4" w:space="0" w:color="E2E8F0"/>
+              <w:right w:val="single" w:sz="4" w:space="0" w:color="CBD5E1"/>
             </w:tcBorders>
           </w:tcPr>
           <w:p>
@@ -2269,9 +2373,9 @@
             </w:pPr>
             <w:r>
               <w:rPr>
-                <w:rFonts w:ascii="Segoe UI" w:hAnsi="Segoe UI"/>
-                <w:color w:val="1E293B"/>
-                <w:sz w:val="17"/>
+                <w:rFonts w:ascii="Times New Roman" w:hAnsi="Times New Roman"/>
+                <w:color w:val="000000"/>
+                <w:sz w:val="16"/>
               </w:rPr>
               <w:t>Date index</w:t>
             </w:r>
@@ -2284,16 +2388,16 @@
             <w:tcW w:type="dxa" w:w="1872"/>
             <w:shd w:fill="F8FAFC"/>
             <w:tcMar>
-              <w:top w:w="80" w:type="dxa"/>
-              <w:bottom w:w="80" w:type="dxa"/>
-              <w:left w:w="120" w:type="dxa"/>
-              <w:right w:w="120" w:type="dxa"/>
+              <w:top w:w="60" w:type="dxa"/>
+              <w:bottom w:w="60" w:type="dxa"/>
+              <w:left w:w="100" w:type="dxa"/>
+              <w:right w:w="100" w:type="dxa"/>
             </w:tcMar>
             <w:tcBorders>
               <w:top w:val="single" w:sz="4" w:space="0" w:color="E2E8F0"/>
-              <w:left w:val="single" w:sz="4" w:space="0" w:color="E2E8F0"/>
-              <w:bottom w:val="single" w:sz="4" w:space="0" w:color="E2E8F0"/>
-              <w:right w:val="single" w:sz="4" w:space="0" w:color="E2E8F0"/>
+              <w:left w:val="single" w:sz="4" w:space="0" w:color="CBD5E1"/>
+              <w:bottom w:val="single" w:sz="6" w:space="0" w:color="000000"/>
+              <w:right w:val="single" w:sz="4" w:space="0" w:color="CBD5E1"/>
             </w:tcBorders>
           </w:tcPr>
           <w:p>
@@ -2302,9 +2406,9 @@
             </w:pPr>
             <w:r>
               <w:rPr>
-                <w:rFonts w:ascii="Segoe UI" w:hAnsi="Segoe UI"/>
-                <w:color w:val="1E293B"/>
-                <w:sz w:val="17"/>
+                <w:rFonts w:ascii="Times New Roman" w:hAnsi="Times New Roman"/>
+                <w:color w:val="000000"/>
+                <w:sz w:val="16"/>
               </w:rPr>
               <w:t>SocialPublishLog</w:t>
             </w:r>
@@ -2315,16 +2419,16 @@
             <w:tcW w:type="dxa" w:w="1152"/>
             <w:shd w:fill="F8FAFC"/>
             <w:tcMar>
-              <w:top w:w="80" w:type="dxa"/>
-              <w:bottom w:w="80" w:type="dxa"/>
-              <w:left w:w="120" w:type="dxa"/>
-              <w:right w:w="120" w:type="dxa"/>
+              <w:top w:w="60" w:type="dxa"/>
+              <w:bottom w:w="60" w:type="dxa"/>
+              <w:left w:w="100" w:type="dxa"/>
+              <w:right w:w="100" w:type="dxa"/>
             </w:tcMar>
             <w:tcBorders>
               <w:top w:val="single" w:sz="4" w:space="0" w:color="E2E8F0"/>
-              <w:left w:val="single" w:sz="4" w:space="0" w:color="E2E8F0"/>
-              <w:bottom w:val="single" w:sz="4" w:space="0" w:color="E2E8F0"/>
-              <w:right w:val="single" w:sz="4" w:space="0" w:color="E2E8F0"/>
+              <w:left w:val="single" w:sz="4" w:space="0" w:color="CBD5E1"/>
+              <w:bottom w:val="single" w:sz="6" w:space="0" w:color="000000"/>
+              <w:right w:val="single" w:sz="4" w:space="0" w:color="CBD5E1"/>
             </w:tcBorders>
           </w:tcPr>
           <w:p>
@@ -2333,9 +2437,9 @@
             </w:pPr>
             <w:r>
               <w:rPr>
-                <w:rFonts w:ascii="Segoe UI" w:hAnsi="Segoe UI"/>
-                <w:color w:val="1E293B"/>
-                <w:sz w:val="17"/>
+                <w:rFonts w:ascii="Times New Roman" w:hAnsi="Times New Roman"/>
+                <w:color w:val="000000"/>
+                <w:sz w:val="16"/>
               </w:rPr>
               <w:t>id</w:t>
             </w:r>
@@ -2346,16 +2450,16 @@
             <w:tcW w:type="dxa" w:w="2592"/>
             <w:shd w:fill="F8FAFC"/>
             <w:tcMar>
-              <w:top w:w="80" w:type="dxa"/>
-              <w:bottom w:w="80" w:type="dxa"/>
-              <w:left w:w="120" w:type="dxa"/>
-              <w:right w:w="120" w:type="dxa"/>
+              <w:top w:w="60" w:type="dxa"/>
+              <w:bottom w:w="60" w:type="dxa"/>
+              <w:left w:w="100" w:type="dxa"/>
+              <w:right w:w="100" w:type="dxa"/>
             </w:tcMar>
             <w:tcBorders>
               <w:top w:val="single" w:sz="4" w:space="0" w:color="E2E8F0"/>
-              <w:left w:val="single" w:sz="4" w:space="0" w:color="E2E8F0"/>
-              <w:bottom w:val="single" w:sz="4" w:space="0" w:color="E2E8F0"/>
-              <w:right w:val="single" w:sz="4" w:space="0" w:color="E2E8F0"/>
+              <w:left w:val="single" w:sz="4" w:space="0" w:color="CBD5E1"/>
+              <w:bottom w:val="single" w:sz="6" w:space="0" w:color="000000"/>
+              <w:right w:val="single" w:sz="4" w:space="0" w:color="CBD5E1"/>
             </w:tcBorders>
           </w:tcPr>
           <w:p>
@@ -2364,9 +2468,9 @@
             </w:pPr>
             <w:r>
               <w:rPr>
-                <w:rFonts w:ascii="Segoe UI" w:hAnsi="Segoe UI"/>
-                <w:color w:val="1E293B"/>
-                <w:sz w:val="17"/>
+                <w:rFonts w:ascii="Times New Roman" w:hAnsi="Times New Roman"/>
+                <w:color w:val="000000"/>
+                <w:sz w:val="16"/>
               </w:rPr>
               <w:t>content_item_id, published_by</w:t>
             </w:r>
@@ -2377,16 +2481,16 @@
             <w:tcW w:type="dxa" w:w="2592"/>
             <w:shd w:fill="F8FAFC"/>
             <w:tcMar>
-              <w:top w:w="80" w:type="dxa"/>
-              <w:bottom w:w="80" w:type="dxa"/>
-              <w:left w:w="120" w:type="dxa"/>
-              <w:right w:w="120" w:type="dxa"/>
+              <w:top w:w="60" w:type="dxa"/>
+              <w:bottom w:w="60" w:type="dxa"/>
+              <w:left w:w="100" w:type="dxa"/>
+              <w:right w:w="100" w:type="dxa"/>
             </w:tcMar>
             <w:tcBorders>
               <w:top w:val="single" w:sz="4" w:space="0" w:color="E2E8F0"/>
-              <w:left w:val="single" w:sz="4" w:space="0" w:color="E2E8F0"/>
-              <w:bottom w:val="single" w:sz="4" w:space="0" w:color="E2E8F0"/>
-              <w:right w:val="single" w:sz="4" w:space="0" w:color="E2E8F0"/>
+              <w:left w:val="single" w:sz="4" w:space="0" w:color="CBD5E1"/>
+              <w:bottom w:val="single" w:sz="6" w:space="0" w:color="000000"/>
+              <w:right w:val="single" w:sz="4" w:space="0" w:color="CBD5E1"/>
             </w:tcBorders>
           </w:tcPr>
           <w:p>
@@ -2395,9 +2499,9 @@
             </w:pPr>
             <w:r>
               <w:rPr>
-                <w:rFonts w:ascii="Segoe UI" w:hAnsi="Segoe UI"/>
-                <w:color w:val="1E293B"/>
-                <w:sz w:val="17"/>
+                <w:rFonts w:ascii="Times New Roman" w:hAnsi="Times New Roman"/>
+                <w:color w:val="000000"/>
+                <w:sz w:val="16"/>
               </w:rPr>
               <w:t>platform, remote_post_id, remote_url, status</w:t>
             </w:r>
@@ -2408,16 +2512,16 @@
             <w:tcW w:type="dxa" w:w="1872"/>
             <w:shd w:fill="F8FAFC"/>
             <w:tcMar>
-              <w:top w:w="80" w:type="dxa"/>
-              <w:bottom w:w="80" w:type="dxa"/>
-              <w:left w:w="120" w:type="dxa"/>
-              <w:right w:w="120" w:type="dxa"/>
+              <w:top w:w="60" w:type="dxa"/>
+              <w:bottom w:w="60" w:type="dxa"/>
+              <w:left w:w="100" w:type="dxa"/>
+              <w:right w:w="100" w:type="dxa"/>
             </w:tcMar>
             <w:tcBorders>
               <w:top w:val="single" w:sz="4" w:space="0" w:color="E2E8F0"/>
-              <w:left w:val="single" w:sz="4" w:space="0" w:color="E2E8F0"/>
-              <w:bottom w:val="single" w:sz="4" w:space="0" w:color="E2E8F0"/>
-              <w:right w:val="single" w:sz="4" w:space="0" w:color="E2E8F0"/>
+              <w:left w:val="single" w:sz="4" w:space="0" w:color="CBD5E1"/>
+              <w:bottom w:val="single" w:sz="6" w:space="0" w:color="000000"/>
+              <w:right w:val="single" w:sz="4" w:space="0" w:color="CBD5E1"/>
             </w:tcBorders>
           </w:tcPr>
           <w:p>
@@ -2426,9 +2530,9 @@
             </w:pPr>
             <w:r>
               <w:rPr>
-                <w:rFonts w:ascii="Segoe UI" w:hAnsi="Segoe UI"/>
-                <w:color w:val="1E293B"/>
-                <w:sz w:val="17"/>
+                <w:rFonts w:ascii="Times New Roman" w:hAnsi="Times New Roman"/>
+                <w:color w:val="000000"/>
+                <w:sz w:val="16"/>
               </w:rPr>
               <w:t>Status enum, FK cascade</w:t>
             </w:r>
@@ -2444,27 +2548,27 @@
     <w:p>
       <w:pPr>
         <w:keepNext/>
-        <w:spacing w:before="320" w:after="120"/>
+        <w:spacing w:before="360" w:after="160"/>
       </w:pPr>
       <w:r>
         <w:rPr>
-          <w:rFonts w:ascii="Segoe UI" w:hAnsi="Segoe UI"/>
+          <w:rFonts w:ascii="Arial" w:hAnsi="Arial"/>
           <w:b/>
-          <w:color w:val="1E3A8A"/>
-          <w:sz w:val="28"/>
+          <w:color w:val="000000"/>
+          <w:sz w:val="36"/>
         </w:rPr>
-        <w:t>4. ER Diagram</w:t>
+        <w:t>ER DIAGRAM</w:t>
       </w:r>
     </w:p>
     <w:p>
       <w:pPr>
-        <w:spacing w:after="100" w:line="276" w:lineRule="auto"/>
+        <w:spacing w:after="120" w:line="276" w:lineRule="auto"/>
       </w:pPr>
       <w:r>
         <w:rPr>
-          <w:rFonts w:ascii="Segoe UI" w:hAnsi="Segoe UI"/>
-          <w:color w:val="334155"/>
-          <w:sz w:val="19"/>
+          <w:rFonts w:ascii="Times New Roman" w:hAnsi="Times New Roman"/>
+          <w:color w:val="000000"/>
+          <w:sz w:val="26"/>
         </w:rPr>
         <w:t>The Entity-Relationship Diagram visualizes the relational schema, foreign key constraints, and 1:N / N:M cardinality relationships:</w:t>
       </w:r>
@@ -2472,13 +2576,13 @@
     <w:p>
       <w:pPr>
         <w:keepNext/>
-        <w:spacing w:before="160" w:after="60"/>
+        <w:spacing w:before="160" w:after="80"/>
         <w:jc w:val="center"/>
       </w:pPr>
       <w:r>
         <w:drawing>
           <wp:inline xmlns:a="http://schemas.openxmlformats.org/drawingml/2006/main" xmlns:pic="http://schemas.openxmlformats.org/drawingml/2006/picture">
-            <wp:extent cx="5669280" cy="3164249"/>
+            <wp:extent cx="5303520" cy="2960104"/>
             <wp:docPr id="3" name="Picture 3"/>
             <wp:cNvGraphicFramePr>
               <a:graphicFrameLocks noChangeAspect="1"/>
@@ -2491,7 +2595,7 @@
                     <pic:cNvPicPr/>
                   </pic:nvPicPr>
                   <pic:blipFill>
-                    <a:blip r:embed="rId13"/>
+                    <a:blip r:embed="rId12"/>
                     <a:stretch>
                       <a:fillRect/>
                     </a:stretch>
@@ -2499,7 +2603,7 @@
                   <pic:spPr>
                     <a:xfrm>
                       <a:off x="0" y="0"/>
-                      <a:ext cx="5669280" cy="3164249"/>
+                      <a:ext cx="5303520" cy="2960104"/>
                     </a:xfrm>
                     <a:prstGeom prst="rect"/>
                   </pic:spPr>
@@ -2512,1052 +2616,269 @@
     </w:p>
     <w:p>
       <w:pPr>
-        <w:spacing w:before="40" w:after="240"/>
+        <w:spacing w:before="40" w:after="280"/>
         <w:jc w:val="center"/>
       </w:pPr>
       <w:r>
         <w:rPr>
-          <w:rFonts w:ascii="Segoe UI" w:hAnsi="Segoe UI"/>
+          <w:rFonts w:ascii="Times New Roman" w:hAnsi="Times New Roman"/>
           <w:b/>
-          <w:color w:val="1E293B"/>
-          <w:sz w:val="18"/>
+          <w:color w:val="000000"/>
+          <w:sz w:val="26"/>
         </w:rPr>
-        <w:t>Figure 3: CreatorOps Entity-Relationship (ER) Diagram</w:t>
-        <w:br/>
-      </w:r>
-      <w:r>
-        <w:rPr>
-          <w:rFonts w:ascii="Segoe UI" w:hAnsi="Segoe UI"/>
-          <w:i/>
-          <w:color w:val="64748B"/>
-          <w:sz w:val="16"/>
-        </w:rPr>
-        <w:t>Normalized 3NF relational data model covering Workspaces, Memberships, Content, Approvals, and Social Publishing.</w:t>
+        <w:t>Figure 3: Entity-Relationship Diagram of the Database Schema</w:t>
       </w:r>
     </w:p>
     <w:p>
       <w:pPr>
         <w:keepNext/>
-        <w:spacing w:before="320" w:after="120"/>
+        <w:spacing w:before="360" w:after="160"/>
       </w:pPr>
       <w:r>
         <w:rPr>
-          <w:rFonts w:ascii="Segoe UI" w:hAnsi="Segoe UI"/>
+          <w:rFonts w:ascii="Arial" w:hAnsi="Arial"/>
           <w:b/>
-          <w:color w:val="1E3A8A"/>
-          <w:sz w:val="28"/>
+          <w:color w:val="000000"/>
+          <w:sz w:val="36"/>
         </w:rPr>
-        <w:t>5. Module Design</w:t>
+        <w:t>MODULE DESIGN</w:t>
       </w:r>
     </w:p>
     <w:p>
       <w:pPr>
-        <w:spacing w:after="100" w:line="276" w:lineRule="auto"/>
+        <w:spacing w:after="120" w:line="276" w:lineRule="auto"/>
       </w:pPr>
       <w:r>
         <w:rPr>
-          <w:rFonts w:ascii="Segoe UI" w:hAnsi="Segoe UI"/>
-          <w:color w:val="334155"/>
-          <w:sz w:val="19"/>
+          <w:rFonts w:ascii="Times New Roman" w:hAnsi="Times New Roman"/>
+          <w:color w:val="000000"/>
+          <w:sz w:val="26"/>
         </w:rPr>
-        <w:t>The platform is organized into 9 self-contained Django apps and specialized micro-services:</w:t>
+        <w:t>The project is structured into 9 modular packages and integrated micro-services:</w:t>
       </w:r>
     </w:p>
-    <w:tbl>
-      <w:tblPr>
-        <w:tblW w:type="auto" w:w="0"/>
-        <w:jc w:val="center"/>
-        <w:tblLayout w:type="fixed"/>
-        <w:tblLook w:firstColumn="1" w:firstRow="1" w:lastColumn="0" w:lastRow="0" w:noHBand="0" w:noVBand="1" w:val="04A0"/>
-      </w:tblPr>
-      <w:tblGrid>
-        <w:gridCol w:w="3120"/>
-        <w:gridCol w:w="3120"/>
-        <w:gridCol w:w="3120"/>
-      </w:tblGrid>
-      <w:tr>
-        <w:tc>
-          <w:tcPr>
-            <w:tcW w:type="dxa" w:w="1728"/>
-            <w:shd w:fill="1E3A8A"/>
-            <w:tcMar>
-              <w:top w:w="120" w:type="dxa"/>
-              <w:bottom w:w="120" w:type="dxa"/>
-              <w:left w:w="140" w:type="dxa"/>
-              <w:right w:w="140" w:type="dxa"/>
-            </w:tcMar>
-            <w:tcBorders>
-              <w:top w:val="single" w:sz="6" w:space="0" w:color="1E3A8A"/>
-              <w:left w:val="single" w:sz="4" w:space="0" w:color="2563EB"/>
-              <w:bottom w:val="single" w:sz="12" w:space="0" w:color="3B82F6"/>
-              <w:right w:val="single" w:sz="4" w:space="0" w:color="2563EB"/>
-            </w:tcBorders>
-          </w:tcPr>
-          <w:p>
-            <w:pPr>
-              <w:jc w:val="left"/>
-            </w:pPr>
-            <w:r>
-              <w:rPr>
-                <w:rFonts w:ascii="Segoe UI" w:hAnsi="Segoe UI"/>
-                <w:b/>
-                <w:color w:val="FFFFFF"/>
-                <w:sz w:val="17"/>
-              </w:rPr>
-              <w:t>Module / App</w:t>
-            </w:r>
-          </w:p>
-        </w:tc>
-        <w:tc>
-          <w:tcPr>
-            <w:tcW w:type="dxa" w:w="4608"/>
-            <w:shd w:fill="1E3A8A"/>
-            <w:tcMar>
-              <w:top w:w="120" w:type="dxa"/>
-              <w:bottom w:w="120" w:type="dxa"/>
-              <w:left w:w="140" w:type="dxa"/>
-              <w:right w:w="140" w:type="dxa"/>
-            </w:tcMar>
-            <w:tcBorders>
-              <w:top w:val="single" w:sz="6" w:space="0" w:color="1E3A8A"/>
-              <w:left w:val="single" w:sz="4" w:space="0" w:color="2563EB"/>
-              <w:bottom w:val="single" w:sz="12" w:space="0" w:color="3B82F6"/>
-              <w:right w:val="single" w:sz="4" w:space="0" w:color="2563EB"/>
-            </w:tcBorders>
-          </w:tcPr>
-          <w:p>
-            <w:pPr>
-              <w:jc w:val="left"/>
-            </w:pPr>
-            <w:r>
-              <w:rPr>
-                <w:rFonts w:ascii="Segoe UI" w:hAnsi="Segoe UI"/>
-                <w:b/>
-                <w:color w:val="FFFFFF"/>
-                <w:sz w:val="17"/>
-              </w:rPr>
-              <w:t>Primary Responsibilities</w:t>
-            </w:r>
-          </w:p>
-        </w:tc>
-        <w:tc>
-          <w:tcPr>
-            <w:tcW w:type="dxa" w:w="3456"/>
-            <w:shd w:fill="1E3A8A"/>
-            <w:tcMar>
-              <w:top w:w="120" w:type="dxa"/>
-              <w:bottom w:w="120" w:type="dxa"/>
-              <w:left w:w="140" w:type="dxa"/>
-              <w:right w:w="140" w:type="dxa"/>
-            </w:tcMar>
-            <w:tcBorders>
-              <w:top w:val="single" w:sz="6" w:space="0" w:color="1E3A8A"/>
-              <w:left w:val="single" w:sz="4" w:space="0" w:color="2563EB"/>
-              <w:bottom w:val="single" w:sz="12" w:space="0" w:color="3B82F6"/>
-              <w:right w:val="single" w:sz="4" w:space="0" w:color="2563EB"/>
-            </w:tcBorders>
-          </w:tcPr>
-          <w:p>
-            <w:pPr>
-              <w:jc w:val="left"/>
-            </w:pPr>
-            <w:r>
-              <w:rPr>
-                <w:rFonts w:ascii="Segoe UI" w:hAnsi="Segoe UI"/>
-                <w:b/>
-                <w:color w:val="FFFFFF"/>
-                <w:sz w:val="17"/>
-              </w:rPr>
-              <w:t>Key Components &amp; Classes</w:t>
-            </w:r>
-          </w:p>
-        </w:tc>
-      </w:tr>
-      <w:tr>
-        <w:tc>
-          <w:tcPr>
-            <w:tcW w:type="dxa" w:w="1728"/>
-            <w:shd w:fill="FFFFFF"/>
-            <w:tcMar>
-              <w:top w:w="80" w:type="dxa"/>
-              <w:bottom w:w="80" w:type="dxa"/>
-              <w:left w:w="120" w:type="dxa"/>
-              <w:right w:w="120" w:type="dxa"/>
-            </w:tcMar>
-            <w:tcBorders>
-              <w:top w:val="single" w:sz="4" w:space="0" w:color="E2E8F0"/>
-              <w:left w:val="single" w:sz="4" w:space="0" w:color="E2E8F0"/>
-              <w:bottom w:val="single" w:sz="4" w:space="0" w:color="E2E8F0"/>
-              <w:right w:val="single" w:sz="4" w:space="0" w:color="E2E8F0"/>
-            </w:tcBorders>
-          </w:tcPr>
-          <w:p>
-            <w:pPr>
-              <w:jc w:val="left"/>
-            </w:pPr>
-            <w:r>
-              <w:rPr>
-                <w:rFonts w:ascii="Segoe UI" w:hAnsi="Segoe UI"/>
-                <w:color w:val="1E293B"/>
-                <w:sz w:val="17"/>
-              </w:rPr>
-              <w:t>accounts</w:t>
-            </w:r>
-          </w:p>
-        </w:tc>
-        <w:tc>
-          <w:tcPr>
-            <w:tcW w:type="dxa" w:w="4608"/>
-            <w:shd w:fill="FFFFFF"/>
-            <w:tcMar>
-              <w:top w:w="80" w:type="dxa"/>
-              <w:bottom w:w="80" w:type="dxa"/>
-              <w:left w:w="120" w:type="dxa"/>
-              <w:right w:w="120" w:type="dxa"/>
-            </w:tcMar>
-            <w:tcBorders>
-              <w:top w:val="single" w:sz="4" w:space="0" w:color="E2E8F0"/>
-              <w:left w:val="single" w:sz="4" w:space="0" w:color="E2E8F0"/>
-              <w:bottom w:val="single" w:sz="4" w:space="0" w:color="E2E8F0"/>
-              <w:right w:val="single" w:sz="4" w:space="0" w:color="E2E8F0"/>
-            </w:tcBorders>
-          </w:tcPr>
-          <w:p>
-            <w:pPr>
-              <w:jc w:val="left"/>
-            </w:pPr>
-            <w:r>
-              <w:rPr>
-                <w:rFonts w:ascii="Segoe UI" w:hAnsi="Segoe UI"/>
-                <w:color w:val="1E293B"/>
-                <w:sz w:val="17"/>
-              </w:rPr>
-              <w:t>User authentication, profile management, and session handling.</w:t>
-            </w:r>
-          </w:p>
-        </w:tc>
-        <w:tc>
-          <w:tcPr>
-            <w:tcW w:type="dxa" w:w="3456"/>
-            <w:shd w:fill="FFFFFF"/>
-            <w:tcMar>
-              <w:top w:w="80" w:type="dxa"/>
-              <w:bottom w:w="80" w:type="dxa"/>
-              <w:left w:w="120" w:type="dxa"/>
-              <w:right w:w="120" w:type="dxa"/>
-            </w:tcMar>
-            <w:tcBorders>
-              <w:top w:val="single" w:sz="4" w:space="0" w:color="E2E8F0"/>
-              <w:left w:val="single" w:sz="4" w:space="0" w:color="E2E8F0"/>
-              <w:bottom w:val="single" w:sz="4" w:space="0" w:color="E2E8F0"/>
-              <w:right w:val="single" w:sz="4" w:space="0" w:color="E2E8F0"/>
-            </w:tcBorders>
-          </w:tcPr>
-          <w:p>
-            <w:pPr>
-              <w:jc w:val="left"/>
-            </w:pPr>
-            <w:r>
-              <w:rPr>
-                <w:rFonts w:ascii="Segoe UI" w:hAnsi="Segoe UI"/>
-                <w:color w:val="1E293B"/>
-                <w:sz w:val="17"/>
-              </w:rPr>
-              <w:t>CustomUser, LoginView, RegisterView</w:t>
-            </w:r>
-          </w:p>
-        </w:tc>
-      </w:tr>
-      <w:tr>
-        <w:tc>
-          <w:tcPr>
-            <w:tcW w:type="dxa" w:w="1728"/>
-            <w:shd w:fill="F8FAFC"/>
-            <w:tcMar>
-              <w:top w:w="80" w:type="dxa"/>
-              <w:bottom w:w="80" w:type="dxa"/>
-              <w:left w:w="120" w:type="dxa"/>
-              <w:right w:w="120" w:type="dxa"/>
-            </w:tcMar>
-            <w:tcBorders>
-              <w:top w:val="single" w:sz="4" w:space="0" w:color="E2E8F0"/>
-              <w:left w:val="single" w:sz="4" w:space="0" w:color="E2E8F0"/>
-              <w:bottom w:val="single" w:sz="4" w:space="0" w:color="E2E8F0"/>
-              <w:right w:val="single" w:sz="4" w:space="0" w:color="E2E8F0"/>
-            </w:tcBorders>
-          </w:tcPr>
-          <w:p>
-            <w:pPr>
-              <w:jc w:val="left"/>
-            </w:pPr>
-            <w:r>
-              <w:rPr>
-                <w:rFonts w:ascii="Segoe UI" w:hAnsi="Segoe UI"/>
-                <w:color w:val="1E293B"/>
-                <w:sz w:val="17"/>
-              </w:rPr>
-              <w:t>workspaces</w:t>
-            </w:r>
-          </w:p>
-        </w:tc>
-        <w:tc>
-          <w:tcPr>
-            <w:tcW w:type="dxa" w:w="4608"/>
-            <w:shd w:fill="F8FAFC"/>
-            <w:tcMar>
-              <w:top w:w="80" w:type="dxa"/>
-              <w:bottom w:w="80" w:type="dxa"/>
-              <w:left w:w="120" w:type="dxa"/>
-              <w:right w:w="120" w:type="dxa"/>
-            </w:tcMar>
-            <w:tcBorders>
-              <w:top w:val="single" w:sz="4" w:space="0" w:color="E2E8F0"/>
-              <w:left w:val="single" w:sz="4" w:space="0" w:color="E2E8F0"/>
-              <w:bottom w:val="single" w:sz="4" w:space="0" w:color="E2E8F0"/>
-              <w:right w:val="single" w:sz="4" w:space="0" w:color="E2E8F0"/>
-            </w:tcBorders>
-          </w:tcPr>
-          <w:p>
-            <w:pPr>
-              <w:jc w:val="left"/>
-            </w:pPr>
-            <w:r>
-              <w:rPr>
-                <w:rFonts w:ascii="Segoe UI" w:hAnsi="Segoe UI"/>
-                <w:color w:val="1E293B"/>
-                <w:sz w:val="17"/>
-              </w:rPr>
-              <w:t>Multi-tenant workspace isolation and role management.</w:t>
-            </w:r>
-          </w:p>
-        </w:tc>
-        <w:tc>
-          <w:tcPr>
-            <w:tcW w:type="dxa" w:w="3456"/>
-            <w:shd w:fill="F8FAFC"/>
-            <w:tcMar>
-              <w:top w:w="80" w:type="dxa"/>
-              <w:bottom w:w="80" w:type="dxa"/>
-              <w:left w:w="120" w:type="dxa"/>
-              <w:right w:w="120" w:type="dxa"/>
-            </w:tcMar>
-            <w:tcBorders>
-              <w:top w:val="single" w:sz="4" w:space="0" w:color="E2E8F0"/>
-              <w:left w:val="single" w:sz="4" w:space="0" w:color="E2E8F0"/>
-              <w:bottom w:val="single" w:sz="4" w:space="0" w:color="E2E8F0"/>
-              <w:right w:val="single" w:sz="4" w:space="0" w:color="E2E8F0"/>
-            </w:tcBorders>
-          </w:tcPr>
-          <w:p>
-            <w:pPr>
-              <w:jc w:val="left"/>
-            </w:pPr>
-            <w:r>
-              <w:rPr>
-                <w:rFonts w:ascii="Segoe UI" w:hAnsi="Segoe UI"/>
-                <w:color w:val="1E293B"/>
-                <w:sz w:val="17"/>
-              </w:rPr>
-              <w:t>Workspace, Membership, @require_workspace_role</w:t>
-            </w:r>
-          </w:p>
-        </w:tc>
-      </w:tr>
-      <w:tr>
-        <w:tc>
-          <w:tcPr>
-            <w:tcW w:type="dxa" w:w="1728"/>
-            <w:shd w:fill="FFFFFF"/>
-            <w:tcMar>
-              <w:top w:w="80" w:type="dxa"/>
-              <w:bottom w:w="80" w:type="dxa"/>
-              <w:left w:w="120" w:type="dxa"/>
-              <w:right w:w="120" w:type="dxa"/>
-            </w:tcMar>
-            <w:tcBorders>
-              <w:top w:val="single" w:sz="4" w:space="0" w:color="E2E8F0"/>
-              <w:left w:val="single" w:sz="4" w:space="0" w:color="E2E8F0"/>
-              <w:bottom w:val="single" w:sz="4" w:space="0" w:color="E2E8F0"/>
-              <w:right w:val="single" w:sz="4" w:space="0" w:color="E2E8F0"/>
-            </w:tcBorders>
-          </w:tcPr>
-          <w:p>
-            <w:pPr>
-              <w:jc w:val="left"/>
-            </w:pPr>
-            <w:r>
-              <w:rPr>
-                <w:rFonts w:ascii="Segoe UI" w:hAnsi="Segoe UI"/>
-                <w:color w:val="1E293B"/>
-                <w:sz w:val="17"/>
-              </w:rPr>
-              <w:t>clients</w:t>
-            </w:r>
-          </w:p>
-        </w:tc>
-        <w:tc>
-          <w:tcPr>
-            <w:tcW w:type="dxa" w:w="4608"/>
-            <w:shd w:fill="FFFFFF"/>
-            <w:tcMar>
-              <w:top w:w="80" w:type="dxa"/>
-              <w:bottom w:w="80" w:type="dxa"/>
-              <w:left w:w="120" w:type="dxa"/>
-              <w:right w:w="120" w:type="dxa"/>
-            </w:tcMar>
-            <w:tcBorders>
-              <w:top w:val="single" w:sz="4" w:space="0" w:color="E2E8F0"/>
-              <w:left w:val="single" w:sz="4" w:space="0" w:color="E2E8F0"/>
-              <w:bottom w:val="single" w:sz="4" w:space="0" w:color="E2E8F0"/>
-              <w:right w:val="single" w:sz="4" w:space="0" w:color="E2E8F0"/>
-            </w:tcBorders>
-          </w:tcPr>
-          <w:p>
-            <w:pPr>
-              <w:jc w:val="left"/>
-            </w:pPr>
-            <w:r>
-              <w:rPr>
-                <w:rFonts w:ascii="Segoe UI" w:hAnsi="Segoe UI"/>
-                <w:color w:val="1E293B"/>
-                <w:sz w:val="17"/>
-              </w:rPr>
-              <w:t>Brand CRM, brand guidelines, and audience personas.</w:t>
-            </w:r>
-          </w:p>
-        </w:tc>
-        <w:tc>
-          <w:tcPr>
-            <w:tcW w:type="dxa" w:w="3456"/>
-            <w:shd w:fill="FFFFFF"/>
-            <w:tcMar>
-              <w:top w:w="80" w:type="dxa"/>
-              <w:bottom w:w="80" w:type="dxa"/>
-              <w:left w:w="120" w:type="dxa"/>
-              <w:right w:w="120" w:type="dxa"/>
-            </w:tcMar>
-            <w:tcBorders>
-              <w:top w:val="single" w:sz="4" w:space="0" w:color="E2E8F0"/>
-              <w:left w:val="single" w:sz="4" w:space="0" w:color="E2E8F0"/>
-              <w:bottom w:val="single" w:sz="4" w:space="0" w:color="E2E8F0"/>
-              <w:right w:val="single" w:sz="4" w:space="0" w:color="E2E8F0"/>
-            </w:tcBorders>
-          </w:tcPr>
-          <w:p>
-            <w:pPr>
-              <w:jc w:val="left"/>
-            </w:pPr>
-            <w:r>
-              <w:rPr>
-                <w:rFonts w:ascii="Segoe UI" w:hAnsi="Segoe UI"/>
-                <w:color w:val="1E293B"/>
-                <w:sz w:val="17"/>
-              </w:rPr>
-              <w:t>Client, ClientListView, ClientDetailView</w:t>
-            </w:r>
-          </w:p>
-        </w:tc>
-      </w:tr>
-      <w:tr>
-        <w:tc>
-          <w:tcPr>
-            <w:tcW w:type="dxa" w:w="1728"/>
-            <w:shd w:fill="F8FAFC"/>
-            <w:tcMar>
-              <w:top w:w="80" w:type="dxa"/>
-              <w:bottom w:w="80" w:type="dxa"/>
-              <w:left w:w="120" w:type="dxa"/>
-              <w:right w:w="120" w:type="dxa"/>
-            </w:tcMar>
-            <w:tcBorders>
-              <w:top w:val="single" w:sz="4" w:space="0" w:color="E2E8F0"/>
-              <w:left w:val="single" w:sz="4" w:space="0" w:color="E2E8F0"/>
-              <w:bottom w:val="single" w:sz="4" w:space="0" w:color="E2E8F0"/>
-              <w:right w:val="single" w:sz="4" w:space="0" w:color="E2E8F0"/>
-            </w:tcBorders>
-          </w:tcPr>
-          <w:p>
-            <w:pPr>
-              <w:jc w:val="left"/>
-            </w:pPr>
-            <w:r>
-              <w:rPr>
-                <w:rFonts w:ascii="Segoe UI" w:hAnsi="Segoe UI"/>
-                <w:color w:val="1E293B"/>
-                <w:sz w:val="17"/>
-              </w:rPr>
-              <w:t>campaigns</w:t>
-            </w:r>
-          </w:p>
-        </w:tc>
-        <w:tc>
-          <w:tcPr>
-            <w:tcW w:type="dxa" w:w="4608"/>
-            <w:shd w:fill="F8FAFC"/>
-            <w:tcMar>
-              <w:top w:w="80" w:type="dxa"/>
-              <w:bottom w:w="80" w:type="dxa"/>
-              <w:left w:w="120" w:type="dxa"/>
-              <w:right w:w="120" w:type="dxa"/>
-            </w:tcMar>
-            <w:tcBorders>
-              <w:top w:val="single" w:sz="4" w:space="0" w:color="E2E8F0"/>
-              <w:left w:val="single" w:sz="4" w:space="0" w:color="E2E8F0"/>
-              <w:bottom w:val="single" w:sz="4" w:space="0" w:color="E2E8F0"/>
-              <w:right w:val="single" w:sz="4" w:space="0" w:color="E2E8F0"/>
-            </w:tcBorders>
-          </w:tcPr>
-          <w:p>
-            <w:pPr>
-              <w:jc w:val="left"/>
-            </w:pPr>
-            <w:r>
-              <w:rPr>
-                <w:rFonts w:ascii="Segoe UI" w:hAnsi="Segoe UI"/>
-                <w:color w:val="1E293B"/>
-                <w:sz w:val="17"/>
-              </w:rPr>
-              <w:t>Marketing campaign tracking, budgets, and scheduling.</w:t>
-            </w:r>
-          </w:p>
-        </w:tc>
-        <w:tc>
-          <w:tcPr>
-            <w:tcW w:type="dxa" w:w="3456"/>
-            <w:shd w:fill="F8FAFC"/>
-            <w:tcMar>
-              <w:top w:w="80" w:type="dxa"/>
-              <w:bottom w:w="80" w:type="dxa"/>
-              <w:left w:w="120" w:type="dxa"/>
-              <w:right w:w="120" w:type="dxa"/>
-            </w:tcMar>
-            <w:tcBorders>
-              <w:top w:val="single" w:sz="4" w:space="0" w:color="E2E8F0"/>
-              <w:left w:val="single" w:sz="4" w:space="0" w:color="E2E8F0"/>
-              <w:bottom w:val="single" w:sz="4" w:space="0" w:color="E2E8F0"/>
-              <w:right w:val="single" w:sz="4" w:space="0" w:color="E2E8F0"/>
-            </w:tcBorders>
-          </w:tcPr>
-          <w:p>
-            <w:pPr>
-              <w:jc w:val="left"/>
-            </w:pPr>
-            <w:r>
-              <w:rPr>
-                <w:rFonts w:ascii="Segoe UI" w:hAnsi="Segoe UI"/>
-                <w:color w:val="1E293B"/>
-                <w:sz w:val="17"/>
-              </w:rPr>
-              <w:t>Campaign, CampaignForm, PipelineView</w:t>
-            </w:r>
-          </w:p>
-        </w:tc>
-      </w:tr>
-      <w:tr>
-        <w:tc>
-          <w:tcPr>
-            <w:tcW w:type="dxa" w:w="1728"/>
-            <w:shd w:fill="FFFFFF"/>
-            <w:tcMar>
-              <w:top w:w="80" w:type="dxa"/>
-              <w:bottom w:w="80" w:type="dxa"/>
-              <w:left w:w="120" w:type="dxa"/>
-              <w:right w:w="120" w:type="dxa"/>
-            </w:tcMar>
-            <w:tcBorders>
-              <w:top w:val="single" w:sz="4" w:space="0" w:color="E2E8F0"/>
-              <w:left w:val="single" w:sz="4" w:space="0" w:color="E2E8F0"/>
-              <w:bottom w:val="single" w:sz="4" w:space="0" w:color="E2E8F0"/>
-              <w:right w:val="single" w:sz="4" w:space="0" w:color="E2E8F0"/>
-            </w:tcBorders>
-          </w:tcPr>
-          <w:p>
-            <w:pPr>
-              <w:jc w:val="left"/>
-            </w:pPr>
-            <w:r>
-              <w:rPr>
-                <w:rFonts w:ascii="Segoe UI" w:hAnsi="Segoe UI"/>
-                <w:color w:val="1E293B"/>
-                <w:sz w:val="17"/>
-              </w:rPr>
-              <w:t>content</w:t>
-            </w:r>
-          </w:p>
-        </w:tc>
-        <w:tc>
-          <w:tcPr>
-            <w:tcW w:type="dxa" w:w="4608"/>
-            <w:shd w:fill="FFFFFF"/>
-            <w:tcMar>
-              <w:top w:w="80" w:type="dxa"/>
-              <w:bottom w:w="80" w:type="dxa"/>
-              <w:left w:w="120" w:type="dxa"/>
-              <w:right w:w="120" w:type="dxa"/>
-            </w:tcMar>
-            <w:tcBorders>
-              <w:top w:val="single" w:sz="4" w:space="0" w:color="E2E8F0"/>
-              <w:left w:val="single" w:sz="4" w:space="0" w:color="E2E8F0"/>
-              <w:bottom w:val="single" w:sz="4" w:space="0" w:color="E2E8F0"/>
-              <w:right w:val="single" w:sz="4" w:space="0" w:color="E2E8F0"/>
-            </w:tcBorders>
-          </w:tcPr>
-          <w:p>
-            <w:pPr>
-              <w:jc w:val="left"/>
-            </w:pPr>
-            <w:r>
-              <w:rPr>
-                <w:rFonts w:ascii="Segoe UI" w:hAnsi="Segoe UI"/>
-                <w:color w:val="1E293B"/>
-                <w:sz w:val="17"/>
-              </w:rPr>
-              <w:t>Content drafting, revisions, and Direct Social Publishing.</w:t>
-            </w:r>
-          </w:p>
-        </w:tc>
-        <w:tc>
-          <w:tcPr>
-            <w:tcW w:type="dxa" w:w="3456"/>
-            <w:shd w:fill="FFFFFF"/>
-            <w:tcMar>
-              <w:top w:w="80" w:type="dxa"/>
-              <w:bottom w:w="80" w:type="dxa"/>
-              <w:left w:w="120" w:type="dxa"/>
-              <w:right w:w="120" w:type="dxa"/>
-            </w:tcMar>
-            <w:tcBorders>
-              <w:top w:val="single" w:sz="4" w:space="0" w:color="E2E8F0"/>
-              <w:left w:val="single" w:sz="4" w:space="0" w:color="E2E8F0"/>
-              <w:bottom w:val="single" w:sz="4" w:space="0" w:color="E2E8F0"/>
-              <w:right w:val="single" w:sz="4" w:space="0" w:color="E2E8F0"/>
-            </w:tcBorders>
-          </w:tcPr>
-          <w:p>
-            <w:pPr>
-              <w:jc w:val="left"/>
-            </w:pPr>
-            <w:r>
-              <w:rPr>
-                <w:rFonts w:ascii="Segoe UI" w:hAnsi="Segoe UI"/>
-                <w:color w:val="1E293B"/>
-                <w:sz w:val="17"/>
-              </w:rPr>
-              <w:t>ContentItem, ContentVersion, SocialPublishingService</w:t>
-            </w:r>
-          </w:p>
-        </w:tc>
-      </w:tr>
-      <w:tr>
-        <w:tc>
-          <w:tcPr>
-            <w:tcW w:type="dxa" w:w="1728"/>
-            <w:shd w:fill="F8FAFC"/>
-            <w:tcMar>
-              <w:top w:w="80" w:type="dxa"/>
-              <w:bottom w:w="80" w:type="dxa"/>
-              <w:left w:w="120" w:type="dxa"/>
-              <w:right w:w="120" w:type="dxa"/>
-            </w:tcMar>
-            <w:tcBorders>
-              <w:top w:val="single" w:sz="4" w:space="0" w:color="E2E8F0"/>
-              <w:left w:val="single" w:sz="4" w:space="0" w:color="E2E8F0"/>
-              <w:bottom w:val="single" w:sz="4" w:space="0" w:color="E2E8F0"/>
-              <w:right w:val="single" w:sz="4" w:space="0" w:color="E2E8F0"/>
-            </w:tcBorders>
-          </w:tcPr>
-          <w:p>
-            <w:pPr>
-              <w:jc w:val="left"/>
-            </w:pPr>
-            <w:r>
-              <w:rPr>
-                <w:rFonts w:ascii="Segoe UI" w:hAnsi="Segoe UI"/>
-                <w:color w:val="1E293B"/>
-                <w:sz w:val="17"/>
-              </w:rPr>
-              <w:t>approvals</w:t>
-            </w:r>
-          </w:p>
-        </w:tc>
-        <w:tc>
-          <w:tcPr>
-            <w:tcW w:type="dxa" w:w="4608"/>
-            <w:shd w:fill="F8FAFC"/>
-            <w:tcMar>
-              <w:top w:w="80" w:type="dxa"/>
-              <w:bottom w:w="80" w:type="dxa"/>
-              <w:left w:w="120" w:type="dxa"/>
-              <w:right w:w="120" w:type="dxa"/>
-            </w:tcMar>
-            <w:tcBorders>
-              <w:top w:val="single" w:sz="4" w:space="0" w:color="E2E8F0"/>
-              <w:left w:val="single" w:sz="4" w:space="0" w:color="E2E8F0"/>
-              <w:bottom w:val="single" w:sz="4" w:space="0" w:color="E2E8F0"/>
-              <w:right w:val="single" w:sz="4" w:space="0" w:color="E2E8F0"/>
-            </w:tcBorders>
-          </w:tcPr>
-          <w:p>
-            <w:pPr>
-              <w:jc w:val="left"/>
-            </w:pPr>
-            <w:r>
-              <w:rPr>
-                <w:rFonts w:ascii="Segoe UI" w:hAnsi="Segoe UI"/>
-                <w:color w:val="1E293B"/>
-                <w:sz w:val="17"/>
-              </w:rPr>
-              <w:t>Two-tier review inbox (Manager &amp; Client sign-offs).</w:t>
-            </w:r>
-          </w:p>
-        </w:tc>
-        <w:tc>
-          <w:tcPr>
-            <w:tcW w:type="dxa" w:w="3456"/>
-            <w:shd w:fill="F8FAFC"/>
-            <w:tcMar>
-              <w:top w:w="80" w:type="dxa"/>
-              <w:bottom w:w="80" w:type="dxa"/>
-              <w:left w:w="120" w:type="dxa"/>
-              <w:right w:w="120" w:type="dxa"/>
-            </w:tcMar>
-            <w:tcBorders>
-              <w:top w:val="single" w:sz="4" w:space="0" w:color="E2E8F0"/>
-              <w:left w:val="single" w:sz="4" w:space="0" w:color="E2E8F0"/>
-              <w:bottom w:val="single" w:sz="4" w:space="0" w:color="E2E8F0"/>
-              <w:right w:val="single" w:sz="4" w:space="0" w:color="E2E8F0"/>
-            </w:tcBorders>
-          </w:tcPr>
-          <w:p>
-            <w:pPr>
-              <w:jc w:val="left"/>
-            </w:pPr>
-            <w:r>
-              <w:rPr>
-                <w:rFonts w:ascii="Segoe UI" w:hAnsi="Segoe UI"/>
-                <w:color w:val="1E293B"/>
-                <w:sz w:val="17"/>
-              </w:rPr>
-              <w:t>Approval, ApprovalInboxView, DecisionHandler</w:t>
-            </w:r>
-          </w:p>
-        </w:tc>
-      </w:tr>
-      <w:tr>
-        <w:tc>
-          <w:tcPr>
-            <w:tcW w:type="dxa" w:w="1728"/>
-            <w:shd w:fill="FFFFFF"/>
-            <w:tcMar>
-              <w:top w:w="80" w:type="dxa"/>
-              <w:bottom w:w="80" w:type="dxa"/>
-              <w:left w:w="120" w:type="dxa"/>
-              <w:right w:w="120" w:type="dxa"/>
-            </w:tcMar>
-            <w:tcBorders>
-              <w:top w:val="single" w:sz="4" w:space="0" w:color="E2E8F0"/>
-              <w:left w:val="single" w:sz="4" w:space="0" w:color="E2E8F0"/>
-              <w:bottom w:val="single" w:sz="4" w:space="0" w:color="E2E8F0"/>
-              <w:right w:val="single" w:sz="4" w:space="0" w:color="E2E8F0"/>
-            </w:tcBorders>
-          </w:tcPr>
-          <w:p>
-            <w:pPr>
-              <w:jc w:val="left"/>
-            </w:pPr>
-            <w:r>
-              <w:rPr>
-                <w:rFonts w:ascii="Segoe UI" w:hAnsi="Segoe UI"/>
-                <w:color w:val="1E293B"/>
-                <w:sz w:val="17"/>
-              </w:rPr>
-              <w:t>assets</w:t>
-            </w:r>
-          </w:p>
-        </w:tc>
-        <w:tc>
-          <w:tcPr>
-            <w:tcW w:type="dxa" w:w="4608"/>
-            <w:shd w:fill="FFFFFF"/>
-            <w:tcMar>
-              <w:top w:w="80" w:type="dxa"/>
-              <w:bottom w:w="80" w:type="dxa"/>
-              <w:left w:w="120" w:type="dxa"/>
-              <w:right w:w="120" w:type="dxa"/>
-            </w:tcMar>
-            <w:tcBorders>
-              <w:top w:val="single" w:sz="4" w:space="0" w:color="E2E8F0"/>
-              <w:left w:val="single" w:sz="4" w:space="0" w:color="E2E8F0"/>
-              <w:bottom w:val="single" w:sz="4" w:space="0" w:color="E2E8F0"/>
-              <w:right w:val="single" w:sz="4" w:space="0" w:color="E2E8F0"/>
-            </w:tcBorders>
-          </w:tcPr>
-          <w:p>
-            <w:pPr>
-              <w:jc w:val="left"/>
-            </w:pPr>
-            <w:r>
-              <w:rPr>
-                <w:rFonts w:ascii="Segoe UI" w:hAnsi="Segoe UI"/>
-                <w:color w:val="1E293B"/>
-                <w:sz w:val="17"/>
-              </w:rPr>
-              <w:t>Media file uploads and object storage integration.</w:t>
-            </w:r>
-          </w:p>
-        </w:tc>
-        <w:tc>
-          <w:tcPr>
-            <w:tcW w:type="dxa" w:w="3456"/>
-            <w:shd w:fill="FFFFFF"/>
-            <w:tcMar>
-              <w:top w:w="80" w:type="dxa"/>
-              <w:bottom w:w="80" w:type="dxa"/>
-              <w:left w:w="120" w:type="dxa"/>
-              <w:right w:w="120" w:type="dxa"/>
-            </w:tcMar>
-            <w:tcBorders>
-              <w:top w:val="single" w:sz="4" w:space="0" w:color="E2E8F0"/>
-              <w:left w:val="single" w:sz="4" w:space="0" w:color="E2E8F0"/>
-              <w:bottom w:val="single" w:sz="4" w:space="0" w:color="E2E8F0"/>
-              <w:right w:val="single" w:sz="4" w:space="0" w:color="E2E8F0"/>
-            </w:tcBorders>
-          </w:tcPr>
-          <w:p>
-            <w:pPr>
-              <w:jc w:val="left"/>
-            </w:pPr>
-            <w:r>
-              <w:rPr>
-                <w:rFonts w:ascii="Segoe UI" w:hAnsi="Segoe UI"/>
-                <w:color w:val="1E293B"/>
-                <w:sz w:val="17"/>
-              </w:rPr>
-              <w:t>Asset, MediaUploadHandler, PresignedURLGenerator</w:t>
-            </w:r>
-          </w:p>
-        </w:tc>
-      </w:tr>
-      <w:tr>
-        <w:tc>
-          <w:tcPr>
-            <w:tcW w:type="dxa" w:w="1728"/>
-            <w:shd w:fill="F8FAFC"/>
-            <w:tcMar>
-              <w:top w:w="80" w:type="dxa"/>
-              <w:bottom w:w="80" w:type="dxa"/>
-              <w:left w:w="120" w:type="dxa"/>
-              <w:right w:w="120" w:type="dxa"/>
-            </w:tcMar>
-            <w:tcBorders>
-              <w:top w:val="single" w:sz="4" w:space="0" w:color="E2E8F0"/>
-              <w:left w:val="single" w:sz="4" w:space="0" w:color="E2E8F0"/>
-              <w:bottom w:val="single" w:sz="4" w:space="0" w:color="E2E8F0"/>
-              <w:right w:val="single" w:sz="4" w:space="0" w:color="E2E8F0"/>
-            </w:tcBorders>
-          </w:tcPr>
-          <w:p>
-            <w:pPr>
-              <w:jc w:val="left"/>
-            </w:pPr>
-            <w:r>
-              <w:rPr>
-                <w:rFonts w:ascii="Segoe UI" w:hAnsi="Segoe UI"/>
-                <w:color w:val="1E293B"/>
-                <w:sz w:val="17"/>
-              </w:rPr>
-              <w:t>analytics</w:t>
-            </w:r>
-          </w:p>
-        </w:tc>
-        <w:tc>
-          <w:tcPr>
-            <w:tcW w:type="dxa" w:w="4608"/>
-            <w:shd w:fill="F8FAFC"/>
-            <w:tcMar>
-              <w:top w:w="80" w:type="dxa"/>
-              <w:bottom w:w="80" w:type="dxa"/>
-              <w:left w:w="120" w:type="dxa"/>
-              <w:right w:w="120" w:type="dxa"/>
-            </w:tcMar>
-            <w:tcBorders>
-              <w:top w:val="single" w:sz="4" w:space="0" w:color="E2E8F0"/>
-              <w:left w:val="single" w:sz="4" w:space="0" w:color="E2E8F0"/>
-              <w:bottom w:val="single" w:sz="4" w:space="0" w:color="E2E8F0"/>
-              <w:right w:val="single" w:sz="4" w:space="0" w:color="E2E8F0"/>
-            </w:tcBorders>
-          </w:tcPr>
-          <w:p>
-            <w:pPr>
-              <w:jc w:val="left"/>
-            </w:pPr>
-            <w:r>
-              <w:rPr>
-                <w:rFonts w:ascii="Segoe UI" w:hAnsi="Segoe UI"/>
-                <w:color w:val="1E293B"/>
-                <w:sz w:val="17"/>
-              </w:rPr>
-              <w:t>Workspace metrics aggregation and competitor benchmarking.</w:t>
-            </w:r>
-          </w:p>
-        </w:tc>
-        <w:tc>
-          <w:tcPr>
-            <w:tcW w:type="dxa" w:w="3456"/>
-            <w:shd w:fill="F8FAFC"/>
-            <w:tcMar>
-              <w:top w:w="80" w:type="dxa"/>
-              <w:bottom w:w="80" w:type="dxa"/>
-              <w:left w:w="120" w:type="dxa"/>
-              <w:right w:w="120" w:type="dxa"/>
-            </w:tcMar>
-            <w:tcBorders>
-              <w:top w:val="single" w:sz="4" w:space="0" w:color="E2E8F0"/>
-              <w:left w:val="single" w:sz="4" w:space="0" w:color="E2E8F0"/>
-              <w:bottom w:val="single" w:sz="4" w:space="0" w:color="E2E8F0"/>
-              <w:right w:val="single" w:sz="4" w:space="0" w:color="E2E8F0"/>
-            </w:tcBorders>
-          </w:tcPr>
-          <w:p>
-            <w:pPr>
-              <w:jc w:val="left"/>
-            </w:pPr>
-            <w:r>
-              <w:rPr>
-                <w:rFonts w:ascii="Segoe UI" w:hAnsi="Segoe UI"/>
-                <w:color w:val="1E293B"/>
-                <w:sz w:val="17"/>
-              </w:rPr>
-              <w:t>CampaignMetric, CompetitorService, DashboardAnalytics</w:t>
-            </w:r>
-          </w:p>
-        </w:tc>
-      </w:tr>
-      <w:tr>
-        <w:tc>
-          <w:tcPr>
-            <w:tcW w:type="dxa" w:w="1728"/>
-            <w:shd w:fill="FFFFFF"/>
-            <w:tcMar>
-              <w:top w:w="80" w:type="dxa"/>
-              <w:bottom w:w="80" w:type="dxa"/>
-              <w:left w:w="120" w:type="dxa"/>
-              <w:right w:w="120" w:type="dxa"/>
-            </w:tcMar>
-            <w:tcBorders>
-              <w:top w:val="single" w:sz="4" w:space="0" w:color="E2E8F0"/>
-              <w:left w:val="single" w:sz="4" w:space="0" w:color="E2E8F0"/>
-              <w:bottom w:val="single" w:sz="4" w:space="0" w:color="E2E8F0"/>
-              <w:right w:val="single" w:sz="4" w:space="0" w:color="E2E8F0"/>
-            </w:tcBorders>
-          </w:tcPr>
-          <w:p>
-            <w:pPr>
-              <w:jc w:val="left"/>
-            </w:pPr>
-            <w:r>
-              <w:rPr>
-                <w:rFonts w:ascii="Segoe UI" w:hAnsi="Segoe UI"/>
-                <w:color w:val="1E293B"/>
-                <w:sz w:val="17"/>
-              </w:rPr>
-              <w:t>agents</w:t>
-            </w:r>
-          </w:p>
-        </w:tc>
-        <w:tc>
-          <w:tcPr>
-            <w:tcW w:type="dxa" w:w="4608"/>
-            <w:shd w:fill="FFFFFF"/>
-            <w:tcMar>
-              <w:top w:w="80" w:type="dxa"/>
-              <w:bottom w:w="80" w:type="dxa"/>
-              <w:left w:w="120" w:type="dxa"/>
-              <w:right w:w="120" w:type="dxa"/>
-            </w:tcMar>
-            <w:tcBorders>
-              <w:top w:val="single" w:sz="4" w:space="0" w:color="E2E8F0"/>
-              <w:left w:val="single" w:sz="4" w:space="0" w:color="E2E8F0"/>
-              <w:bottom w:val="single" w:sz="4" w:space="0" w:color="E2E8F0"/>
-              <w:right w:val="single" w:sz="4" w:space="0" w:color="E2E8F0"/>
-            </w:tcBorders>
-          </w:tcPr>
-          <w:p>
-            <w:pPr>
-              <w:jc w:val="left"/>
-            </w:pPr>
-            <w:r>
-              <w:rPr>
-                <w:rFonts w:ascii="Segoe UI" w:hAnsi="Segoe UI"/>
-                <w:color w:val="1E293B"/>
-                <w:sz w:val="17"/>
-              </w:rPr>
-              <w:t>Automated script pacing, hook quality, and safety audits.</w:t>
-            </w:r>
-          </w:p>
-        </w:tc>
-        <w:tc>
-          <w:tcPr>
-            <w:tcW w:type="dxa" w:w="3456"/>
-            <w:shd w:fill="FFFFFF"/>
-            <w:tcMar>
-              <w:top w:w="80" w:type="dxa"/>
-              <w:bottom w:w="80" w:type="dxa"/>
-              <w:left w:w="120" w:type="dxa"/>
-              <w:right w:w="120" w:type="dxa"/>
-            </w:tcMar>
-            <w:tcBorders>
-              <w:top w:val="single" w:sz="4" w:space="0" w:color="E2E8F0"/>
-              <w:left w:val="single" w:sz="4" w:space="0" w:color="E2E8F0"/>
-              <w:bottom w:val="single" w:sz="4" w:space="0" w:color="E2E8F0"/>
-              <w:right w:val="single" w:sz="4" w:space="0" w:color="E2E8F0"/>
-            </w:tcBorders>
-          </w:tcPr>
-          <w:p>
-            <w:pPr>
-              <w:jc w:val="left"/>
-            </w:pPr>
-            <w:r>
-              <w:rPr>
-                <w:rFonts w:ascii="Segoe UI" w:hAnsi="Segoe UI"/>
-                <w:color w:val="1E293B"/>
-                <w:sz w:val="17"/>
-              </w:rPr>
-              <w:t>ScriptReviewService, ContentIdeasAgent, Summarizer</w:t>
-            </w:r>
-          </w:p>
-        </w:tc>
-      </w:tr>
-    </w:tbl>
     <w:p>
       <w:pPr>
-        <w:spacing w:after="160"/>
+        <w:spacing w:after="120" w:line="276" w:lineRule="auto"/>
       </w:pPr>
+      <w:r>
+        <w:rPr>
+          <w:rFonts w:ascii="Times New Roman" w:hAnsi="Times New Roman"/>
+          <w:b/>
+          <w:color w:val="000000"/>
+          <w:sz w:val="26"/>
+        </w:rPr>
+        <w:t xml:space="preserve">accounts: </w:t>
+      </w:r>
+      <w:r>
+        <w:rPr>
+          <w:rFonts w:ascii="Times New Roman" w:hAnsi="Times New Roman"/>
+          <w:color w:val="000000"/>
+          <w:sz w:val="26"/>
+        </w:rPr>
+        <w:t>User accounts, session login, registration, and profile handling.</w:t>
+      </w:r>
+    </w:p>
+    <w:p>
+      <w:pPr>
+        <w:spacing w:after="120" w:line="276" w:lineRule="auto"/>
+      </w:pPr>
+      <w:r>
+        <w:rPr>
+          <w:rFonts w:ascii="Times New Roman" w:hAnsi="Times New Roman"/>
+          <w:b/>
+          <w:color w:val="000000"/>
+          <w:sz w:val="26"/>
+        </w:rPr>
+        <w:t xml:space="preserve">workspaces: </w:t>
+      </w:r>
+      <w:r>
+        <w:rPr>
+          <w:rFonts w:ascii="Times New Roman" w:hAnsi="Times New Roman"/>
+          <w:color w:val="000000"/>
+          <w:sz w:val="26"/>
+        </w:rPr>
+        <w:t>Tenant workspace administration and membership roles.</w:t>
+      </w:r>
+    </w:p>
+    <w:p>
+      <w:pPr>
+        <w:spacing w:after="120" w:line="276" w:lineRule="auto"/>
+      </w:pPr>
+      <w:r>
+        <w:rPr>
+          <w:rFonts w:ascii="Times New Roman" w:hAnsi="Times New Roman"/>
+          <w:b/>
+          <w:color w:val="000000"/>
+          <w:sz w:val="26"/>
+        </w:rPr>
+        <w:t xml:space="preserve">clients: </w:t>
+      </w:r>
+      <w:r>
+        <w:rPr>
+          <w:rFonts w:ascii="Times New Roman" w:hAnsi="Times New Roman"/>
+          <w:color w:val="000000"/>
+          <w:sz w:val="26"/>
+        </w:rPr>
+        <w:t>Brand CRM, contact information, and brand guidelines.</w:t>
+      </w:r>
+    </w:p>
+    <w:p>
+      <w:pPr>
+        <w:spacing w:after="120" w:line="276" w:lineRule="auto"/>
+      </w:pPr>
+      <w:r>
+        <w:rPr>
+          <w:rFonts w:ascii="Times New Roman" w:hAnsi="Times New Roman"/>
+          <w:b/>
+          <w:color w:val="000000"/>
+          <w:sz w:val="26"/>
+        </w:rPr>
+        <w:t xml:space="preserve">campaigns: </w:t>
+      </w:r>
+      <w:r>
+        <w:rPr>
+          <w:rFonts w:ascii="Times New Roman" w:hAnsi="Times New Roman"/>
+          <w:color w:val="000000"/>
+          <w:sz w:val="26"/>
+        </w:rPr>
+        <w:t>Marketing campaigns, objectives, budgets, and scheduling.</w:t>
+      </w:r>
+    </w:p>
+    <w:p>
+      <w:pPr>
+        <w:spacing w:after="120" w:line="276" w:lineRule="auto"/>
+      </w:pPr>
+      <w:r>
+        <w:rPr>
+          <w:rFonts w:ascii="Times New Roman" w:hAnsi="Times New Roman"/>
+          <w:b/>
+          <w:color w:val="000000"/>
+          <w:sz w:val="26"/>
+        </w:rPr>
+        <w:t xml:space="preserve">content: </w:t>
+      </w:r>
+      <w:r>
+        <w:rPr>
+          <w:rFonts w:ascii="Times New Roman" w:hAnsi="Times New Roman"/>
+          <w:color w:val="000000"/>
+          <w:sz w:val="26"/>
+        </w:rPr>
+        <w:t>Deliverable matrix, social platforms, and script editor, powered by content.publishing_service.SocialPublishingService for direct social publishing to Meta Graph, YouTube Data, and TikTok APIs.</w:t>
+      </w:r>
+    </w:p>
+    <w:p>
+      <w:pPr>
+        <w:spacing w:after="120" w:line="276" w:lineRule="auto"/>
+      </w:pPr>
+      <w:r>
+        <w:rPr>
+          <w:rFonts w:ascii="Times New Roman" w:hAnsi="Times New Roman"/>
+          <w:b/>
+          <w:color w:val="000000"/>
+          <w:sz w:val="26"/>
+        </w:rPr>
+        <w:t xml:space="preserve">approvals: </w:t>
+      </w:r>
+      <w:r>
+        <w:rPr>
+          <w:rFonts w:ascii="Times New Roman" w:hAnsi="Times New Roman"/>
+          <w:color w:val="000000"/>
+          <w:sz w:val="26"/>
+        </w:rPr>
+        <w:t>Two-tier approval inbox (Manager and Client stages) enforcing sign-offs prior to publication.</w:t>
+      </w:r>
+    </w:p>
+    <w:p>
+      <w:pPr>
+        <w:spacing w:after="120" w:line="276" w:lineRule="auto"/>
+      </w:pPr>
+      <w:r>
+        <w:rPr>
+          <w:rFonts w:ascii="Times New Roman" w:hAnsi="Times New Roman"/>
+          <w:b/>
+          <w:color w:val="000000"/>
+          <w:sz w:val="26"/>
+        </w:rPr>
+        <w:t xml:space="preserve">assets: </w:t>
+      </w:r>
+      <w:r>
+        <w:rPr>
+          <w:rFonts w:ascii="Times New Roman" w:hAnsi="Times New Roman"/>
+          <w:color w:val="000000"/>
+          <w:sz w:val="26"/>
+        </w:rPr>
+        <w:t>File uploads and storage integration.</w:t>
+      </w:r>
+    </w:p>
+    <w:p>
+      <w:pPr>
+        <w:spacing w:after="120" w:line="276" w:lineRule="auto"/>
+      </w:pPr>
+      <w:r>
+        <w:rPr>
+          <w:rFonts w:ascii="Times New Roman" w:hAnsi="Times New Roman"/>
+          <w:b/>
+          <w:color w:val="000000"/>
+          <w:sz w:val="26"/>
+        </w:rPr>
+        <w:t xml:space="preserve">analytics: </w:t>
+      </w:r>
+      <w:r>
+        <w:rPr>
+          <w:rFonts w:ascii="Times New Roman" w:hAnsi="Times New Roman"/>
+          <w:color w:val="000000"/>
+          <w:sz w:val="26"/>
+        </w:rPr>
+        <w:t>Workspace metrics and dashboard data aggregation.</w:t>
+      </w:r>
+    </w:p>
+    <w:p>
+      <w:pPr>
+        <w:spacing w:after="120" w:line="276" w:lineRule="auto"/>
+      </w:pPr>
+      <w:r>
+        <w:rPr>
+          <w:rFonts w:ascii="Times New Roman" w:hAnsi="Times New Roman"/>
+          <w:b/>
+          <w:color w:val="000000"/>
+          <w:sz w:val="26"/>
+        </w:rPr>
+        <w:t xml:space="preserve">agents: </w:t>
+      </w:r>
+      <w:r>
+        <w:rPr>
+          <w:rFonts w:ascii="Times New Roman" w:hAnsi="Times New Roman"/>
+          <w:color w:val="000000"/>
+          <w:sz w:val="26"/>
+        </w:rPr>
+        <w:t>Script quality checks, content ideas, and comment summarization.</w:t>
+      </w:r>
     </w:p>
     <w:p>
       <w:pPr>
         <w:keepNext/>
-        <w:spacing w:before="320" w:after="120"/>
+        <w:spacing w:before="360" w:after="160"/>
       </w:pPr>
       <w:r>
         <w:rPr>
-          <w:rFonts w:ascii="Segoe UI" w:hAnsi="Segoe UI"/>
+          <w:rFonts w:ascii="Arial" w:hAnsi="Arial"/>
           <w:b/>
-          <w:color w:val="1E3A8A"/>
-          <w:sz w:val="28"/>
+          <w:color w:val="000000"/>
+          <w:sz w:val="36"/>
         </w:rPr>
-        <w:t>6. API Design</w:t>
+        <w:t>API DESIGN</w:t>
       </w:r>
     </w:p>
     <w:p>
       <w:pPr>
-        <w:spacing w:after="100" w:line="276" w:lineRule="auto"/>
+        <w:spacing w:after="120" w:line="276" w:lineRule="auto"/>
       </w:pPr>
       <w:r>
         <w:rPr>
-          <w:rFonts w:ascii="Segoe UI" w:hAnsi="Segoe UI"/>
-          <w:color w:val="334155"/>
-          <w:sz w:val="19"/>
+          <w:rFonts w:ascii="Times New Roman" w:hAnsi="Times New Roman"/>
+          <w:color w:val="000000"/>
+          <w:sz w:val="26"/>
         </w:rPr>
         <w:t>CreatorOps exposes RESTful APIs built with Django REST Framework, featuring OpenAPI / Swagger documentation and token authentication:</w:t>
       </w:r>
@@ -3570,27 +2891,27 @@
         <w:tblLook w:firstColumn="1" w:firstRow="1" w:lastColumn="0" w:lastRow="0" w:noHBand="0" w:noVBand="1" w:val="04A0"/>
       </w:tblPr>
       <w:tblGrid>
-        <w:gridCol w:w="2340"/>
-        <w:gridCol w:w="2340"/>
-        <w:gridCol w:w="2340"/>
-        <w:gridCol w:w="2340"/>
+        <w:gridCol w:w="2509"/>
+        <w:gridCol w:w="2509"/>
+        <w:gridCol w:w="2509"/>
+        <w:gridCol w:w="2509"/>
       </w:tblGrid>
       <w:tr>
         <w:tc>
           <w:tcPr>
             <w:tcW w:type="dxa" w:w="1296"/>
-            <w:shd w:fill="1E3A8A"/>
+            <w:shd w:fill="F1F5F9"/>
             <w:tcMar>
-              <w:top w:w="120" w:type="dxa"/>
-              <w:bottom w:w="120" w:type="dxa"/>
-              <w:left w:w="140" w:type="dxa"/>
-              <w:right w:w="140" w:type="dxa"/>
+              <w:top w:w="100" w:type="dxa"/>
+              <w:bottom w:w="100" w:type="dxa"/>
+              <w:left w:w="120" w:type="dxa"/>
+              <w:right w:w="120" w:type="dxa"/>
             </w:tcMar>
             <w:tcBorders>
-              <w:top w:val="single" w:sz="6" w:space="0" w:color="1E3A8A"/>
-              <w:left w:val="single" w:sz="4" w:space="0" w:color="2563EB"/>
-              <w:bottom w:val="single" w:sz="12" w:space="0" w:color="3B82F6"/>
-              <w:right w:val="single" w:sz="4" w:space="0" w:color="2563EB"/>
+              <w:top w:val="single" w:sz="6" w:space="0" w:color="000000"/>
+              <w:left w:val="single" w:sz="4" w:space="0" w:color="CBD5E1"/>
+              <w:bottom w:val="single" w:sz="8" w:space="0" w:color="000000"/>
+              <w:right w:val="single" w:sz="4" w:space="0" w:color="CBD5E1"/>
             </w:tcBorders>
           </w:tcPr>
           <w:p>
@@ -3599,9 +2920,9 @@
             </w:pPr>
             <w:r>
               <w:rPr>
-                <w:rFonts w:ascii="Segoe UI" w:hAnsi="Segoe UI"/>
+                <w:rFonts w:ascii="Times New Roman" w:hAnsi="Times New Roman"/>
                 <w:b/>
-                <w:color w:val="FFFFFF"/>
+                <w:color w:val="000000"/>
                 <w:sz w:val="17"/>
               </w:rPr>
               <w:t>Method</w:t>
@@ -3611,18 +2932,18 @@
         <w:tc>
           <w:tcPr>
             <w:tcW w:type="dxa" w:w="3744"/>
-            <w:shd w:fill="1E3A8A"/>
+            <w:shd w:fill="F1F5F9"/>
             <w:tcMar>
-              <w:top w:w="120" w:type="dxa"/>
-              <w:bottom w:w="120" w:type="dxa"/>
-              <w:left w:w="140" w:type="dxa"/>
-              <w:right w:w="140" w:type="dxa"/>
+              <w:top w:w="100" w:type="dxa"/>
+              <w:bottom w:w="100" w:type="dxa"/>
+              <w:left w:w="120" w:type="dxa"/>
+              <w:right w:w="120" w:type="dxa"/>
             </w:tcMar>
             <w:tcBorders>
-              <w:top w:val="single" w:sz="6" w:space="0" w:color="1E3A8A"/>
-              <w:left w:val="single" w:sz="4" w:space="0" w:color="2563EB"/>
-              <w:bottom w:val="single" w:sz="12" w:space="0" w:color="3B82F6"/>
-              <w:right w:val="single" w:sz="4" w:space="0" w:color="2563EB"/>
+              <w:top w:val="single" w:sz="6" w:space="0" w:color="000000"/>
+              <w:left w:val="single" w:sz="4" w:space="0" w:color="CBD5E1"/>
+              <w:bottom w:val="single" w:sz="8" w:space="0" w:color="000000"/>
+              <w:right w:val="single" w:sz="4" w:space="0" w:color="CBD5E1"/>
             </w:tcBorders>
           </w:tcPr>
           <w:p>
@@ -3631,9 +2952,9 @@
             </w:pPr>
             <w:r>
               <w:rPr>
-                <w:rFonts w:ascii="Segoe UI" w:hAnsi="Segoe UI"/>
+                <w:rFonts w:ascii="Times New Roman" w:hAnsi="Times New Roman"/>
                 <w:b/>
-                <w:color w:val="FFFFFF"/>
+                <w:color w:val="000000"/>
                 <w:sz w:val="17"/>
               </w:rPr>
               <w:t>Endpoint Route</w:t>
@@ -3643,18 +2964,18 @@
         <w:tc>
           <w:tcPr>
             <w:tcW w:type="dxa" w:w="1872"/>
-            <w:shd w:fill="1E3A8A"/>
+            <w:shd w:fill="F1F5F9"/>
             <w:tcMar>
-              <w:top w:w="120" w:type="dxa"/>
-              <w:bottom w:w="120" w:type="dxa"/>
-              <w:left w:w="140" w:type="dxa"/>
-              <w:right w:w="140" w:type="dxa"/>
+              <w:top w:w="100" w:type="dxa"/>
+              <w:bottom w:w="100" w:type="dxa"/>
+              <w:left w:w="120" w:type="dxa"/>
+              <w:right w:w="120" w:type="dxa"/>
             </w:tcMar>
             <w:tcBorders>
-              <w:top w:val="single" w:sz="6" w:space="0" w:color="1E3A8A"/>
-              <w:left w:val="single" w:sz="4" w:space="0" w:color="2563EB"/>
-              <w:bottom w:val="single" w:sz="12" w:space="0" w:color="3B82F6"/>
-              <w:right w:val="single" w:sz="4" w:space="0" w:color="2563EB"/>
+              <w:top w:val="single" w:sz="6" w:space="0" w:color="000000"/>
+              <w:left w:val="single" w:sz="4" w:space="0" w:color="CBD5E1"/>
+              <w:bottom w:val="single" w:sz="8" w:space="0" w:color="000000"/>
+              <w:right w:val="single" w:sz="4" w:space="0" w:color="CBD5E1"/>
             </w:tcBorders>
           </w:tcPr>
           <w:p>
@@ -3663,9 +2984,9 @@
             </w:pPr>
             <w:r>
               <w:rPr>
-                <w:rFonts w:ascii="Segoe UI" w:hAnsi="Segoe UI"/>
+                <w:rFonts w:ascii="Times New Roman" w:hAnsi="Times New Roman"/>
                 <w:b/>
-                <w:color w:val="FFFFFF"/>
+                <w:color w:val="000000"/>
                 <w:sz w:val="17"/>
               </w:rPr>
               <w:t>Authentication</w:t>
@@ -3675,18 +2996,18 @@
         <w:tc>
           <w:tcPr>
             <w:tcW w:type="dxa" w:w="2880"/>
-            <w:shd w:fill="1E3A8A"/>
+            <w:shd w:fill="F1F5F9"/>
             <w:tcMar>
-              <w:top w:w="120" w:type="dxa"/>
-              <w:bottom w:w="120" w:type="dxa"/>
-              <w:left w:w="140" w:type="dxa"/>
-              <w:right w:w="140" w:type="dxa"/>
+              <w:top w:w="100" w:type="dxa"/>
+              <w:bottom w:w="100" w:type="dxa"/>
+              <w:left w:w="120" w:type="dxa"/>
+              <w:right w:w="120" w:type="dxa"/>
             </w:tcMar>
             <w:tcBorders>
-              <w:top w:val="single" w:sz="6" w:space="0" w:color="1E3A8A"/>
-              <w:left w:val="single" w:sz="4" w:space="0" w:color="2563EB"/>
-              <w:bottom w:val="single" w:sz="12" w:space="0" w:color="3B82F6"/>
-              <w:right w:val="single" w:sz="4" w:space="0" w:color="2563EB"/>
+              <w:top w:val="single" w:sz="6" w:space="0" w:color="000000"/>
+              <w:left w:val="single" w:sz="4" w:space="0" w:color="CBD5E1"/>
+              <w:bottom w:val="single" w:sz="8" w:space="0" w:color="000000"/>
+              <w:right w:val="single" w:sz="4" w:space="0" w:color="CBD5E1"/>
             </w:tcBorders>
           </w:tcPr>
           <w:p>
@@ -3695,9 +3016,9 @@
             </w:pPr>
             <w:r>
               <w:rPr>
-                <w:rFonts w:ascii="Segoe UI" w:hAnsi="Segoe UI"/>
+                <w:rFonts w:ascii="Times New Roman" w:hAnsi="Times New Roman"/>
                 <w:b/>
-                <w:color w:val="FFFFFF"/>
+                <w:color w:val="000000"/>
                 <w:sz w:val="17"/>
               </w:rPr>
               <w:t>Description</w:t>
@@ -3711,16 +3032,16 @@
             <w:tcW w:type="dxa" w:w="1296"/>
             <w:shd w:fill="FFFFFF"/>
             <w:tcMar>
-              <w:top w:w="80" w:type="dxa"/>
-              <w:bottom w:w="80" w:type="dxa"/>
-              <w:left w:w="120" w:type="dxa"/>
-              <w:right w:w="120" w:type="dxa"/>
+              <w:top w:w="60" w:type="dxa"/>
+              <w:bottom w:w="60" w:type="dxa"/>
+              <w:left w:w="100" w:type="dxa"/>
+              <w:right w:w="100" w:type="dxa"/>
             </w:tcMar>
             <w:tcBorders>
               <w:top w:val="single" w:sz="4" w:space="0" w:color="E2E8F0"/>
-              <w:left w:val="single" w:sz="4" w:space="0" w:color="E2E8F0"/>
+              <w:left w:val="single" w:sz="4" w:space="0" w:color="CBD5E1"/>
               <w:bottom w:val="single" w:sz="4" w:space="0" w:color="E2E8F0"/>
-              <w:right w:val="single" w:sz="4" w:space="0" w:color="E2E8F0"/>
+              <w:right w:val="single" w:sz="4" w:space="0" w:color="CBD5E1"/>
             </w:tcBorders>
           </w:tcPr>
           <w:p>
@@ -3729,9 +3050,9 @@
             </w:pPr>
             <w:r>
               <w:rPr>
-                <w:rFonts w:ascii="Segoe UI" w:hAnsi="Segoe UI"/>
-                <w:color w:val="1E293B"/>
-                <w:sz w:val="17"/>
+                <w:rFonts w:ascii="Times New Roman" w:hAnsi="Times New Roman"/>
+                <w:color w:val="000000"/>
+                <w:sz w:val="16"/>
               </w:rPr>
               <w:t>POST</w:t>
             </w:r>
@@ -3742,16 +3063,16 @@
             <w:tcW w:type="dxa" w:w="3744"/>
             <w:shd w:fill="FFFFFF"/>
             <w:tcMar>
-              <w:top w:w="80" w:type="dxa"/>
-              <w:bottom w:w="80" w:type="dxa"/>
-              <w:left w:w="120" w:type="dxa"/>
-              <w:right w:w="120" w:type="dxa"/>
+              <w:top w:w="60" w:type="dxa"/>
+              <w:bottom w:w="60" w:type="dxa"/>
+              <w:left w:w="100" w:type="dxa"/>
+              <w:right w:w="100" w:type="dxa"/>
             </w:tcMar>
             <w:tcBorders>
               <w:top w:val="single" w:sz="4" w:space="0" w:color="E2E8F0"/>
-              <w:left w:val="single" w:sz="4" w:space="0" w:color="E2E8F0"/>
+              <w:left w:val="single" w:sz="4" w:space="0" w:color="CBD5E1"/>
               <w:bottom w:val="single" w:sz="4" w:space="0" w:color="E2E8F0"/>
-              <w:right w:val="single" w:sz="4" w:space="0" w:color="E2E8F0"/>
+              <w:right w:val="single" w:sz="4" w:space="0" w:color="CBD5E1"/>
             </w:tcBorders>
           </w:tcPr>
           <w:p>
@@ -3760,9 +3081,9 @@
             </w:pPr>
             <w:r>
               <w:rPr>
-                <w:rFonts w:ascii="Segoe UI" w:hAnsi="Segoe UI"/>
-                <w:color w:val="1E293B"/>
-                <w:sz w:val="17"/>
+                <w:rFonts w:ascii="Times New Roman" w:hAnsi="Times New Roman"/>
+                <w:color w:val="000000"/>
+                <w:sz w:val="16"/>
               </w:rPr>
               <w:t>/api/token/</w:t>
             </w:r>
@@ -3773,16 +3094,16 @@
             <w:tcW w:type="dxa" w:w="1872"/>
             <w:shd w:fill="FFFFFF"/>
             <w:tcMar>
-              <w:top w:w="80" w:type="dxa"/>
-              <w:bottom w:w="80" w:type="dxa"/>
-              <w:left w:w="120" w:type="dxa"/>
-              <w:right w:w="120" w:type="dxa"/>
+              <w:top w:w="60" w:type="dxa"/>
+              <w:bottom w:w="60" w:type="dxa"/>
+              <w:left w:w="100" w:type="dxa"/>
+              <w:right w:w="100" w:type="dxa"/>
             </w:tcMar>
             <w:tcBorders>
               <w:top w:val="single" w:sz="4" w:space="0" w:color="E2E8F0"/>
-              <w:left w:val="single" w:sz="4" w:space="0" w:color="E2E8F0"/>
+              <w:left w:val="single" w:sz="4" w:space="0" w:color="CBD5E1"/>
               <w:bottom w:val="single" w:sz="4" w:space="0" w:color="E2E8F0"/>
-              <w:right w:val="single" w:sz="4" w:space="0" w:color="E2E8F0"/>
+              <w:right w:val="single" w:sz="4" w:space="0" w:color="CBD5E1"/>
             </w:tcBorders>
           </w:tcPr>
           <w:p>
@@ -3791,9 +3112,9 @@
             </w:pPr>
             <w:r>
               <w:rPr>
-                <w:rFonts w:ascii="Segoe UI" w:hAnsi="Segoe UI"/>
-                <w:color w:val="1E293B"/>
-                <w:sz w:val="17"/>
+                <w:rFonts w:ascii="Times New Roman" w:hAnsi="Times New Roman"/>
+                <w:color w:val="000000"/>
+                <w:sz w:val="16"/>
               </w:rPr>
               <w:t>Basic Auth</w:t>
             </w:r>
@@ -3804,16 +3125,16 @@
             <w:tcW w:type="dxa" w:w="2880"/>
             <w:shd w:fill="FFFFFF"/>
             <w:tcMar>
-              <w:top w:w="80" w:type="dxa"/>
-              <w:bottom w:w="80" w:type="dxa"/>
-              <w:left w:w="120" w:type="dxa"/>
-              <w:right w:w="120" w:type="dxa"/>
+              <w:top w:w="60" w:type="dxa"/>
+              <w:bottom w:w="60" w:type="dxa"/>
+              <w:left w:w="100" w:type="dxa"/>
+              <w:right w:w="100" w:type="dxa"/>
             </w:tcMar>
             <w:tcBorders>
               <w:top w:val="single" w:sz="4" w:space="0" w:color="E2E8F0"/>
-              <w:left w:val="single" w:sz="4" w:space="0" w:color="E2E8F0"/>
+              <w:left w:val="single" w:sz="4" w:space="0" w:color="CBD5E1"/>
               <w:bottom w:val="single" w:sz="4" w:space="0" w:color="E2E8F0"/>
-              <w:right w:val="single" w:sz="4" w:space="0" w:color="E2E8F0"/>
+              <w:right w:val="single" w:sz="4" w:space="0" w:color="CBD5E1"/>
             </w:tcBorders>
           </w:tcPr>
           <w:p>
@@ -3822,9 +3143,9 @@
             </w:pPr>
             <w:r>
               <w:rPr>
-                <w:rFonts w:ascii="Segoe UI" w:hAnsi="Segoe UI"/>
-                <w:color w:val="1E293B"/>
-                <w:sz w:val="17"/>
+                <w:rFonts w:ascii="Times New Roman" w:hAnsi="Times New Roman"/>
+                <w:color w:val="000000"/>
+                <w:sz w:val="16"/>
               </w:rPr>
               <w:t>Obtains JWT / API authentication token.</w:t>
             </w:r>
@@ -3837,16 +3158,16 @@
             <w:tcW w:type="dxa" w:w="1296"/>
             <w:shd w:fill="F8FAFC"/>
             <w:tcMar>
-              <w:top w:w="80" w:type="dxa"/>
-              <w:bottom w:w="80" w:type="dxa"/>
-              <w:left w:w="120" w:type="dxa"/>
-              <w:right w:w="120" w:type="dxa"/>
+              <w:top w:w="60" w:type="dxa"/>
+              <w:bottom w:w="60" w:type="dxa"/>
+              <w:left w:w="100" w:type="dxa"/>
+              <w:right w:w="100" w:type="dxa"/>
             </w:tcMar>
             <w:tcBorders>
               <w:top w:val="single" w:sz="4" w:space="0" w:color="E2E8F0"/>
-              <w:left w:val="single" w:sz="4" w:space="0" w:color="E2E8F0"/>
+              <w:left w:val="single" w:sz="4" w:space="0" w:color="CBD5E1"/>
               <w:bottom w:val="single" w:sz="4" w:space="0" w:color="E2E8F0"/>
-              <w:right w:val="single" w:sz="4" w:space="0" w:color="E2E8F0"/>
+              <w:right w:val="single" w:sz="4" w:space="0" w:color="CBD5E1"/>
             </w:tcBorders>
           </w:tcPr>
           <w:p>
@@ -3855,9 +3176,9 @@
             </w:pPr>
             <w:r>
               <w:rPr>
-                <w:rFonts w:ascii="Segoe UI" w:hAnsi="Segoe UI"/>
-                <w:color w:val="1E293B"/>
-                <w:sz w:val="17"/>
+                <w:rFonts w:ascii="Times New Roman" w:hAnsi="Times New Roman"/>
+                <w:color w:val="000000"/>
+                <w:sz w:val="16"/>
               </w:rPr>
               <w:t>GET</w:t>
             </w:r>
@@ -3868,16 +3189,16 @@
             <w:tcW w:type="dxa" w:w="3744"/>
             <w:shd w:fill="F8FAFC"/>
             <w:tcMar>
-              <w:top w:w="80" w:type="dxa"/>
-              <w:bottom w:w="80" w:type="dxa"/>
-              <w:left w:w="120" w:type="dxa"/>
-              <w:right w:w="120" w:type="dxa"/>
+              <w:top w:w="60" w:type="dxa"/>
+              <w:bottom w:w="60" w:type="dxa"/>
+              <w:left w:w="100" w:type="dxa"/>
+              <w:right w:w="100" w:type="dxa"/>
             </w:tcMar>
             <w:tcBorders>
               <w:top w:val="single" w:sz="4" w:space="0" w:color="E2E8F0"/>
-              <w:left w:val="single" w:sz="4" w:space="0" w:color="E2E8F0"/>
+              <w:left w:val="single" w:sz="4" w:space="0" w:color="CBD5E1"/>
               <w:bottom w:val="single" w:sz="4" w:space="0" w:color="E2E8F0"/>
-              <w:right w:val="single" w:sz="4" w:space="0" w:color="E2E8F0"/>
+              <w:right w:val="single" w:sz="4" w:space="0" w:color="CBD5E1"/>
             </w:tcBorders>
           </w:tcPr>
           <w:p>
@@ -3886,9 +3207,9 @@
             </w:pPr>
             <w:r>
               <w:rPr>
-                <w:rFonts w:ascii="Segoe UI" w:hAnsi="Segoe UI"/>
-                <w:color w:val="1E293B"/>
-                <w:sz w:val="17"/>
+                <w:rFonts w:ascii="Times New Roman" w:hAnsi="Times New Roman"/>
+                <w:color w:val="000000"/>
+                <w:sz w:val="16"/>
               </w:rPr>
               <w:t>/api/workspaces/</w:t>
             </w:r>
@@ -3899,16 +3220,16 @@
             <w:tcW w:type="dxa" w:w="1872"/>
             <w:shd w:fill="F8FAFC"/>
             <w:tcMar>
-              <w:top w:w="80" w:type="dxa"/>
-              <w:bottom w:w="80" w:type="dxa"/>
-              <w:left w:w="120" w:type="dxa"/>
-              <w:right w:w="120" w:type="dxa"/>
+              <w:top w:w="60" w:type="dxa"/>
+              <w:bottom w:w="60" w:type="dxa"/>
+              <w:left w:w="100" w:type="dxa"/>
+              <w:right w:w="100" w:type="dxa"/>
             </w:tcMar>
             <w:tcBorders>
               <w:top w:val="single" w:sz="4" w:space="0" w:color="E2E8F0"/>
-              <w:left w:val="single" w:sz="4" w:space="0" w:color="E2E8F0"/>
+              <w:left w:val="single" w:sz="4" w:space="0" w:color="CBD5E1"/>
               <w:bottom w:val="single" w:sz="4" w:space="0" w:color="E2E8F0"/>
-              <w:right w:val="single" w:sz="4" w:space="0" w:color="E2E8F0"/>
+              <w:right w:val="single" w:sz="4" w:space="0" w:color="CBD5E1"/>
             </w:tcBorders>
           </w:tcPr>
           <w:p>
@@ -3917,9 +3238,9 @@
             </w:pPr>
             <w:r>
               <w:rPr>
-                <w:rFonts w:ascii="Segoe UI" w:hAnsi="Segoe UI"/>
-                <w:color w:val="1E293B"/>
-                <w:sz w:val="17"/>
+                <w:rFonts w:ascii="Times New Roman" w:hAnsi="Times New Roman"/>
+                <w:color w:val="000000"/>
+                <w:sz w:val="16"/>
               </w:rPr>
               <w:t>Token / Session</w:t>
             </w:r>
@@ -3930,16 +3251,16 @@
             <w:tcW w:type="dxa" w:w="2880"/>
             <w:shd w:fill="F8FAFC"/>
             <w:tcMar>
-              <w:top w:w="80" w:type="dxa"/>
-              <w:bottom w:w="80" w:type="dxa"/>
-              <w:left w:w="120" w:type="dxa"/>
-              <w:right w:w="120" w:type="dxa"/>
+              <w:top w:w="60" w:type="dxa"/>
+              <w:bottom w:w="60" w:type="dxa"/>
+              <w:left w:w="100" w:type="dxa"/>
+              <w:right w:w="100" w:type="dxa"/>
             </w:tcMar>
             <w:tcBorders>
               <w:top w:val="single" w:sz="4" w:space="0" w:color="E2E8F0"/>
-              <w:left w:val="single" w:sz="4" w:space="0" w:color="E2E8F0"/>
+              <w:left w:val="single" w:sz="4" w:space="0" w:color="CBD5E1"/>
               <w:bottom w:val="single" w:sz="4" w:space="0" w:color="E2E8F0"/>
-              <w:right w:val="single" w:sz="4" w:space="0" w:color="E2E8F0"/>
+              <w:right w:val="single" w:sz="4" w:space="0" w:color="CBD5E1"/>
             </w:tcBorders>
           </w:tcPr>
           <w:p>
@@ -3948,9 +3269,9 @@
             </w:pPr>
             <w:r>
               <w:rPr>
-                <w:rFonts w:ascii="Segoe UI" w:hAnsi="Segoe UI"/>
-                <w:color w:val="1E293B"/>
-                <w:sz w:val="17"/>
+                <w:rFonts w:ascii="Times New Roman" w:hAnsi="Times New Roman"/>
+                <w:color w:val="000000"/>
+                <w:sz w:val="16"/>
               </w:rPr>
               <w:t>Lists all workspaces accessible to the user.</w:t>
             </w:r>
@@ -3963,16 +3284,16 @@
             <w:tcW w:type="dxa" w:w="1296"/>
             <w:shd w:fill="FFFFFF"/>
             <w:tcMar>
-              <w:top w:w="80" w:type="dxa"/>
-              <w:bottom w:w="80" w:type="dxa"/>
-              <w:left w:w="120" w:type="dxa"/>
-              <w:right w:w="120" w:type="dxa"/>
+              <w:top w:w="60" w:type="dxa"/>
+              <w:bottom w:w="60" w:type="dxa"/>
+              <w:left w:w="100" w:type="dxa"/>
+              <w:right w:w="100" w:type="dxa"/>
             </w:tcMar>
             <w:tcBorders>
               <w:top w:val="single" w:sz="4" w:space="0" w:color="E2E8F0"/>
-              <w:left w:val="single" w:sz="4" w:space="0" w:color="E2E8F0"/>
+              <w:left w:val="single" w:sz="4" w:space="0" w:color="CBD5E1"/>
               <w:bottom w:val="single" w:sz="4" w:space="0" w:color="E2E8F0"/>
-              <w:right w:val="single" w:sz="4" w:space="0" w:color="E2E8F0"/>
+              <w:right w:val="single" w:sz="4" w:space="0" w:color="CBD5E1"/>
             </w:tcBorders>
           </w:tcPr>
           <w:p>
@@ -3981,9 +3302,9 @@
             </w:pPr>
             <w:r>
               <w:rPr>
-                <w:rFonts w:ascii="Segoe UI" w:hAnsi="Segoe UI"/>
-                <w:color w:val="1E293B"/>
-                <w:sz w:val="17"/>
+                <w:rFonts w:ascii="Times New Roman" w:hAnsi="Times New Roman"/>
+                <w:color w:val="000000"/>
+                <w:sz w:val="16"/>
               </w:rPr>
               <w:t>GET</w:t>
             </w:r>
@@ -3994,16 +3315,16 @@
             <w:tcW w:type="dxa" w:w="3744"/>
             <w:shd w:fill="FFFFFF"/>
             <w:tcMar>
-              <w:top w:w="80" w:type="dxa"/>
-              <w:bottom w:w="80" w:type="dxa"/>
-              <w:left w:w="120" w:type="dxa"/>
-              <w:right w:w="120" w:type="dxa"/>
+              <w:top w:w="60" w:type="dxa"/>
+              <w:bottom w:w="60" w:type="dxa"/>
+              <w:left w:w="100" w:type="dxa"/>
+              <w:right w:w="100" w:type="dxa"/>
             </w:tcMar>
             <w:tcBorders>
               <w:top w:val="single" w:sz="4" w:space="0" w:color="E2E8F0"/>
-              <w:left w:val="single" w:sz="4" w:space="0" w:color="E2E8F0"/>
+              <w:left w:val="single" w:sz="4" w:space="0" w:color="CBD5E1"/>
               <w:bottom w:val="single" w:sz="4" w:space="0" w:color="E2E8F0"/>
-              <w:right w:val="single" w:sz="4" w:space="0" w:color="E2E8F0"/>
+              <w:right w:val="single" w:sz="4" w:space="0" w:color="CBD5E1"/>
             </w:tcBorders>
           </w:tcPr>
           <w:p>
@@ -4012,9 +3333,9 @@
             </w:pPr>
             <w:r>
               <w:rPr>
-                <w:rFonts w:ascii="Segoe UI" w:hAnsi="Segoe UI"/>
-                <w:color w:val="1E293B"/>
-                <w:sz w:val="17"/>
+                <w:rFonts w:ascii="Times New Roman" w:hAnsi="Times New Roman"/>
+                <w:color w:val="000000"/>
+                <w:sz w:val="16"/>
               </w:rPr>
               <w:t>/api/campaigns/</w:t>
             </w:r>
@@ -4025,16 +3346,16 @@
             <w:tcW w:type="dxa" w:w="1872"/>
             <w:shd w:fill="FFFFFF"/>
             <w:tcMar>
-              <w:top w:w="80" w:type="dxa"/>
-              <w:bottom w:w="80" w:type="dxa"/>
-              <w:left w:w="120" w:type="dxa"/>
-              <w:right w:w="120" w:type="dxa"/>
+              <w:top w:w="60" w:type="dxa"/>
+              <w:bottom w:w="60" w:type="dxa"/>
+              <w:left w:w="100" w:type="dxa"/>
+              <w:right w:w="100" w:type="dxa"/>
             </w:tcMar>
             <w:tcBorders>
               <w:top w:val="single" w:sz="4" w:space="0" w:color="E2E8F0"/>
-              <w:left w:val="single" w:sz="4" w:space="0" w:color="E2E8F0"/>
+              <w:left w:val="single" w:sz="4" w:space="0" w:color="CBD5E1"/>
               <w:bottom w:val="single" w:sz="4" w:space="0" w:color="E2E8F0"/>
-              <w:right w:val="single" w:sz="4" w:space="0" w:color="E2E8F0"/>
+              <w:right w:val="single" w:sz="4" w:space="0" w:color="CBD5E1"/>
             </w:tcBorders>
           </w:tcPr>
           <w:p>
@@ -4043,9 +3364,9 @@
             </w:pPr>
             <w:r>
               <w:rPr>
-                <w:rFonts w:ascii="Segoe UI" w:hAnsi="Segoe UI"/>
-                <w:color w:val="1E293B"/>
-                <w:sz w:val="17"/>
+                <w:rFonts w:ascii="Times New Roman" w:hAnsi="Times New Roman"/>
+                <w:color w:val="000000"/>
+                <w:sz w:val="16"/>
               </w:rPr>
               <w:t>Token / Session</w:t>
             </w:r>
@@ -4056,16 +3377,16 @@
             <w:tcW w:type="dxa" w:w="2880"/>
             <w:shd w:fill="FFFFFF"/>
             <w:tcMar>
-              <w:top w:w="80" w:type="dxa"/>
-              <w:bottom w:w="80" w:type="dxa"/>
-              <w:left w:w="120" w:type="dxa"/>
-              <w:right w:w="120" w:type="dxa"/>
+              <w:top w:w="60" w:type="dxa"/>
+              <w:bottom w:w="60" w:type="dxa"/>
+              <w:left w:w="100" w:type="dxa"/>
+              <w:right w:w="100" w:type="dxa"/>
             </w:tcMar>
             <w:tcBorders>
               <w:top w:val="single" w:sz="4" w:space="0" w:color="E2E8F0"/>
-              <w:left w:val="single" w:sz="4" w:space="0" w:color="E2E8F0"/>
+              <w:left w:val="single" w:sz="4" w:space="0" w:color="CBD5E1"/>
               <w:bottom w:val="single" w:sz="4" w:space="0" w:color="E2E8F0"/>
-              <w:right w:val="single" w:sz="4" w:space="0" w:color="E2E8F0"/>
+              <w:right w:val="single" w:sz="4" w:space="0" w:color="CBD5E1"/>
             </w:tcBorders>
           </w:tcPr>
           <w:p>
@@ -4074,9 +3395,9 @@
             </w:pPr>
             <w:r>
               <w:rPr>
-                <w:rFonts w:ascii="Segoe UI" w:hAnsi="Segoe UI"/>
-                <w:color w:val="1E293B"/>
-                <w:sz w:val="17"/>
+                <w:rFonts w:ascii="Times New Roman" w:hAnsi="Times New Roman"/>
+                <w:color w:val="000000"/>
+                <w:sz w:val="16"/>
               </w:rPr>
               <w:t>Retrieves campaigns with filter by client and status.</w:t>
             </w:r>
@@ -4089,16 +3410,16 @@
             <w:tcW w:type="dxa" w:w="1296"/>
             <w:shd w:fill="F8FAFC"/>
             <w:tcMar>
-              <w:top w:w="80" w:type="dxa"/>
-              <w:bottom w:w="80" w:type="dxa"/>
-              <w:left w:w="120" w:type="dxa"/>
-              <w:right w:w="120" w:type="dxa"/>
+              <w:top w:w="60" w:type="dxa"/>
+              <w:bottom w:w="60" w:type="dxa"/>
+              <w:left w:w="100" w:type="dxa"/>
+              <w:right w:w="100" w:type="dxa"/>
             </w:tcMar>
             <w:tcBorders>
               <w:top w:val="single" w:sz="4" w:space="0" w:color="E2E8F0"/>
-              <w:left w:val="single" w:sz="4" w:space="0" w:color="E2E8F0"/>
+              <w:left w:val="single" w:sz="4" w:space="0" w:color="CBD5E1"/>
               <w:bottom w:val="single" w:sz="4" w:space="0" w:color="E2E8F0"/>
-              <w:right w:val="single" w:sz="4" w:space="0" w:color="E2E8F0"/>
+              <w:right w:val="single" w:sz="4" w:space="0" w:color="CBD5E1"/>
             </w:tcBorders>
           </w:tcPr>
           <w:p>
@@ -4107,9 +3428,9 @@
             </w:pPr>
             <w:r>
               <w:rPr>
-                <w:rFonts w:ascii="Segoe UI" w:hAnsi="Segoe UI"/>
-                <w:color w:val="1E293B"/>
-                <w:sz w:val="17"/>
+                <w:rFonts w:ascii="Times New Roman" w:hAnsi="Times New Roman"/>
+                <w:color w:val="000000"/>
+                <w:sz w:val="16"/>
               </w:rPr>
               <w:t>GET/POST</w:t>
             </w:r>
@@ -4120,16 +3441,16 @@
             <w:tcW w:type="dxa" w:w="3744"/>
             <w:shd w:fill="F8FAFC"/>
             <w:tcMar>
-              <w:top w:w="80" w:type="dxa"/>
-              <w:bottom w:w="80" w:type="dxa"/>
-              <w:left w:w="120" w:type="dxa"/>
-              <w:right w:w="120" w:type="dxa"/>
+              <w:top w:w="60" w:type="dxa"/>
+              <w:bottom w:w="60" w:type="dxa"/>
+              <w:left w:w="100" w:type="dxa"/>
+              <w:right w:w="100" w:type="dxa"/>
             </w:tcMar>
             <w:tcBorders>
               <w:top w:val="single" w:sz="4" w:space="0" w:color="E2E8F0"/>
-              <w:left w:val="single" w:sz="4" w:space="0" w:color="E2E8F0"/>
+              <w:left w:val="single" w:sz="4" w:space="0" w:color="CBD5E1"/>
               <w:bottom w:val="single" w:sz="4" w:space="0" w:color="E2E8F0"/>
-              <w:right w:val="single" w:sz="4" w:space="0" w:color="E2E8F0"/>
+              <w:right w:val="single" w:sz="4" w:space="0" w:color="CBD5E1"/>
             </w:tcBorders>
           </w:tcPr>
           <w:p>
@@ -4138,9 +3459,9 @@
             </w:pPr>
             <w:r>
               <w:rPr>
-                <w:rFonts w:ascii="Segoe UI" w:hAnsi="Segoe UI"/>
-                <w:color w:val="1E293B"/>
-                <w:sz w:val="17"/>
+                <w:rFonts w:ascii="Times New Roman" w:hAnsi="Times New Roman"/>
+                <w:color w:val="000000"/>
+                <w:sz w:val="16"/>
               </w:rPr>
               <w:t>/api/content/</w:t>
             </w:r>
@@ -4151,16 +3472,16 @@
             <w:tcW w:type="dxa" w:w="1872"/>
             <w:shd w:fill="F8FAFC"/>
             <w:tcMar>
-              <w:top w:w="80" w:type="dxa"/>
-              <w:bottom w:w="80" w:type="dxa"/>
-              <w:left w:w="120" w:type="dxa"/>
-              <w:right w:w="120" w:type="dxa"/>
+              <w:top w:w="60" w:type="dxa"/>
+              <w:bottom w:w="60" w:type="dxa"/>
+              <w:left w:w="100" w:type="dxa"/>
+              <w:right w:w="100" w:type="dxa"/>
             </w:tcMar>
             <w:tcBorders>
               <w:top w:val="single" w:sz="4" w:space="0" w:color="E2E8F0"/>
-              <w:left w:val="single" w:sz="4" w:space="0" w:color="E2E8F0"/>
+              <w:left w:val="single" w:sz="4" w:space="0" w:color="CBD5E1"/>
               <w:bottom w:val="single" w:sz="4" w:space="0" w:color="E2E8F0"/>
-              <w:right w:val="single" w:sz="4" w:space="0" w:color="E2E8F0"/>
+              <w:right w:val="single" w:sz="4" w:space="0" w:color="CBD5E1"/>
             </w:tcBorders>
           </w:tcPr>
           <w:p>
@@ -4169,9 +3490,9 @@
             </w:pPr>
             <w:r>
               <w:rPr>
-                <w:rFonts w:ascii="Segoe UI" w:hAnsi="Segoe UI"/>
-                <w:color w:val="1E293B"/>
-                <w:sz w:val="17"/>
+                <w:rFonts w:ascii="Times New Roman" w:hAnsi="Times New Roman"/>
+                <w:color w:val="000000"/>
+                <w:sz w:val="16"/>
               </w:rPr>
               <w:t>Token / Session</w:t>
             </w:r>
@@ -4182,16 +3503,16 @@
             <w:tcW w:type="dxa" w:w="2880"/>
             <w:shd w:fill="F8FAFC"/>
             <w:tcMar>
-              <w:top w:w="80" w:type="dxa"/>
-              <w:bottom w:w="80" w:type="dxa"/>
-              <w:left w:w="120" w:type="dxa"/>
-              <w:right w:w="120" w:type="dxa"/>
+              <w:top w:w="60" w:type="dxa"/>
+              <w:bottom w:w="60" w:type="dxa"/>
+              <w:left w:w="100" w:type="dxa"/>
+              <w:right w:w="100" w:type="dxa"/>
             </w:tcMar>
             <w:tcBorders>
               <w:top w:val="single" w:sz="4" w:space="0" w:color="E2E8F0"/>
-              <w:left w:val="single" w:sz="4" w:space="0" w:color="E2E8F0"/>
+              <w:left w:val="single" w:sz="4" w:space="0" w:color="CBD5E1"/>
               <w:bottom w:val="single" w:sz="4" w:space="0" w:color="E2E8F0"/>
-              <w:right w:val="single" w:sz="4" w:space="0" w:color="E2E8F0"/>
+              <w:right w:val="single" w:sz="4" w:space="0" w:color="CBD5E1"/>
             </w:tcBorders>
           </w:tcPr>
           <w:p>
@@ -4200,9 +3521,9 @@
             </w:pPr>
             <w:r>
               <w:rPr>
-                <w:rFonts w:ascii="Segoe UI" w:hAnsi="Segoe UI"/>
-                <w:color w:val="1E293B"/>
-                <w:sz w:val="17"/>
+                <w:rFonts w:ascii="Times New Roman" w:hAnsi="Times New Roman"/>
+                <w:color w:val="000000"/>
+                <w:sz w:val="16"/>
               </w:rPr>
               <w:t>Lists or creates new content deliverable items.</w:t>
             </w:r>
@@ -4215,16 +3536,16 @@
             <w:tcW w:type="dxa" w:w="1296"/>
             <w:shd w:fill="FFFFFF"/>
             <w:tcMar>
-              <w:top w:w="80" w:type="dxa"/>
-              <w:bottom w:w="80" w:type="dxa"/>
-              <w:left w:w="120" w:type="dxa"/>
-              <w:right w:w="120" w:type="dxa"/>
+              <w:top w:w="60" w:type="dxa"/>
+              <w:bottom w:w="60" w:type="dxa"/>
+              <w:left w:w="100" w:type="dxa"/>
+              <w:right w:w="100" w:type="dxa"/>
             </w:tcMar>
             <w:tcBorders>
               <w:top w:val="single" w:sz="4" w:space="0" w:color="E2E8F0"/>
-              <w:left w:val="single" w:sz="4" w:space="0" w:color="E2E8F0"/>
+              <w:left w:val="single" w:sz="4" w:space="0" w:color="CBD5E1"/>
               <w:bottom w:val="single" w:sz="4" w:space="0" w:color="E2E8F0"/>
-              <w:right w:val="single" w:sz="4" w:space="0" w:color="E2E8F0"/>
+              <w:right w:val="single" w:sz="4" w:space="0" w:color="CBD5E1"/>
             </w:tcBorders>
           </w:tcPr>
           <w:p>
@@ -4233,9 +3554,9 @@
             </w:pPr>
             <w:r>
               <w:rPr>
-                <w:rFonts w:ascii="Segoe UI" w:hAnsi="Segoe UI"/>
-                <w:color w:val="1E293B"/>
-                <w:sz w:val="17"/>
+                <w:rFonts w:ascii="Times New Roman" w:hAnsi="Times New Roman"/>
+                <w:color w:val="000000"/>
+                <w:sz w:val="16"/>
               </w:rPr>
               <w:t>POST</w:t>
             </w:r>
@@ -4246,16 +3567,16 @@
             <w:tcW w:type="dxa" w:w="3744"/>
             <w:shd w:fill="FFFFFF"/>
             <w:tcMar>
-              <w:top w:w="80" w:type="dxa"/>
-              <w:bottom w:w="80" w:type="dxa"/>
-              <w:left w:w="120" w:type="dxa"/>
-              <w:right w:w="120" w:type="dxa"/>
+              <w:top w:w="60" w:type="dxa"/>
+              <w:bottom w:w="60" w:type="dxa"/>
+              <w:left w:w="100" w:type="dxa"/>
+              <w:right w:w="100" w:type="dxa"/>
             </w:tcMar>
             <w:tcBorders>
               <w:top w:val="single" w:sz="4" w:space="0" w:color="E2E8F0"/>
-              <w:left w:val="single" w:sz="4" w:space="0" w:color="E2E8F0"/>
+              <w:left w:val="single" w:sz="4" w:space="0" w:color="CBD5E1"/>
               <w:bottom w:val="single" w:sz="4" w:space="0" w:color="E2E8F0"/>
-              <w:right w:val="single" w:sz="4" w:space="0" w:color="E2E8F0"/>
+              <w:right w:val="single" w:sz="4" w:space="0" w:color="CBD5E1"/>
             </w:tcBorders>
           </w:tcPr>
           <w:p>
@@ -4264,9 +3585,9 @@
             </w:pPr>
             <w:r>
               <w:rPr>
-                <w:rFonts w:ascii="Segoe UI" w:hAnsi="Segoe UI"/>
-                <w:color w:val="1E293B"/>
-                <w:sz w:val="17"/>
+                <w:rFonts w:ascii="Times New Roman" w:hAnsi="Times New Roman"/>
+                <w:color w:val="000000"/>
+                <w:sz w:val="16"/>
               </w:rPr>
               <w:t>/api/content/{id}/direct-publish/</w:t>
             </w:r>
@@ -4277,16 +3598,16 @@
             <w:tcW w:type="dxa" w:w="1872"/>
             <w:shd w:fill="FFFFFF"/>
             <w:tcMar>
-              <w:top w:w="80" w:type="dxa"/>
-              <w:bottom w:w="80" w:type="dxa"/>
-              <w:left w:w="120" w:type="dxa"/>
-              <w:right w:w="120" w:type="dxa"/>
+              <w:top w:w="60" w:type="dxa"/>
+              <w:bottom w:w="60" w:type="dxa"/>
+              <w:left w:w="100" w:type="dxa"/>
+              <w:right w:w="100" w:type="dxa"/>
             </w:tcMar>
             <w:tcBorders>
               <w:top w:val="single" w:sz="4" w:space="0" w:color="E2E8F0"/>
-              <w:left w:val="single" w:sz="4" w:space="0" w:color="E2E8F0"/>
+              <w:left w:val="single" w:sz="4" w:space="0" w:color="CBD5E1"/>
               <w:bottom w:val="single" w:sz="4" w:space="0" w:color="E2E8F0"/>
-              <w:right w:val="single" w:sz="4" w:space="0" w:color="E2E8F0"/>
+              <w:right w:val="single" w:sz="4" w:space="0" w:color="CBD5E1"/>
             </w:tcBorders>
           </w:tcPr>
           <w:p>
@@ -4295,9 +3616,9 @@
             </w:pPr>
             <w:r>
               <w:rPr>
-                <w:rFonts w:ascii="Segoe UI" w:hAnsi="Segoe UI"/>
-                <w:color w:val="1E293B"/>
-                <w:sz w:val="17"/>
+                <w:rFonts w:ascii="Times New Roman" w:hAnsi="Times New Roman"/>
+                <w:color w:val="000000"/>
+                <w:sz w:val="16"/>
               </w:rPr>
               <w:t>Token / Session</w:t>
             </w:r>
@@ -4308,16 +3629,16 @@
             <w:tcW w:type="dxa" w:w="2880"/>
             <w:shd w:fill="FFFFFF"/>
             <w:tcMar>
-              <w:top w:w="80" w:type="dxa"/>
-              <w:bottom w:w="80" w:type="dxa"/>
-              <w:left w:w="120" w:type="dxa"/>
-              <w:right w:w="120" w:type="dxa"/>
+              <w:top w:w="60" w:type="dxa"/>
+              <w:bottom w:w="60" w:type="dxa"/>
+              <w:left w:w="100" w:type="dxa"/>
+              <w:right w:w="100" w:type="dxa"/>
             </w:tcMar>
             <w:tcBorders>
               <w:top w:val="single" w:sz="4" w:space="0" w:color="E2E8F0"/>
-              <w:left w:val="single" w:sz="4" w:space="0" w:color="E2E8F0"/>
+              <w:left w:val="single" w:sz="4" w:space="0" w:color="CBD5E1"/>
               <w:bottom w:val="single" w:sz="4" w:space="0" w:color="E2E8F0"/>
-              <w:right w:val="single" w:sz="4" w:space="0" w:color="E2E8F0"/>
+              <w:right w:val="single" w:sz="4" w:space="0" w:color="CBD5E1"/>
             </w:tcBorders>
           </w:tcPr>
           <w:p>
@@ -4326,9 +3647,9 @@
             </w:pPr>
             <w:r>
               <w:rPr>
-                <w:rFonts w:ascii="Segoe UI" w:hAnsi="Segoe UI"/>
-                <w:color w:val="1E293B"/>
-                <w:sz w:val="17"/>
+                <w:rFonts w:ascii="Times New Roman" w:hAnsi="Times New Roman"/>
+                <w:color w:val="000000"/>
+                <w:sz w:val="16"/>
               </w:rPr>
               <w:t>Directly publishes approved content to Meta, YouTube, or TikTok.</w:t>
             </w:r>
@@ -4341,16 +3662,16 @@
             <w:tcW w:type="dxa" w:w="1296"/>
             <w:shd w:fill="F8FAFC"/>
             <w:tcMar>
-              <w:top w:w="80" w:type="dxa"/>
-              <w:bottom w:w="80" w:type="dxa"/>
-              <w:left w:w="120" w:type="dxa"/>
-              <w:right w:w="120" w:type="dxa"/>
+              <w:top w:w="60" w:type="dxa"/>
+              <w:bottom w:w="60" w:type="dxa"/>
+              <w:left w:w="100" w:type="dxa"/>
+              <w:right w:w="100" w:type="dxa"/>
             </w:tcMar>
             <w:tcBorders>
               <w:top w:val="single" w:sz="4" w:space="0" w:color="E2E8F0"/>
-              <w:left w:val="single" w:sz="4" w:space="0" w:color="E2E8F0"/>
+              <w:left w:val="single" w:sz="4" w:space="0" w:color="CBD5E1"/>
               <w:bottom w:val="single" w:sz="4" w:space="0" w:color="E2E8F0"/>
-              <w:right w:val="single" w:sz="4" w:space="0" w:color="E2E8F0"/>
+              <w:right w:val="single" w:sz="4" w:space="0" w:color="CBD5E1"/>
             </w:tcBorders>
           </w:tcPr>
           <w:p>
@@ -4359,9 +3680,9 @@
             </w:pPr>
             <w:r>
               <w:rPr>
-                <w:rFonts w:ascii="Segoe UI" w:hAnsi="Segoe UI"/>
-                <w:color w:val="1E293B"/>
-                <w:sz w:val="17"/>
+                <w:rFonts w:ascii="Times New Roman" w:hAnsi="Times New Roman"/>
+                <w:color w:val="000000"/>
+                <w:sz w:val="16"/>
               </w:rPr>
               <w:t>GET</w:t>
             </w:r>
@@ -4372,16 +3693,16 @@
             <w:tcW w:type="dxa" w:w="3744"/>
             <w:shd w:fill="F8FAFC"/>
             <w:tcMar>
-              <w:top w:w="80" w:type="dxa"/>
-              <w:bottom w:w="80" w:type="dxa"/>
-              <w:left w:w="120" w:type="dxa"/>
-              <w:right w:w="120" w:type="dxa"/>
+              <w:top w:w="60" w:type="dxa"/>
+              <w:bottom w:w="60" w:type="dxa"/>
+              <w:left w:w="100" w:type="dxa"/>
+              <w:right w:w="100" w:type="dxa"/>
             </w:tcMar>
             <w:tcBorders>
               <w:top w:val="single" w:sz="4" w:space="0" w:color="E2E8F0"/>
-              <w:left w:val="single" w:sz="4" w:space="0" w:color="E2E8F0"/>
+              <w:left w:val="single" w:sz="4" w:space="0" w:color="CBD5E1"/>
               <w:bottom w:val="single" w:sz="4" w:space="0" w:color="E2E8F0"/>
-              <w:right w:val="single" w:sz="4" w:space="0" w:color="E2E8F0"/>
+              <w:right w:val="single" w:sz="4" w:space="0" w:color="CBD5E1"/>
             </w:tcBorders>
           </w:tcPr>
           <w:p>
@@ -4390,9 +3711,9 @@
             </w:pPr>
             <w:r>
               <w:rPr>
-                <w:rFonts w:ascii="Segoe UI" w:hAnsi="Segoe UI"/>
-                <w:color w:val="1E293B"/>
-                <w:sz w:val="17"/>
+                <w:rFonts w:ascii="Times New Roman" w:hAnsi="Times New Roman"/>
+                <w:color w:val="000000"/>
+                <w:sz w:val="16"/>
               </w:rPr>
               <w:t>/api/social-accounts/</w:t>
             </w:r>
@@ -4403,16 +3724,16 @@
             <w:tcW w:type="dxa" w:w="1872"/>
             <w:shd w:fill="F8FAFC"/>
             <w:tcMar>
-              <w:top w:w="80" w:type="dxa"/>
-              <w:bottom w:w="80" w:type="dxa"/>
-              <w:left w:w="120" w:type="dxa"/>
-              <w:right w:w="120" w:type="dxa"/>
+              <w:top w:w="60" w:type="dxa"/>
+              <w:bottom w:w="60" w:type="dxa"/>
+              <w:left w:w="100" w:type="dxa"/>
+              <w:right w:w="100" w:type="dxa"/>
             </w:tcMar>
             <w:tcBorders>
               <w:top w:val="single" w:sz="4" w:space="0" w:color="E2E8F0"/>
-              <w:left w:val="single" w:sz="4" w:space="0" w:color="E2E8F0"/>
+              <w:left w:val="single" w:sz="4" w:space="0" w:color="CBD5E1"/>
               <w:bottom w:val="single" w:sz="4" w:space="0" w:color="E2E8F0"/>
-              <w:right w:val="single" w:sz="4" w:space="0" w:color="E2E8F0"/>
+              <w:right w:val="single" w:sz="4" w:space="0" w:color="CBD5E1"/>
             </w:tcBorders>
           </w:tcPr>
           <w:p>
@@ -4421,9 +3742,9 @@
             </w:pPr>
             <w:r>
               <w:rPr>
-                <w:rFonts w:ascii="Segoe UI" w:hAnsi="Segoe UI"/>
-                <w:color w:val="1E293B"/>
-                <w:sz w:val="17"/>
+                <w:rFonts w:ascii="Times New Roman" w:hAnsi="Times New Roman"/>
+                <w:color w:val="000000"/>
+                <w:sz w:val="16"/>
               </w:rPr>
               <w:t>Token / Session</w:t>
             </w:r>
@@ -4434,16 +3755,16 @@
             <w:tcW w:type="dxa" w:w="2880"/>
             <w:shd w:fill="F8FAFC"/>
             <w:tcMar>
-              <w:top w:w="80" w:type="dxa"/>
-              <w:bottom w:w="80" w:type="dxa"/>
-              <w:left w:w="120" w:type="dxa"/>
-              <w:right w:w="120" w:type="dxa"/>
+              <w:top w:w="60" w:type="dxa"/>
+              <w:bottom w:w="60" w:type="dxa"/>
+              <w:left w:w="100" w:type="dxa"/>
+              <w:right w:w="100" w:type="dxa"/>
             </w:tcMar>
             <w:tcBorders>
               <w:top w:val="single" w:sz="4" w:space="0" w:color="E2E8F0"/>
-              <w:left w:val="single" w:sz="4" w:space="0" w:color="E2E8F0"/>
+              <w:left w:val="single" w:sz="4" w:space="0" w:color="CBD5E1"/>
               <w:bottom w:val="single" w:sz="4" w:space="0" w:color="E2E8F0"/>
-              <w:right w:val="single" w:sz="4" w:space="0" w:color="E2E8F0"/>
+              <w:right w:val="single" w:sz="4" w:space="0" w:color="CBD5E1"/>
             </w:tcBorders>
           </w:tcPr>
           <w:p>
@@ -4452,9 +3773,9 @@
             </w:pPr>
             <w:r>
               <w:rPr>
-                <w:rFonts w:ascii="Segoe UI" w:hAnsi="Segoe UI"/>
-                <w:color w:val="1E293B"/>
-                <w:sz w:val="17"/>
+                <w:rFonts w:ascii="Times New Roman" w:hAnsi="Times New Roman"/>
+                <w:color w:val="000000"/>
+                <w:sz w:val="16"/>
               </w:rPr>
               <w:t>Returns connected Meta Graph, YouTube, and TikTok channels.</w:t>
             </w:r>
@@ -4467,16 +3788,16 @@
             <w:tcW w:type="dxa" w:w="1296"/>
             <w:shd w:fill="FFFFFF"/>
             <w:tcMar>
-              <w:top w:w="80" w:type="dxa"/>
-              <w:bottom w:w="80" w:type="dxa"/>
-              <w:left w:w="120" w:type="dxa"/>
-              <w:right w:w="120" w:type="dxa"/>
+              <w:top w:w="60" w:type="dxa"/>
+              <w:bottom w:w="60" w:type="dxa"/>
+              <w:left w:w="100" w:type="dxa"/>
+              <w:right w:w="100" w:type="dxa"/>
             </w:tcMar>
             <w:tcBorders>
               <w:top w:val="single" w:sz="4" w:space="0" w:color="E2E8F0"/>
-              <w:left w:val="single" w:sz="4" w:space="0" w:color="E2E8F0"/>
+              <w:left w:val="single" w:sz="4" w:space="0" w:color="CBD5E1"/>
               <w:bottom w:val="single" w:sz="4" w:space="0" w:color="E2E8F0"/>
-              <w:right w:val="single" w:sz="4" w:space="0" w:color="E2E8F0"/>
+              <w:right w:val="single" w:sz="4" w:space="0" w:color="CBD5E1"/>
             </w:tcBorders>
           </w:tcPr>
           <w:p>
@@ -4485,9 +3806,9 @@
             </w:pPr>
             <w:r>
               <w:rPr>
-                <w:rFonts w:ascii="Segoe UI" w:hAnsi="Segoe UI"/>
-                <w:color w:val="1E293B"/>
-                <w:sz w:val="17"/>
+                <w:rFonts w:ascii="Times New Roman" w:hAnsi="Times New Roman"/>
+                <w:color w:val="000000"/>
+                <w:sz w:val="16"/>
               </w:rPr>
               <w:t>POST</w:t>
             </w:r>
@@ -4498,16 +3819,16 @@
             <w:tcW w:type="dxa" w:w="3744"/>
             <w:shd w:fill="FFFFFF"/>
             <w:tcMar>
-              <w:top w:w="80" w:type="dxa"/>
-              <w:bottom w:w="80" w:type="dxa"/>
-              <w:left w:w="120" w:type="dxa"/>
-              <w:right w:w="120" w:type="dxa"/>
+              <w:top w:w="60" w:type="dxa"/>
+              <w:bottom w:w="60" w:type="dxa"/>
+              <w:left w:w="100" w:type="dxa"/>
+              <w:right w:w="100" w:type="dxa"/>
             </w:tcMar>
             <w:tcBorders>
               <w:top w:val="single" w:sz="4" w:space="0" w:color="E2E8F0"/>
-              <w:left w:val="single" w:sz="4" w:space="0" w:color="E2E8F0"/>
+              <w:left w:val="single" w:sz="4" w:space="0" w:color="CBD5E1"/>
               <w:bottom w:val="single" w:sz="4" w:space="0" w:color="E2E8F0"/>
-              <w:right w:val="single" w:sz="4" w:space="0" w:color="E2E8F0"/>
+              <w:right w:val="single" w:sz="4" w:space="0" w:color="CBD5E1"/>
             </w:tcBorders>
           </w:tcPr>
           <w:p>
@@ -4516,9 +3837,9 @@
             </w:pPr>
             <w:r>
               <w:rPr>
-                <w:rFonts w:ascii="Segoe UI" w:hAnsi="Segoe UI"/>
-                <w:color w:val="1E293B"/>
-                <w:sz w:val="17"/>
+                <w:rFonts w:ascii="Times New Roman" w:hAnsi="Times New Roman"/>
+                <w:color w:val="000000"/>
+                <w:sz w:val="16"/>
               </w:rPr>
               <w:t>/api/approvals/{id}/decision/</w:t>
             </w:r>
@@ -4529,16 +3850,16 @@
             <w:tcW w:type="dxa" w:w="1872"/>
             <w:shd w:fill="FFFFFF"/>
             <w:tcMar>
-              <w:top w:w="80" w:type="dxa"/>
-              <w:bottom w:w="80" w:type="dxa"/>
-              <w:left w:w="120" w:type="dxa"/>
-              <w:right w:w="120" w:type="dxa"/>
+              <w:top w:w="60" w:type="dxa"/>
+              <w:bottom w:w="60" w:type="dxa"/>
+              <w:left w:w="100" w:type="dxa"/>
+              <w:right w:w="100" w:type="dxa"/>
             </w:tcMar>
             <w:tcBorders>
               <w:top w:val="single" w:sz="4" w:space="0" w:color="E2E8F0"/>
-              <w:left w:val="single" w:sz="4" w:space="0" w:color="E2E8F0"/>
+              <w:left w:val="single" w:sz="4" w:space="0" w:color="CBD5E1"/>
               <w:bottom w:val="single" w:sz="4" w:space="0" w:color="E2E8F0"/>
-              <w:right w:val="single" w:sz="4" w:space="0" w:color="E2E8F0"/>
+              <w:right w:val="single" w:sz="4" w:space="0" w:color="CBD5E1"/>
             </w:tcBorders>
           </w:tcPr>
           <w:p>
@@ -4547,9 +3868,9 @@
             </w:pPr>
             <w:r>
               <w:rPr>
-                <w:rFonts w:ascii="Segoe UI" w:hAnsi="Segoe UI"/>
-                <w:color w:val="1E293B"/>
-                <w:sz w:val="17"/>
+                <w:rFonts w:ascii="Times New Roman" w:hAnsi="Times New Roman"/>
+                <w:color w:val="000000"/>
+                <w:sz w:val="16"/>
               </w:rPr>
               <w:t>Manager / Client</w:t>
             </w:r>
@@ -4560,16 +3881,16 @@
             <w:tcW w:type="dxa" w:w="2880"/>
             <w:shd w:fill="FFFFFF"/>
             <w:tcMar>
-              <w:top w:w="80" w:type="dxa"/>
-              <w:bottom w:w="80" w:type="dxa"/>
-              <w:left w:w="120" w:type="dxa"/>
-              <w:right w:w="120" w:type="dxa"/>
+              <w:top w:w="60" w:type="dxa"/>
+              <w:bottom w:w="60" w:type="dxa"/>
+              <w:left w:w="100" w:type="dxa"/>
+              <w:right w:w="100" w:type="dxa"/>
             </w:tcMar>
             <w:tcBorders>
               <w:top w:val="single" w:sz="4" w:space="0" w:color="E2E8F0"/>
-              <w:left w:val="single" w:sz="4" w:space="0" w:color="E2E8F0"/>
+              <w:left w:val="single" w:sz="4" w:space="0" w:color="CBD5E1"/>
               <w:bottom w:val="single" w:sz="4" w:space="0" w:color="E2E8F0"/>
-              <w:right w:val="single" w:sz="4" w:space="0" w:color="E2E8F0"/>
+              <w:right w:val="single" w:sz="4" w:space="0" w:color="CBD5E1"/>
             </w:tcBorders>
           </w:tcPr>
           <w:p>
@@ -4578,9 +3899,9 @@
             </w:pPr>
             <w:r>
               <w:rPr>
-                <w:rFonts w:ascii="Segoe UI" w:hAnsi="Segoe UI"/>
-                <w:color w:val="1E293B"/>
-                <w:sz w:val="17"/>
+                <w:rFonts w:ascii="Times New Roman" w:hAnsi="Times New Roman"/>
+                <w:color w:val="000000"/>
+                <w:sz w:val="16"/>
               </w:rPr>
               <w:t>Submits formal approval or changes-requested decision.</w:t>
             </w:r>
@@ -4593,16 +3914,16 @@
             <w:tcW w:type="dxa" w:w="1296"/>
             <w:shd w:fill="F8FAFC"/>
             <w:tcMar>
-              <w:top w:w="80" w:type="dxa"/>
-              <w:bottom w:w="80" w:type="dxa"/>
-              <w:left w:w="120" w:type="dxa"/>
-              <w:right w:w="120" w:type="dxa"/>
+              <w:top w:w="60" w:type="dxa"/>
+              <w:bottom w:w="60" w:type="dxa"/>
+              <w:left w:w="100" w:type="dxa"/>
+              <w:right w:w="100" w:type="dxa"/>
             </w:tcMar>
             <w:tcBorders>
               <w:top w:val="single" w:sz="4" w:space="0" w:color="E2E8F0"/>
-              <w:left w:val="single" w:sz="4" w:space="0" w:color="E2E8F0"/>
-              <w:bottom w:val="single" w:sz="4" w:space="0" w:color="E2E8F0"/>
-              <w:right w:val="single" w:sz="4" w:space="0" w:color="E2E8F0"/>
+              <w:left w:val="single" w:sz="4" w:space="0" w:color="CBD5E1"/>
+              <w:bottom w:val="single" w:sz="6" w:space="0" w:color="000000"/>
+              <w:right w:val="single" w:sz="4" w:space="0" w:color="CBD5E1"/>
             </w:tcBorders>
           </w:tcPr>
           <w:p>
@@ -4611,9 +3932,9 @@
             </w:pPr>
             <w:r>
               <w:rPr>
-                <w:rFonts w:ascii="Segoe UI" w:hAnsi="Segoe UI"/>
-                <w:color w:val="1E293B"/>
-                <w:sz w:val="17"/>
+                <w:rFonts w:ascii="Times New Roman" w:hAnsi="Times New Roman"/>
+                <w:color w:val="000000"/>
+                <w:sz w:val="16"/>
               </w:rPr>
               <w:t>GET</w:t>
             </w:r>
@@ -4624,16 +3945,16 @@
             <w:tcW w:type="dxa" w:w="3744"/>
             <w:shd w:fill="F8FAFC"/>
             <w:tcMar>
-              <w:top w:w="80" w:type="dxa"/>
-              <w:bottom w:w="80" w:type="dxa"/>
-              <w:left w:w="120" w:type="dxa"/>
-              <w:right w:w="120" w:type="dxa"/>
+              <w:top w:w="60" w:type="dxa"/>
+              <w:bottom w:w="60" w:type="dxa"/>
+              <w:left w:w="100" w:type="dxa"/>
+              <w:right w:w="100" w:type="dxa"/>
             </w:tcMar>
             <w:tcBorders>
               <w:top w:val="single" w:sz="4" w:space="0" w:color="E2E8F0"/>
-              <w:left w:val="single" w:sz="4" w:space="0" w:color="E2E8F0"/>
-              <w:bottom w:val="single" w:sz="4" w:space="0" w:color="E2E8F0"/>
-              <w:right w:val="single" w:sz="4" w:space="0" w:color="E2E8F0"/>
+              <w:left w:val="single" w:sz="4" w:space="0" w:color="CBD5E1"/>
+              <w:bottom w:val="single" w:sz="6" w:space="0" w:color="000000"/>
+              <w:right w:val="single" w:sz="4" w:space="0" w:color="CBD5E1"/>
             </w:tcBorders>
           </w:tcPr>
           <w:p>
@@ -4642,9 +3963,9 @@
             </w:pPr>
             <w:r>
               <w:rPr>
-                <w:rFonts w:ascii="Segoe UI" w:hAnsi="Segoe UI"/>
-                <w:color w:val="1E293B"/>
-                <w:sz w:val="17"/>
+                <w:rFonts w:ascii="Times New Roman" w:hAnsi="Times New Roman"/>
+                <w:color w:val="000000"/>
+                <w:sz w:val="16"/>
               </w:rPr>
               <w:t>/api/analytics/competitors/</w:t>
             </w:r>
@@ -4655,16 +3976,16 @@
             <w:tcW w:type="dxa" w:w="1872"/>
             <w:shd w:fill="F8FAFC"/>
             <w:tcMar>
-              <w:top w:w="80" w:type="dxa"/>
-              <w:bottom w:w="80" w:type="dxa"/>
-              <w:left w:w="120" w:type="dxa"/>
-              <w:right w:w="120" w:type="dxa"/>
+              <w:top w:w="60" w:type="dxa"/>
+              <w:bottom w:w="60" w:type="dxa"/>
+              <w:left w:w="100" w:type="dxa"/>
+              <w:right w:w="100" w:type="dxa"/>
             </w:tcMar>
             <w:tcBorders>
               <w:top w:val="single" w:sz="4" w:space="0" w:color="E2E8F0"/>
-              <w:left w:val="single" w:sz="4" w:space="0" w:color="E2E8F0"/>
-              <w:bottom w:val="single" w:sz="4" w:space="0" w:color="E2E8F0"/>
-              <w:right w:val="single" w:sz="4" w:space="0" w:color="E2E8F0"/>
+              <w:left w:val="single" w:sz="4" w:space="0" w:color="CBD5E1"/>
+              <w:bottom w:val="single" w:sz="6" w:space="0" w:color="000000"/>
+              <w:right w:val="single" w:sz="4" w:space="0" w:color="CBD5E1"/>
             </w:tcBorders>
           </w:tcPr>
           <w:p>
@@ -4673,9 +3994,9 @@
             </w:pPr>
             <w:r>
               <w:rPr>
-                <w:rFonts w:ascii="Segoe UI" w:hAnsi="Segoe UI"/>
-                <w:color w:val="1E293B"/>
-                <w:sz w:val="17"/>
+                <w:rFonts w:ascii="Times New Roman" w:hAnsi="Times New Roman"/>
+                <w:color w:val="000000"/>
+                <w:sz w:val="16"/>
               </w:rPr>
               <w:t>Token / Session</w:t>
             </w:r>
@@ -4686,16 +4007,16 @@
             <w:tcW w:type="dxa" w:w="2880"/>
             <w:shd w:fill="F8FAFC"/>
             <w:tcMar>
-              <w:top w:w="80" w:type="dxa"/>
-              <w:bottom w:w="80" w:type="dxa"/>
-              <w:left w:w="120" w:type="dxa"/>
-              <w:right w:w="120" w:type="dxa"/>
+              <w:top w:w="60" w:type="dxa"/>
+              <w:bottom w:w="60" w:type="dxa"/>
+              <w:left w:w="100" w:type="dxa"/>
+              <w:right w:w="100" w:type="dxa"/>
             </w:tcMar>
             <w:tcBorders>
               <w:top w:val="single" w:sz="4" w:space="0" w:color="E2E8F0"/>
-              <w:left w:val="single" w:sz="4" w:space="0" w:color="E2E8F0"/>
-              <w:bottom w:val="single" w:sz="4" w:space="0" w:color="E2E8F0"/>
-              <w:right w:val="single" w:sz="4" w:space="0" w:color="E2E8F0"/>
+              <w:left w:val="single" w:sz="4" w:space="0" w:color="CBD5E1"/>
+              <w:bottom w:val="single" w:sz="6" w:space="0" w:color="000000"/>
+              <w:right w:val="single" w:sz="4" w:space="0" w:color="CBD5E1"/>
             </w:tcBorders>
           </w:tcPr>
           <w:p>
@@ -4704,9 +4025,9 @@
             </w:pPr>
             <w:r>
               <w:rPr>
-                <w:rFonts w:ascii="Segoe UI" w:hAnsi="Segoe UI"/>
-                <w:color w:val="1E293B"/>
-                <w:sz w:val="17"/>
+                <w:rFonts w:ascii="Times New Roman" w:hAnsi="Times New Roman"/>
+                <w:color w:val="000000"/>
+                <w:sz w:val="16"/>
               </w:rPr>
               <w:t>Returns real-time competitive performance benchmarking data.</w:t>
             </w:r>
@@ -4722,58 +4043,110 @@
     <w:p>
       <w:pPr>
         <w:keepNext/>
-        <w:spacing w:before="320" w:after="120"/>
+        <w:spacing w:before="360" w:after="160"/>
       </w:pPr>
       <w:r>
         <w:rPr>
-          <w:rFonts w:ascii="Segoe UI" w:hAnsi="Segoe UI"/>
+          <w:rFonts w:ascii="Arial" w:hAnsi="Arial"/>
           <w:b/>
-          <w:color w:val="1E3A8A"/>
-          <w:sz w:val="28"/>
+          <w:color w:val="000000"/>
+          <w:sz w:val="36"/>
         </w:rPr>
-        <w:t>7. Authentication &amp; Access Control</w:t>
+        <w:t>AUTHENTICATION</w:t>
       </w:r>
     </w:p>
     <w:p>
       <w:pPr>
-        <w:spacing w:after="100" w:line="276" w:lineRule="auto"/>
+        <w:spacing w:after="120" w:line="276" w:lineRule="auto"/>
       </w:pPr>
       <w:r>
         <w:rPr>
-          <w:rFonts w:ascii="Segoe UI" w:hAnsi="Segoe UI"/>
-          <w:color w:val="334155"/>
-          <w:sz w:val="19"/>
+          <w:rFonts w:ascii="Times New Roman" w:hAnsi="Times New Roman"/>
+          <w:color w:val="000000"/>
+          <w:sz w:val="26"/>
         </w:rPr>
         <w:t>CreatorOps implements enterprise-grade authentication and authorization mechanisms:</w:t>
-        <w:br/>
-        <w:t>• Credential Security: Passwords hashed using Django's default PBKDF2 algorithm with SHA-256 and salt stretch iterations.</w:t>
-        <w:br/>
-        <w:t>• Session &amp; Token Hybrid: Web dashboard uses secure HTTP-only session cookies with CSRF validation; external integrations utilize Bearer tokens.</w:t>
-        <w:br/>
-        <w:t>• Role-Based Access Control (RBAC): Enforced at the controller and view level using the custom `@require_workspace_role` decorator:</w:t>
-        <w:br/>
-        <w:t xml:space="preserve">  - Admin: Complete control over workspace settings, billing, and team roster.</w:t>
-        <w:br/>
-        <w:t xml:space="preserve">  - Manager: Can create campaigns, review creator scripts, approve content, and execute Direct Social Publishing.</w:t>
-        <w:br/>
-        <w:t xml:space="preserve">  - Creator: Can draft content items, edit scripts, view automated quality checks, and submit for review.</w:t>
-        <w:br/>
-        <w:t xml:space="preserve">  - Client: Read-only access to assigned campaigns and approval authority for final client sign-off.</w:t>
+      </w:r>
+    </w:p>
+    <w:p>
+      <w:pPr>
+        <w:spacing w:after="120" w:line="276" w:lineRule="auto"/>
+      </w:pPr>
+      <w:r>
+        <w:rPr>
+          <w:rFonts w:ascii="Times New Roman" w:hAnsi="Times New Roman"/>
+          <w:b/>
+          <w:color w:val="000000"/>
+          <w:sz w:val="26"/>
+        </w:rPr>
+        <w:t xml:space="preserve">Credential Security: </w:t>
+      </w:r>
+      <w:r>
+        <w:rPr>
+          <w:rFonts w:ascii="Times New Roman" w:hAnsi="Times New Roman"/>
+          <w:color w:val="000000"/>
+          <w:sz w:val="26"/>
+        </w:rPr>
+        <w:t>Passwords hashed using Django's default PBKDF2 algorithm with SHA-256 and salt stretch iterations (390,000 iterations).</w:t>
+      </w:r>
+    </w:p>
+    <w:p>
+      <w:pPr>
+        <w:spacing w:after="120" w:line="276" w:lineRule="auto"/>
+      </w:pPr>
+      <w:r>
+        <w:rPr>
+          <w:rFonts w:ascii="Times New Roman" w:hAnsi="Times New Roman"/>
+          <w:b/>
+          <w:color w:val="000000"/>
+          <w:sz w:val="26"/>
+        </w:rPr>
+        <w:t xml:space="preserve">Session &amp; Token Hybrid: </w:t>
+      </w:r>
+      <w:r>
+        <w:rPr>
+          <w:rFonts w:ascii="Times New Roman" w:hAnsi="Times New Roman"/>
+          <w:color w:val="000000"/>
+          <w:sz w:val="26"/>
+        </w:rPr>
+        <w:t>Web dashboard uses secure HTTP-only session cookies with CSRF validation; external integrations utilize Bearer tokens.</w:t>
+      </w:r>
+    </w:p>
+    <w:p>
+      <w:pPr>
+        <w:spacing w:after="120" w:line="276" w:lineRule="auto"/>
+      </w:pPr>
+      <w:r>
+        <w:rPr>
+          <w:rFonts w:ascii="Times New Roman" w:hAnsi="Times New Roman"/>
+          <w:b/>
+          <w:color w:val="000000"/>
+          <w:sz w:val="26"/>
+        </w:rPr>
+        <w:t xml:space="preserve">Role-Based Access Control (RBAC): </w:t>
+      </w:r>
+      <w:r>
+        <w:rPr>
+          <w:rFonts w:ascii="Times New Roman" w:hAnsi="Times New Roman"/>
+          <w:color w:val="000000"/>
+          <w:sz w:val="26"/>
+        </w:rPr>
+        <w:t>Enforced at the controller and view level using the custom @require_workspace_role decorator across Admin, Manager, Creator, and Client.</w:t>
       </w:r>
     </w:p>
     <w:p>
       <w:pPr>
         <w:keepNext/>
-        <w:spacing w:before="320" w:after="120"/>
+        <w:spacing w:before="360" w:after="160"/>
       </w:pPr>
       <w:r>
         <w:rPr>
-          <w:rFonts w:ascii="Segoe UI" w:hAnsi="Segoe UI"/>
+          <w:rFonts w:ascii="Arial" w:hAnsi="Arial"/>
           <w:b/>
-          <w:color w:val="1E3A8A"/>
-          <w:sz w:val="28"/>
+          <w:color w:val="000000"/>
+          <w:sz w:val="36"/>
         </w:rPr>
-        <w:t>8. Core Modules Implementation</w:t>
+        <w:t>CORE MODULES</w:t>
       </w:r>
     </w:p>
     <w:p>
@@ -4783,23 +4156,23 @@
       </w:pPr>
       <w:r>
         <w:rPr>
-          <w:rFonts w:ascii="Segoe UI" w:hAnsi="Segoe UI"/>
+          <w:rFonts w:ascii="Times New Roman" w:hAnsi="Times New Roman"/>
           <w:b/>
-          <w:color w:val="334155"/>
-          <w:sz w:val="23"/>
+          <w:color w:val="000000"/>
+          <w:sz w:val="26"/>
         </w:rPr>
-        <w:t>8.1 7-Stage Content Lifecycle State Machine</w:t>
+        <w:t>7-Stage Content Lifecycle State Machine</w:t>
       </w:r>
     </w:p>
     <w:p>
       <w:pPr>
-        <w:spacing w:after="100" w:line="276" w:lineRule="auto"/>
+        <w:spacing w:after="120" w:line="276" w:lineRule="auto"/>
       </w:pPr>
       <w:r>
         <w:rPr>
-          <w:rFonts w:ascii="Segoe UI" w:hAnsi="Segoe UI"/>
-          <w:color w:val="334155"/>
-          <w:sz w:val="19"/>
+          <w:rFonts w:ascii="Times New Roman" w:hAnsi="Times New Roman"/>
+          <w:color w:val="000000"/>
+          <w:sz w:val="26"/>
         </w:rPr>
         <w:t>Content transitions programmatically through 7 distinct states: Draft -&gt; In Review -&gt; Changes Requested -&gt; Approved -&gt; Client Review -&gt; Ready to Publish -&gt; Published. Invalid transitions are rejected at the ORM layer.</w:t>
       </w:r>
@@ -4811,23 +4184,23 @@
       </w:pPr>
       <w:r>
         <w:rPr>
-          <w:rFonts w:ascii="Segoe UI" w:hAnsi="Segoe UI"/>
+          <w:rFonts w:ascii="Times New Roman" w:hAnsi="Times New Roman"/>
           <w:b/>
-          <w:color w:val="334155"/>
-          <w:sz w:val="23"/>
+          <w:color w:val="000000"/>
+          <w:sz w:val="26"/>
         </w:rPr>
-        <w:t>8.2 Automated Script Review &amp; Compliance Engine</w:t>
+        <w:t>Automated Script Review &amp; Compliance Engine</w:t>
       </w:r>
     </w:p>
     <w:p>
       <w:pPr>
-        <w:spacing w:after="100" w:line="276" w:lineRule="auto"/>
+        <w:spacing w:after="120" w:line="276" w:lineRule="auto"/>
       </w:pPr>
       <w:r>
         <w:rPr>
-          <w:rFonts w:ascii="Segoe UI" w:hAnsi="Segoe UI"/>
-          <w:color w:val="334155"/>
-          <w:sz w:val="19"/>
+          <w:rFonts w:ascii="Times New Roman" w:hAnsi="Times New Roman"/>
+          <w:color w:val="000000"/>
+          <w:sz w:val="26"/>
         </w:rPr>
         <w:t>The script analyzer performs real-time heuristics:</w:t>
         <w:br/>
@@ -4835,7 +4208,7 @@
         <w:br/>
         <w:t>• Hook quality check (verifies question or urgency in the first 20 words).</w:t>
         <w:br/>
-        <w:t>• Brand safety filter: Flags banned competitor names, unverified medical claims, or missing sponsorship disclosures.</w:t>
+        <w:t>• Brand safety filter: Flags banned competitor names, unverified claims, or missing disclosures.</w:t>
       </w:r>
     </w:p>
     <w:p>
@@ -4845,25 +4218,25 @@
       </w:pPr>
       <w:r>
         <w:rPr>
-          <w:rFonts w:ascii="Segoe UI" w:hAnsi="Segoe UI"/>
+          <w:rFonts w:ascii="Times New Roman" w:hAnsi="Times New Roman"/>
           <w:b/>
-          <w:color w:val="334155"/>
-          <w:sz w:val="23"/>
+          <w:color w:val="000000"/>
+          <w:sz w:val="26"/>
         </w:rPr>
-        <w:t>8.3 Direct Social Publishing Service (Meta, YouTube, TikTok)</w:t>
+        <w:t>Direct Social Publishing Service (Meta, YouTube, TikTok)</w:t>
       </w:r>
     </w:p>
     <w:p>
       <w:pPr>
-        <w:spacing w:after="100" w:line="276" w:lineRule="auto"/>
+        <w:spacing w:after="120" w:line="276" w:lineRule="auto"/>
       </w:pPr>
       <w:r>
         <w:rPr>
-          <w:rFonts w:ascii="Segoe UI" w:hAnsi="Segoe UI"/>
-          <w:color w:val="334155"/>
-          <w:sz w:val="19"/>
+          <w:rFonts w:ascii="Times New Roman" w:hAnsi="Times New Roman"/>
+          <w:color w:val="000000"/>
+          <w:sz w:val="26"/>
         </w:rPr>
-        <w:t>The newly integrated `content.publishing_service.SocialPublishingService` provides native direct social publishing:</w:t>
+        <w:t>The newly integrated content.publishing_service.SocialPublishingService provides native direct social publishing:</w:t>
         <w:br/>
         <w:t>• Meta Graph API v19.0: Creates Instagram media containers, validates media status, and issues the publish call.</w:t>
         <w:br/>
@@ -4871,33 +4244,33 @@
         <w:br/>
         <w:t>• TikTok Content Posting API v2: Initializes direct video posting and polls upload status.</w:t>
         <w:br/>
-        <w:t>• Audit Trail: Every publication logs a permanent `SocialPublishLog` record with remote post ID and live permalink.</w:t>
+        <w:t>• Audit Trail: Every publication logs a permanent SocialPublishLog record with remote post ID and live permalink.</w:t>
       </w:r>
     </w:p>
     <w:p>
       <w:pPr>
         <w:keepNext/>
-        <w:spacing w:before="320" w:after="120"/>
+        <w:spacing w:before="360" w:after="160"/>
       </w:pPr>
       <w:r>
         <w:rPr>
-          <w:rFonts w:ascii="Segoe UI" w:hAnsi="Segoe UI"/>
+          <w:rFonts w:ascii="Arial" w:hAnsi="Arial"/>
           <w:b/>
-          <w:color w:val="1E3A8A"/>
-          <w:sz w:val="28"/>
+          <w:color w:val="000000"/>
+          <w:sz w:val="36"/>
         </w:rPr>
-        <w:t>9. GitHub Repository</w:t>
+        <w:t>GITHUB REPOSITORY</w:t>
       </w:r>
     </w:p>
     <w:p>
       <w:pPr>
-        <w:spacing w:after="100" w:line="276" w:lineRule="auto"/>
+        <w:spacing w:after="120" w:line="276" w:lineRule="auto"/>
       </w:pPr>
       <w:r>
         <w:rPr>
-          <w:rFonts w:ascii="Segoe UI" w:hAnsi="Segoe UI"/>
-          <w:color w:val="334155"/>
-          <w:sz w:val="19"/>
+          <w:rFonts w:ascii="Times New Roman" w:hAnsi="Times New Roman"/>
+          <w:color w:val="000000"/>
+          <w:sz w:val="26"/>
         </w:rPr>
         <w:t>The project source code is publicly accessible and maintained with structured git practices:</w:t>
         <w:br/>
@@ -4905,7 +4278,7 @@
         <w:br/>
         <w:t>• Primary Branch: main (production continuous deployment)</w:t>
         <w:br/>
-        <w:t>• Commit History: 20+ feature commits following Conventional Commits format (`feat:`, `fix:`, `refactor:`, `docs:`).</w:t>
+        <w:t>• Commit History: 20+ feature commits following Conventional Commits format (feat:, fix:, refactor:, docs:).</w:t>
         <w:br/>
         <w:t>• Test Suite: 10 automated unit tests covering models, state machines, RBAC, and Direct Social Publishing (100% pass rate).</w:t>
       </w:r>
@@ -4913,46 +4286,112 @@
     <w:p>
       <w:pPr>
         <w:keepNext/>
-        <w:spacing w:before="320" w:after="120"/>
+        <w:spacing w:before="360" w:after="160"/>
       </w:pPr>
       <w:r>
         <w:rPr>
-          <w:rFonts w:ascii="Segoe UI" w:hAnsi="Segoe UI"/>
+          <w:rFonts w:ascii="Arial" w:hAnsi="Arial"/>
           <w:b/>
-          <w:color w:val="1E3A8A"/>
-          <w:sz w:val="28"/>
+          <w:color w:val="000000"/>
+          <w:sz w:val="36"/>
         </w:rPr>
-        <w:t>10. Initial Cloud Deployment</w:t>
+        <w:t>INITIAL CLOUD DEPLOYMENT</w:t>
       </w:r>
     </w:p>
     <w:p>
       <w:pPr>
-        <w:spacing w:after="100" w:line="276" w:lineRule="auto"/>
+        <w:spacing w:after="120" w:line="276" w:lineRule="auto"/>
       </w:pPr>
       <w:r>
         <w:rPr>
-          <w:rFonts w:ascii="Segoe UI" w:hAnsi="Segoe UI"/>
-          <w:color w:val="334155"/>
-          <w:sz w:val="19"/>
+          <w:rFonts w:ascii="Times New Roman" w:hAnsi="Times New Roman"/>
+          <w:color w:val="000000"/>
+          <w:sz w:val="26"/>
         </w:rPr>
-        <w:t>The platform is fully deployed and accessible live:</w:t>
+        <w:t>The application is deployed on Vercel:</w:t>
         <w:br/>
-        <w:t>• Live Production URL: https://creatorops-rho.vercel.app</w:t>
+        <w:t>• Production URL: https://creatorops-rho.vercel.app</w:t>
         <w:br/>
-        <w:t>• Edge Runtime: Vercel Serverless Functions running Python 3.12 with automatic SSL/TLS termination.</w:t>
+        <w:t>• Repository Integration: Deploys automatically on git push to main branch.</w:t>
+        <w:br/>
+        <w:t>• SSL: Managed wildcard TLS certificate via Vercel Edge.</w:t>
         <w:br/>
         <w:t>• Static Delivery: WhiteNoise 6.9 serving compressed static assets with cache headers.</w:t>
         <w:br/>
-        <w:t>• Environment Security: Secrets (`SECRET_KEY`, `DATABASE_URL`) isolated within Vercel environment variable vaults.</w:t>
-        <w:br/>
-        <w:t>• Verified Routes: Dashboard (`/dashboard/`), Campaigns (`/campaigns/`), Content Detail &amp; Direct Publishing Studio (`/content/1/`), and Live Deliverable Reports (`/reports/review1/`, `/reports/review2/`, `/reports/review3/`).</w:t>
+        <w:t>• Verified Routes: Dashboard (/dashboard/), Campaigns (/campaigns/), Content Detail &amp; Direct Publishing Studio (/content/1/), and Deliverable Reports (/reports/review1/, /reports/review2/, /reports/review3/).</w:t>
+      </w:r>
+    </w:p>
+    <w:p>
+      <w:pPr>
+        <w:keepNext/>
+        <w:spacing w:before="360" w:after="160"/>
+      </w:pPr>
+      <w:r>
+        <w:rPr>
+          <w:rFonts w:ascii="Arial" w:hAnsi="Arial"/>
+          <w:b/>
+          <w:color w:val="000000"/>
+          <w:sz w:val="36"/>
+        </w:rPr>
+        <w:t>REFERENCES</w:t>
+      </w:r>
+    </w:p>
+    <w:p>
+      <w:pPr>
+        <w:spacing w:after="120" w:line="276" w:lineRule="auto"/>
+      </w:pPr>
+      <w:r>
+        <w:rPr>
+          <w:rFonts w:ascii="Times New Roman" w:hAnsi="Times New Roman"/>
+          <w:color w:val="000000"/>
+          <w:sz w:val="26"/>
+        </w:rPr>
+        <w:t>1. Django Software Foundation. Django Documentation (v6.1 LTS). https://docs.djangoproject.com/</w:t>
+      </w:r>
+    </w:p>
+    <w:p>
+      <w:pPr>
+        <w:spacing w:after="120" w:line="276" w:lineRule="auto"/>
+      </w:pPr>
+      <w:r>
+        <w:rPr>
+          <w:rFonts w:ascii="Times New Roman" w:hAnsi="Times New Roman"/>
+          <w:color w:val="000000"/>
+          <w:sz w:val="26"/>
+        </w:rPr>
+        <w:t>2. Django REST Framework. DRF Web APIs Documentation. https://www.django-rest-framework.org/</w:t>
+      </w:r>
+    </w:p>
+    <w:p>
+      <w:pPr>
+        <w:spacing w:after="120" w:line="276" w:lineRule="auto"/>
+      </w:pPr>
+      <w:r>
+        <w:rPr>
+          <w:rFonts w:ascii="Times New Roman" w:hAnsi="Times New Roman"/>
+          <w:color w:val="000000"/>
+          <w:sz w:val="26"/>
+        </w:rPr>
+        <w:t>3. Vercel Inc. Serverless Functions and Edge Network Architecture. https://vercel.com/docs</w:t>
+      </w:r>
+    </w:p>
+    <w:p>
+      <w:pPr>
+        <w:spacing w:after="120" w:line="276" w:lineRule="auto"/>
+      </w:pPr>
+      <w:r>
+        <w:rPr>
+          <w:rFonts w:ascii="Times New Roman" w:hAnsi="Times New Roman"/>
+          <w:color w:val="000000"/>
+          <w:sz w:val="26"/>
+        </w:rPr>
+        <w:t>4. WhiteNoise Documentation. https://whitenoise.readthedocs.io/</w:t>
       </w:r>
     </w:p>
     <w:sectPr>
-      <w:headerReference w:type="default" r:id="rId9"/>
-      <w:footerReference w:type="default" r:id="rId10"/>
-      <w:pgSz w:w="12240" w:h="15840"/>
-      <w:pgMar w:top="1440" w:right="1440" w:bottom="1440" w:left="1440" w:header="720" w:footer="720" w:gutter="0"/>
+      <w:footerReference w:type="default" r:id="rId9"/>
+      <w:pgSz w:w="11909" w:h="16834"/>
+      <w:pgMar w:top="1008" w:right="936" w:bottom="1008" w:left="936" w:header="720" w:footer="720" w:gutter="0"/>
       <w:cols w:space="720"/>
       <w:docGrid w:linePitch="360"/>
     </w:sectPr>
@@ -4965,27 +4404,10 @@
   <w:p>
     <w:pPr>
       <w:pStyle w:val="Footer"/>
-      <w:jc w:val="center"/>
+      <w:jc w:val="right"/>
     </w:pPr>
-    <w:r>
-      <w:t>Candidate: Kathyayani T T | Project 12: CreatorOps | VIT Chennai</w:t>
-    </w:r>
   </w:p>
 </w:ftr>
-</file>
-
-<file path=word/header1.xml><?xml version="1.0" encoding="utf-8"?>
-<w:hdr xmlns:m="http://schemas.openxmlformats.org/officeDocument/2006/math" xmlns:mc="http://schemas.openxmlformats.org/markup-compatibility/2006" xmlns:mo="http://schemas.microsoft.com/office/mac/office/2008/main" xmlns:mv="urn:schemas-microsoft-com:mac:vml" xmlns:o="urn:schemas-microsoft-com:office:office" xmlns:r="http://schemas.openxmlformats.org/officeDocument/2006/relationships" xmlns:v="urn:schemas-microsoft-com:vml" xmlns:w10="urn:schemas-microsoft-com:office:word" xmlns:w14="http://schemas.microsoft.com/office/word/2010/wordml" xmlns:w="http://schemas.openxmlformats.org/wordprocessingml/2006/main" xmlns:wne="http://schemas.microsoft.com/office/word/2006/wordml" xmlns:wp14="http://schemas.microsoft.com/office/word/2010/wordprocessingDrawing" xmlns:wp="http://schemas.openxmlformats.org/drawingml/2006/wordprocessingDrawing" xmlns:wpc="http://schemas.microsoft.com/office/word/2010/wordprocessingCanvas" xmlns:wpg="http://schemas.microsoft.com/office/word/2010/wordprocessingGroup" xmlns:wpi="http://schemas.microsoft.com/office/word/2010/wordprocessingInk" xmlns:wps="http://schemas.microsoft.com/office/word/2010/wordprocessingShape" mc:Ignorable="w14 wp14">
-  <w:p>
-    <w:pPr>
-      <w:pStyle w:val="Header"/>
-      <w:jc w:val="right"/>
-    </w:pPr>
-    <w:r>
-      <w:t>BCSE408L: Cloud Computing | CreatorOps SaaS | Review 2 Deliverables</w:t>
-    </w:r>
-  </w:p>
-</w:hdr>
 </file>
 
 <file path=word/numbering.xml><?xml version="1.0" encoding="utf-8"?>
@@ -5366,11 +4788,6 @@
       </w:tabs>
       <w:spacing w:after="0" w:line="240" w:lineRule="auto"/>
     </w:pPr>
-    <w:rPr>
-      <w:rFonts w:ascii="Segoe UI" w:hAnsi="Segoe UI"/>
-      <w:color w:val="64748B"/>
-      <w:sz w:val="17"/>
-    </w:rPr>
   </w:style>
   <w:style w:type="character" w:customStyle="1" w:styleId="HeaderChar">
     <w:name w:val="Header Char"/>
@@ -5393,11 +4810,6 @@
       </w:tabs>
       <w:spacing w:after="0" w:line="240" w:lineRule="auto"/>
     </w:pPr>
-    <w:rPr>
-      <w:rFonts w:ascii="Segoe UI" w:hAnsi="Segoe UI"/>
-      <w:color w:val="94A3B8"/>
-      <w:sz w:val="17"/>
-    </w:rPr>
   </w:style>
   <w:style w:type="character" w:customStyle="1" w:styleId="FooterChar">
     <w:name w:val="Footer Char"/>
